--- a/seminar/רשימת_מקורות_מסכים_שינה_פעילות_לקויות_למידה.docx
+++ b/seminar/רשימת_מקורות_מסכים_שינה_פעילות_לקויות_למידה.docx
@@ -35,7 +35,7 @@
           <w:szCs w:val="20"/>
           <w:rtl/>
         </w:rPr>
-        <w:t xml:space="preserve">סה"כ 29 מקורות בשימוש בעבודה: 22 באנגלית ו-7 בעברית (הדרישה: לפחות 15, מהם לפחות 5 באנגלית). 24 מתוכם משנת 2020 ואילך. רוב המאמרים באנגלית בגישה פתוחה מלאה (PMC / MDPI / BMC / Frontiers). עמודת "סטטוס" מסמנת מה נדרש עוד לאמת מול המאמר המלא. תאריך הכנת הרשימה: ספטמבר 2026.</w:t>
+        <w:t xml:space="preserve">בעבודה משמשים 22 מקורות: 7 מאמרים שפיטים באנגלית (כולם בגישה פתוחה מלאה, 2020 ואילך) ו-15 מקורות בעברית, מהם 10 מכתבי עת שפיטים או ניירות עמדה מקצועיים בגישה מלאה, ו-5 מקורות רשמיים (כנסת, משרד הבריאות, משרד החינוך, איגוד האינטרנט) ומאמר מקצועי אחד. עמודת "סטטוס" מסמנת מה נדרש עוד לאמת מול המאמר המלא. תאריך הכנת הרשימה: ספטמבר 2026.</w:t>
       </w:r>
     </w:p>
     <w:p>
@@ -53,7 +53,7 @@
           <w:szCs w:val="24"/>
           <w:rtl/>
         </w:rPr>
-        <w:t xml:space="preserve">מקורות באנגלית</w:t>
+        <w:t xml:space="preserve">מאמרים באנגלית (7)</w:t>
       </w:r>
     </w:p>
     <w:tbl>
@@ -422,7 +422,7 @@
                 <w:szCs w:val="18"/>
                 <w:rtl/>
               </w:rPr>
-              <w:t xml:space="preserve">מבוא, 1.5, השערות, שיטה (כלים)</w:t>
+              <w:t xml:space="preserve">מבוא, 1.2, 1.3, 1.5, השערות, שיטה (כלים)</w:t>
             </w:r>
           </w:p>
         </w:tc>
@@ -493,7 +493,7 @@
                 <w:szCs w:val="18"/>
                 <w:rtl w:val="false"/>
               </w:rPr>
-              <w:t xml:space="preserve">Saccani, M. S., Ursumando, L., Di Vara, S., Lazzaro, G., Varuzza, C., Vicari, S., &amp; Menghini, D. (2022). Sleep disturbances in children with attentional deficit hyperactivity disorder and specific learning disorders. IJERPH, 19(11), 6411.</w:t>
+              <w:t xml:space="preserve">Chen, S., Liang, K., López-Gil, J. F., Drenowatz, C., &amp; Tremblay, M. S. (2024). Association between meeting 24-h movement guidelines and academic performance in a sample of 67,281 Chinese children and adolescents. European Journal of Sport Science, 24(4), 487-498.</w:t>
             </w:r>
           </w:p>
         </w:tc>
@@ -516,7 +516,7 @@
                 <w:szCs w:val="18"/>
                 <w:rtl/>
               </w:rPr>
-              <w:t xml:space="preserve">מחקר השוואתי, 74 ADHD / 78 SLD / 76 משולב, איטליה</w:t>
+              <w:t xml:space="preserve">מחקר חתך, 67,281 תלמידים, סין</w:t>
             </w:r>
           </w:p>
         </w:tc>
@@ -539,7 +539,7 @@
                 <w:szCs w:val="18"/>
                 <w:rtl/>
               </w:rPr>
-              <w:t xml:space="preserve">גישה פתוחה (MDPI, CC BY)</w:t>
+              <w:t xml:space="preserve">גישה פתוחה (Wiley)</w:t>
             </w:r>
           </w:p>
           <w:p>
@@ -557,7 +557,7 @@
                 <w:szCs w:val="18"/>
                 <w:rtl w:val="false"/>
               </w:rPr>
-              <w:t xml:space="preserve">https://doi.org/10.3390/ijerph19116411</w:t>
+              <w:t xml:space="preserve">https://doi.org/10.1002/ejsc.12034</w:t>
             </w:r>
           </w:p>
           <w:p>
@@ -575,7 +575,7 @@
                 <w:szCs w:val="18"/>
                 <w:rtl w:val="false"/>
               </w:rPr>
-              <w:t xml:space="preserve">PMC9180075</w:t>
+              <w:t xml:space="preserve">PMC11235752</w:t>
             </w:r>
           </w:p>
         </w:tc>
@@ -598,7 +598,7 @@
                 <w:szCs w:val="18"/>
                 <w:rtl/>
               </w:rPr>
-              <w:t xml:space="preserve">הקבוצה עם תחלואה כפולה הראתה הפרעות שינה רבות יותר, בעיקר קשיי הירדמות ושמירת רצף שינה.</w:t>
+              <w:t xml:space="preserve">עמידה בשלוש ההמלצות: OR 1.56 סינית, 1.51 מתמטיקה, 1.73 אנגלית. המלצת המסכים העקבית ביותר.</w:t>
             </w:r>
           </w:p>
         </w:tc>
@@ -621,7 +621,7 @@
                 <w:szCs w:val="18"/>
                 <w:rtl/>
               </w:rPr>
-              <w:t xml:space="preserve">1.1, 1.3, השערה 5, שיטה (אוכלוסייה)</w:t>
+              <w:t xml:space="preserve">1.5, 1.6, השערה 3</w:t>
             </w:r>
           </w:p>
         </w:tc>
@@ -692,7 +692,7 @@
                 <w:szCs w:val="18"/>
                 <w:rtl w:val="false"/>
               </w:rPr>
-              <w:t xml:space="preserve">Jeffcock, K., &amp; Dimitriou, D. (2025). A community study on sleep characteristics and anxiety symptoms in children with dyslexia. Brain Sciences, 15(7), 711.</w:t>
+              <w:t xml:space="preserve">Saccani, M. S., Ursumando, L., Di Vara, S., Lazzaro, G., Varuzza, C., Vicari, S., &amp; Menghini, D. (2022). Sleep disturbances in children with attentional deficit hyperactivity disorder and specific learning disorders. IJERPH, 19(11), 6411.</w:t>
             </w:r>
           </w:p>
         </w:tc>
@@ -715,7 +715,7 @@
                 <w:szCs w:val="18"/>
                 <w:rtl/>
               </w:rPr>
-              <w:t xml:space="preserve">מחקר קהילתי, הורים ל-160 ילדים 7-13 עם דיסלקציה, בריטניה</w:t>
+              <w:t xml:space="preserve">מחקר השוואתי, 74 ADHD / 78 SLD / 76 משולב, איטליה</w:t>
             </w:r>
           </w:p>
         </w:tc>
@@ -738,7 +738,7 @@
                 <w:szCs w:val="18"/>
                 <w:rtl/>
               </w:rPr>
-              <w:t xml:space="preserve">גישה פתוחה (MDPI)</w:t>
+              <w:t xml:space="preserve">גישה פתוחה (MDPI, CC BY)</w:t>
             </w:r>
           </w:p>
           <w:p>
@@ -756,7 +756,7 @@
                 <w:szCs w:val="18"/>
                 <w:rtl w:val="false"/>
               </w:rPr>
-              <w:t xml:space="preserve">https://doi.org/10.3390/brainsci15070711</w:t>
+              <w:t xml:space="preserve">https://doi.org/10.3390/ijerph19116411</w:t>
             </w:r>
           </w:p>
           <w:p>
@@ -774,7 +774,7 @@
                 <w:szCs w:val="18"/>
                 <w:rtl w:val="false"/>
               </w:rPr>
-              <w:t xml:space="preserve">PMC12293275</w:t>
+              <w:t xml:space="preserve">PMC9180075</w:t>
             </w:r>
           </w:p>
         </w:tc>
@@ -797,7 +797,7 @@
                 <w:szCs w:val="18"/>
                 <w:rtl/>
               </w:rPr>
-              <w:t xml:space="preserve">66% ברמה קלינית של הפרעות שינה: עיכוב הירדמות, חרדת שינה, ישנוניות יומית. החרדה לא הסבירה זאת.</w:t>
+              <w:t xml:space="preserve">הקבוצה עם תחלואה כפולה הראתה הפרעות שינה רבות יותר, בעיקר קשיי הירדמות ושמירת רצף שינה.</w:t>
             </w:r>
           </w:p>
         </w:tc>
@@ -820,7 +820,7 @@
                 <w:szCs w:val="18"/>
                 <w:rtl/>
               </w:rPr>
-              <w:t xml:space="preserve">מבוא, 1.3, השערה 5</w:t>
+              <w:t xml:space="preserve">מבוא, 1.1, 1.3, השערה 5, שיטה</w:t>
             </w:r>
           </w:p>
         </w:tc>
@@ -891,7 +891,7 @@
                 <w:szCs w:val="18"/>
                 <w:rtl w:val="false"/>
               </w:rPr>
-              <w:t xml:space="preserve">Kocabas, S., Adak, I., Karakus, O. B., &amp; Toksoy, Z. E. (2025). Learning disability as a determinant of digital behavior in adolescents with ADHD: A cross-sectional study. European Child &amp; Adolescent Psychiatry, 34(12), 3999-4007.</w:t>
+              <w:t xml:space="preserve">Jeffcock, K., &amp; Dimitriou, D. (2025). A community study on sleep characteristics and anxiety symptoms in children with dyslexia. Brain Sciences, 15(7), 711.</w:t>
             </w:r>
           </w:p>
         </w:tc>
@@ -914,7 +914,7 @@
                 <w:szCs w:val="18"/>
                 <w:rtl/>
               </w:rPr>
-              <w:t xml:space="preserve">מחקר חתך, 86 ADHD+LD מול 86 ADHD, גילי 8-17, טורקיה</w:t>
+              <w:t xml:space="preserve">מחקר קהילתי, הורים ל-160 ילדים 7-13 עם דיסלקציה, בריטניה</w:t>
             </w:r>
           </w:p>
         </w:tc>
@@ -937,7 +937,7 @@
                 <w:szCs w:val="18"/>
                 <w:rtl/>
               </w:rPr>
-              <w:t xml:space="preserve">גישה פתוחה</w:t>
+              <w:t xml:space="preserve">גישה פתוחה (MDPI)</w:t>
             </w:r>
           </w:p>
           <w:p>
@@ -955,7 +955,7 @@
                 <w:szCs w:val="18"/>
                 <w:rtl w:val="false"/>
               </w:rPr>
-              <w:t xml:space="preserve">https://doi.org/10.1007/s00787-025-02802-w</w:t>
+              <w:t xml:space="preserve">https://doi.org/10.3390/brainsci15070711</w:t>
             </w:r>
           </w:p>
           <w:p>
@@ -973,7 +973,7 @@
                 <w:szCs w:val="18"/>
                 <w:rtl w:val="false"/>
               </w:rPr>
-              <w:t xml:space="preserve">PMC12743106</w:t>
+              <w:t xml:space="preserve">PMC12293275</w:t>
             </w:r>
           </w:p>
         </w:tc>
@@ -996,7 +996,7 @@
                 <w:szCs w:val="18"/>
                 <w:rtl/>
               </w:rPr>
-              <w:t xml:space="preserve">אין הבדל בכמות זמן המסך; קבוצת לקות הלמידה עסקה במגוון מצומצם יותר של פעילויות מסך.</w:t>
+              <w:t xml:space="preserve">66% ברמה קלינית של הפרעות שינה: עיכוב הירדמות, חרדת שינה, ישנוניות יומית. החרדה לא הסבירה זאת.</w:t>
             </w:r>
           </w:p>
         </w:tc>
@@ -1019,7 +1019,7 @@
                 <w:szCs w:val="18"/>
                 <w:rtl/>
               </w:rPr>
-              <w:t xml:space="preserve">1.2, 1.7 (שאלה פתוחה)</w:t>
+              <w:t xml:space="preserve">מבוא, 1.3, השערה 5, שיטה (סולם ישנוניות)</w:t>
             </w:r>
           </w:p>
         </w:tc>
@@ -1289,7 +1289,7 @@
                 <w:szCs w:val="18"/>
                 <w:rtl w:val="false"/>
               </w:rPr>
-              <w:t xml:space="preserve">Qu, G., Hu, W., Meng, J., Wang, X., Su, W., Liu, H., Ma, S., Sun, C., Huang, C., Lowe, S., &amp; Sun, Y. (2023). Association between screen time and developmental and behavioral problems among children in the United States: Evidence from 2018 to 2020 NSCH. Journal of Psychiatric Research, 161, 140-149.</w:t>
+              <w:t xml:space="preserve">Lund, L., Sølvhøj, I. N., Danielsen, D., &amp; Andersen, S. (2021). Electronic media use and sleep in children and adolescents in western countries: A systematic review. BMC Public Health, 21, 1598.</w:t>
             </w:r>
           </w:p>
         </w:tc>
@@ -1312,7 +1312,7 @@
                 <w:szCs w:val="18"/>
                 <w:rtl/>
               </w:rPr>
-              <w:t xml:space="preserve">ניתוח סקר לאומי NSCH 2018-2020, ארה"ב</w:t>
+              <w:t xml:space="preserve">סקירה שיטתית, גילי 0-15, מדינות מערביות</w:t>
             </w:r>
           </w:p>
         </w:tc>
@@ -1335,7 +1335,43 @@
                 <w:szCs w:val="18"/>
                 <w:rtl/>
               </w:rPr>
-              <w:t xml:space="preserve">לא בגישה פתוחה מלאה (ScienceDirect). תקציר חופשי. לבדוק גישה דרך ספריית המוסד.</w:t>
+              <w:t xml:space="preserve">גישה פתוחה (BMC)</w:t>
+            </w:r>
+          </w:p>
+          <w:p>
+            <w:pPr>
+              <w:bidi w:val="false"/>
+              <w:spacing w:after="40" w:line="240"/>
+              <w:jc w:val="left"/>
+            </w:pPr>
+            <w:r>
+              <w:rPr>
+                <w:rFonts w:ascii="Times New Roman" w:cs="David" w:eastAsia="David" w:hAnsi="Times New Roman"/>
+                <w:b w:val="false"/>
+                <w:bCs w:val="false"/>
+                <w:sz w:val="18"/>
+                <w:szCs w:val="18"/>
+                <w:rtl w:val="false"/>
+              </w:rPr>
+              <w:t xml:space="preserve">https://doi.org/10.1186/s12889-021-11640-9</w:t>
+            </w:r>
+          </w:p>
+          <w:p>
+            <w:pPr>
+              <w:bidi w:val="false"/>
+              <w:spacing w:after="40" w:line="240"/>
+              <w:jc w:val="left"/>
+            </w:pPr>
+            <w:r>
+              <w:rPr>
+                <w:rFonts w:ascii="Times New Roman" w:cs="David" w:eastAsia="David" w:hAnsi="Times New Roman"/>
+                <w:b w:val="false"/>
+                <w:bCs w:val="false"/>
+                <w:sz w:val="18"/>
+                <w:szCs w:val="18"/>
+                <w:rtl w:val="false"/>
+              </w:rPr>
+              <w:t xml:space="preserve">PMC8482627</w:t>
             </w:r>
           </w:p>
         </w:tc>
@@ -1358,7 +1394,7 @@
                 <w:szCs w:val="18"/>
                 <w:rtl/>
               </w:rPr>
-              <w:t xml:space="preserve">זמן מסך מופרז קשור לדיווח על לקות למידה, ADHD, אוטיזם ועיכוב התפתחותי; חזק יותר בבנים ובגיל הגן.</w:t>
+              <w:t xml:space="preserve">שימוש במדיה קשור לשעת שינה מאוחרת, משך שינה קצר ואיכות שינה ירודה.</w:t>
             </w:r>
           </w:p>
         </w:tc>
@@ -1381,7 +1417,7 @@
                 <w:szCs w:val="18"/>
                 <w:rtl/>
               </w:rPr>
-              <w:t xml:space="preserve">מבוא, 1.2</w:t>
+              <w:t xml:space="preserve">1.3, השערה 1</w:t>
             </w:r>
           </w:p>
         </w:tc>
@@ -1404,7 +1440,7 @@
                 <w:szCs w:val="18"/>
                 <w:rtl/>
               </w:rPr>
-              <w:t xml:space="preserve">מאומת (לא OA)</w:t>
+              <w:t xml:space="preserve">מאומת</w:t>
             </w:r>
           </w:p>
         </w:tc>
@@ -1452,7 +1488,7 @@
                 <w:szCs w:val="18"/>
                 <w:rtl w:val="false"/>
               </w:rPr>
-              <w:t xml:space="preserve">Dai, Y., &amp; Ouyang, N. (2026). Excessive screen time is associated with mental health problems in US children and adolescents: Physical activity and sleep as parallel mediators. Humanities and Social Sciences Communications, 13, 256.</w:t>
+              <w:t xml:space="preserve">Kocabas, S., Adak, I., Karakus, O. B., &amp; Toksoy, Z. E. (2025). Learning disability as a determinant of digital behavior in adolescents with ADHD: A cross-sectional study. European Child &amp; Adolescent Psychiatry, 34(12), 3999-4007.</w:t>
             </w:r>
           </w:p>
         </w:tc>
@@ -1475,7 +1511,7 @@
                 <w:szCs w:val="18"/>
                 <w:rtl/>
               </w:rPr>
-              <w:t xml:space="preserve">ניתוח סקר לאומי, 50,231 ילדים 6-17, ארה"ב</w:t>
+              <w:t xml:space="preserve">מחקר חתך, 86 ADHD+LD מול 86 ADHD, גילי 8-17, טורקיה</w:t>
             </w:r>
           </w:p>
         </w:tc>
@@ -1498,7 +1534,7 @@
                 <w:szCs w:val="18"/>
                 <w:rtl/>
               </w:rPr>
-              <w:t xml:space="preserve">גישה פתוחה (Nature portfolio)</w:t>
+              <w:t xml:space="preserve">גישה פתוחה</w:t>
             </w:r>
           </w:p>
           <w:p>
@@ -1516,7 +1552,25 @@
                 <w:szCs w:val="18"/>
                 <w:rtl w:val="false"/>
               </w:rPr>
-              <w:t xml:space="preserve">https://doi.org/10.1057/s41599-026-06609-1</w:t>
+              <w:t xml:space="preserve">https://doi.org/10.1007/s00787-025-02802-w</w:t>
+            </w:r>
+          </w:p>
+          <w:p>
+            <w:pPr>
+              <w:bidi w:val="false"/>
+              <w:spacing w:after="40" w:line="240"/>
+              <w:jc w:val="left"/>
+            </w:pPr>
+            <w:r>
+              <w:rPr>
+                <w:rFonts w:ascii="Times New Roman" w:cs="David" w:eastAsia="David" w:hAnsi="Times New Roman"/>
+                <w:b w:val="false"/>
+                <w:bCs w:val="false"/>
+                <w:sz w:val="18"/>
+                <w:szCs w:val="18"/>
+                <w:rtl w:val="false"/>
+              </w:rPr>
+              <w:t xml:space="preserve">PMC12743106</w:t>
             </w:r>
           </w:p>
         </w:tc>
@@ -1539,7 +1593,7 @@
                 <w:szCs w:val="18"/>
                 <w:rtl/>
               </w:rPr>
-              <w:t xml:space="preserve">4 שעות מסך ומעלה: חרדה aOR 1.45, דיכאון 1.61, ADHD 1.21. פעילות גופנית תיווכה 30.9-38.9%, שעת שינה לא סדירה 18.4-23.9%.</w:t>
+              <w:t xml:space="preserve">אין הבדל בכמות זמן המסך; קבוצת לקות הלמידה עסקה במגוון מצומצם יותר של פעילויות מסך.</w:t>
             </w:r>
           </w:p>
         </w:tc>
@@ -1562,7 +1616,7 @@
                 <w:szCs w:val="18"/>
                 <w:rtl/>
               </w:rPr>
-              <w:t xml:space="preserve">1.2, השערה 2</w:t>
+              <w:t xml:space="preserve">1.2, 1.6 (שאלה פתוחה)</w:t>
             </w:r>
           </w:p>
         </w:tc>
@@ -1586,2811 +1640,6 @@
                 <w:rtl/>
               </w:rPr>
               <w:t xml:space="preserve">מאומת</w:t>
-            </w:r>
-          </w:p>
-        </w:tc>
-      </w:tr>
-      <w:tr>
-        <w:tc>
-          <w:tcPr>
-            <w:tcW w:type="dxa" w:w="400"/>
-          </w:tcPr>
-          <w:p>
-            <w:pPr>
-              <w:bidi/>
-              <w:spacing w:after="40" w:line="240"/>
-              <w:jc w:val="right"/>
-            </w:pPr>
-            <w:r>
-              <w:rPr>
-                <w:rFonts w:ascii="Times New Roman" w:cs="David" w:eastAsia="David" w:hAnsi="Times New Roman"/>
-                <w:b w:val="false"/>
-                <w:bCs w:val="false"/>
-                <w:sz w:val="18"/>
-                <w:szCs w:val="18"/>
-                <w:rtl/>
-              </w:rPr>
-              <w:t xml:space="preserve">8</w:t>
-            </w:r>
-          </w:p>
-        </w:tc>
-        <w:tc>
-          <w:tcPr>
-            <w:tcW w:type="dxa" w:w="3600"/>
-          </w:tcPr>
-          <w:p>
-            <w:pPr>
-              <w:bidi w:val="false"/>
-              <w:spacing w:after="40" w:line="240"/>
-              <w:jc w:val="left"/>
-            </w:pPr>
-            <w:r>
-              <w:rPr>
-                <w:rFonts w:ascii="Times New Roman" w:cs="David" w:eastAsia="David" w:hAnsi="Times New Roman"/>
-                <w:b w:val="false"/>
-                <w:bCs w:val="false"/>
-                <w:sz w:val="18"/>
-                <w:szCs w:val="18"/>
-                <w:rtl w:val="false"/>
-              </w:rPr>
-              <w:t xml:space="preserve">Chen, S., Liang, K., López-Gil, J. F., Drenowatz, C., &amp; Tremblay, M. S. (2024). Association between meeting 24-h movement guidelines and academic performance in a sample of 67,281 Chinese children and adolescents. European Journal of Sport Science, 24(4), 487-498.</w:t>
-            </w:r>
-          </w:p>
-        </w:tc>
-        <w:tc>
-          <w:tcPr>
-            <w:tcW w:type="dxa" w:w="1700"/>
-          </w:tcPr>
-          <w:p>
-            <w:pPr>
-              <w:bidi/>
-              <w:spacing w:after="40" w:line="240"/>
-              <w:jc w:val="right"/>
-            </w:pPr>
-            <w:r>
-              <w:rPr>
-                <w:rFonts w:ascii="Times New Roman" w:cs="David" w:eastAsia="David" w:hAnsi="Times New Roman"/>
-                <w:b w:val="false"/>
-                <w:bCs w:val="false"/>
-                <w:sz w:val="18"/>
-                <w:szCs w:val="18"/>
-                <w:rtl/>
-              </w:rPr>
-              <w:t xml:space="preserve">מחקר חתך, 67,281 תלמידים, סין</w:t>
-            </w:r>
-          </w:p>
-        </w:tc>
-        <w:tc>
-          <w:tcPr>
-            <w:tcW w:type="dxa" w:w="2300"/>
-          </w:tcPr>
-          <w:p>
-            <w:pPr>
-              <w:bidi/>
-              <w:spacing w:after="40" w:line="240"/>
-              <w:jc w:val="right"/>
-            </w:pPr>
-            <w:r>
-              <w:rPr>
-                <w:rFonts w:ascii="Times New Roman" w:cs="David" w:eastAsia="David" w:hAnsi="Times New Roman"/>
-                <w:b w:val="false"/>
-                <w:bCs w:val="false"/>
-                <w:sz w:val="18"/>
-                <w:szCs w:val="18"/>
-                <w:rtl/>
-              </w:rPr>
-              <w:t xml:space="preserve">גישה פתוחה (Wiley)</w:t>
-            </w:r>
-          </w:p>
-          <w:p>
-            <w:pPr>
-              <w:bidi w:val="false"/>
-              <w:spacing w:after="40" w:line="240"/>
-              <w:jc w:val="left"/>
-            </w:pPr>
-            <w:r>
-              <w:rPr>
-                <w:rFonts w:ascii="Times New Roman" w:cs="David" w:eastAsia="David" w:hAnsi="Times New Roman"/>
-                <w:b w:val="false"/>
-                <w:bCs w:val="false"/>
-                <w:sz w:val="18"/>
-                <w:szCs w:val="18"/>
-                <w:rtl w:val="false"/>
-              </w:rPr>
-              <w:t xml:space="preserve">https://doi.org/10.1002/ejsc.12034</w:t>
-            </w:r>
-          </w:p>
-          <w:p>
-            <w:pPr>
-              <w:bidi w:val="false"/>
-              <w:spacing w:after="40" w:line="240"/>
-              <w:jc w:val="left"/>
-            </w:pPr>
-            <w:r>
-              <w:rPr>
-                <w:rFonts w:ascii="Times New Roman" w:cs="David" w:eastAsia="David" w:hAnsi="Times New Roman"/>
-                <w:b w:val="false"/>
-                <w:bCs w:val="false"/>
-                <w:sz w:val="18"/>
-                <w:szCs w:val="18"/>
-                <w:rtl w:val="false"/>
-              </w:rPr>
-              <w:t xml:space="preserve">PMC11235752</w:t>
-            </w:r>
-          </w:p>
-        </w:tc>
-        <w:tc>
-          <w:tcPr>
-            <w:tcW w:type="dxa" w:w="3300"/>
-          </w:tcPr>
-          <w:p>
-            <w:pPr>
-              <w:bidi/>
-              <w:spacing w:after="40" w:line="240"/>
-              <w:jc w:val="right"/>
-            </w:pPr>
-            <w:r>
-              <w:rPr>
-                <w:rFonts w:ascii="Times New Roman" w:cs="David" w:eastAsia="David" w:hAnsi="Times New Roman"/>
-                <w:b w:val="false"/>
-                <w:bCs w:val="false"/>
-                <w:sz w:val="18"/>
-                <w:szCs w:val="18"/>
-                <w:rtl/>
-              </w:rPr>
-              <w:t xml:space="preserve">עמידה בשלוש ההמלצות: OR 1.56 סינית, 1.51 מתמטיקה, 1.73 אנגלית. המלצת המסכים העקבית ביותר.</w:t>
-            </w:r>
-          </w:p>
-        </w:tc>
-        <w:tc>
-          <w:tcPr>
-            <w:tcW w:type="dxa" w:w="1500"/>
-          </w:tcPr>
-          <w:p>
-            <w:pPr>
-              <w:bidi/>
-              <w:spacing w:after="40" w:line="240"/>
-              <w:jc w:val="right"/>
-            </w:pPr>
-            <w:r>
-              <w:rPr>
-                <w:rFonts w:ascii="Times New Roman" w:cs="David" w:eastAsia="David" w:hAnsi="Times New Roman"/>
-                <w:b w:val="false"/>
-                <w:bCs w:val="false"/>
-                <w:sz w:val="18"/>
-                <w:szCs w:val="18"/>
-                <w:rtl/>
-              </w:rPr>
-              <w:t xml:space="preserve">1.5, 1.7, השערה 3</w:t>
-            </w:r>
-          </w:p>
-        </w:tc>
-        <w:tc>
-          <w:tcPr>
-            <w:tcW w:type="dxa" w:w="1200"/>
-          </w:tcPr>
-          <w:p>
-            <w:pPr>
-              <w:bidi/>
-              <w:spacing w:after="40" w:line="240"/>
-              <w:jc w:val="right"/>
-            </w:pPr>
-            <w:r>
-              <w:rPr>
-                <w:rFonts w:ascii="Times New Roman" w:cs="David" w:eastAsia="David" w:hAnsi="Times New Roman"/>
-                <w:b w:val="false"/>
-                <w:bCs w:val="false"/>
-                <w:sz w:val="18"/>
-                <w:szCs w:val="18"/>
-                <w:rtl/>
-              </w:rPr>
-              <w:t xml:space="preserve">מאומת</w:t>
-            </w:r>
-          </w:p>
-        </w:tc>
-      </w:tr>
-      <w:tr>
-        <w:tc>
-          <w:tcPr>
-            <w:tcW w:type="dxa" w:w="400"/>
-          </w:tcPr>
-          <w:p>
-            <w:pPr>
-              <w:bidi/>
-              <w:spacing w:after="40" w:line="240"/>
-              <w:jc w:val="right"/>
-            </w:pPr>
-            <w:r>
-              <w:rPr>
-                <w:rFonts w:ascii="Times New Roman" w:cs="David" w:eastAsia="David" w:hAnsi="Times New Roman"/>
-                <w:b w:val="false"/>
-                <w:bCs w:val="false"/>
-                <w:sz w:val="18"/>
-                <w:szCs w:val="18"/>
-                <w:rtl/>
-              </w:rPr>
-              <w:t xml:space="preserve">9</w:t>
-            </w:r>
-          </w:p>
-        </w:tc>
-        <w:tc>
-          <w:tcPr>
-            <w:tcW w:type="dxa" w:w="3600"/>
-          </w:tcPr>
-          <w:p>
-            <w:pPr>
-              <w:bidi w:val="false"/>
-              <w:spacing w:after="40" w:line="240"/>
-              <w:jc w:val="left"/>
-            </w:pPr>
-            <w:r>
-              <w:rPr>
-                <w:rFonts w:ascii="Times New Roman" w:cs="David" w:eastAsia="David" w:hAnsi="Times New Roman"/>
-                <w:b w:val="false"/>
-                <w:bCs w:val="false"/>
-                <w:sz w:val="18"/>
-                <w:szCs w:val="18"/>
-                <w:rtl w:val="false"/>
-              </w:rPr>
-              <w:t xml:space="preserve">Korcz, A., Krzysztoszek, J., Bronikowski, M., Łopatka, M., &amp; Bojkowski, Ł. (2023). Associations between physical activity, screen time, sleep time and selected academic skills in 8/9-year-old children. BMC Public Health, 23, 1335.</w:t>
-            </w:r>
-          </w:p>
-        </w:tc>
-        <w:tc>
-          <w:tcPr>
-            <w:tcW w:type="dxa" w:w="1700"/>
-          </w:tcPr>
-          <w:p>
-            <w:pPr>
-              <w:bidi/>
-              <w:spacing w:after="40" w:line="240"/>
-              <w:jc w:val="right"/>
-            </w:pPr>
-            <w:r>
-              <w:rPr>
-                <w:rFonts w:ascii="Times New Roman" w:cs="David" w:eastAsia="David" w:hAnsi="Times New Roman"/>
-                <w:b w:val="false"/>
-                <w:bCs w:val="false"/>
-                <w:sz w:val="18"/>
-                <w:szCs w:val="18"/>
-                <w:rtl/>
-              </w:rPr>
-              <w:t xml:space="preserve">מחקר חתך, 114 ילדים בני 8-9, פולין</w:t>
-            </w:r>
-          </w:p>
-        </w:tc>
-        <w:tc>
-          <w:tcPr>
-            <w:tcW w:type="dxa" w:w="2300"/>
-          </w:tcPr>
-          <w:p>
-            <w:pPr>
-              <w:bidi/>
-              <w:spacing w:after="40" w:line="240"/>
-              <w:jc w:val="right"/>
-            </w:pPr>
-            <w:r>
-              <w:rPr>
-                <w:rFonts w:ascii="Times New Roman" w:cs="David" w:eastAsia="David" w:hAnsi="Times New Roman"/>
-                <w:b w:val="false"/>
-                <w:bCs w:val="false"/>
-                <w:sz w:val="18"/>
-                <w:szCs w:val="18"/>
-                <w:rtl/>
-              </w:rPr>
-              <w:t xml:space="preserve">גישה פתוחה (BMC)</w:t>
-            </w:r>
-          </w:p>
-          <w:p>
-            <w:pPr>
-              <w:bidi w:val="false"/>
-              <w:spacing w:after="40" w:line="240"/>
-              <w:jc w:val="left"/>
-            </w:pPr>
-            <w:r>
-              <w:rPr>
-                <w:rFonts w:ascii="Times New Roman" w:cs="David" w:eastAsia="David" w:hAnsi="Times New Roman"/>
-                <w:b w:val="false"/>
-                <w:bCs w:val="false"/>
-                <w:sz w:val="18"/>
-                <w:szCs w:val="18"/>
-                <w:rtl w:val="false"/>
-              </w:rPr>
-              <w:t xml:space="preserve">https://doi.org/10.1186/s12889-023-16230-5</w:t>
-            </w:r>
-          </w:p>
-          <w:p>
-            <w:pPr>
-              <w:bidi w:val="false"/>
-              <w:spacing w:after="40" w:line="240"/>
-              <w:jc w:val="left"/>
-            </w:pPr>
-            <w:r>
-              <w:rPr>
-                <w:rFonts w:ascii="Times New Roman" w:cs="David" w:eastAsia="David" w:hAnsi="Times New Roman"/>
-                <w:b w:val="false"/>
-                <w:bCs w:val="false"/>
-                <w:sz w:val="18"/>
-                <w:szCs w:val="18"/>
-                <w:rtl w:val="false"/>
-              </w:rPr>
-              <w:t xml:space="preserve">PMC10337111</w:t>
-            </w:r>
-          </w:p>
-        </w:tc>
-        <w:tc>
-          <w:tcPr>
-            <w:tcW w:type="dxa" w:w="3300"/>
-          </w:tcPr>
-          <w:p>
-            <w:pPr>
-              <w:bidi w:val="false"/>
-              <w:spacing w:after="40" w:line="240"/>
-              <w:jc w:val="left"/>
-            </w:pPr>
-            <w:r>
-              <w:rPr>
-                <w:rFonts w:ascii="Times New Roman" w:cs="David" w:eastAsia="David" w:hAnsi="Times New Roman"/>
-                <w:b w:val="false"/>
-                <w:bCs w:val="false"/>
-                <w:sz w:val="18"/>
-                <w:szCs w:val="18"/>
-                <w:rtl w:val="false"/>
-              </w:rPr>
-              <w:t xml:space="preserve">MVPA קשור לאינטגרציה חזותית-שמיעתית; אי-עמידה בשינה ובמסכים קשורה למיומנויות יסוד נמוכות לקריאה.</w:t>
-            </w:r>
-          </w:p>
-        </w:tc>
-        <w:tc>
-          <w:tcPr>
-            <w:tcW w:type="dxa" w:w="1500"/>
-          </w:tcPr>
-          <w:p>
-            <w:pPr>
-              <w:bidi/>
-              <w:spacing w:after="40" w:line="240"/>
-              <w:jc w:val="right"/>
-            </w:pPr>
-            <w:r>
-              <w:rPr>
-                <w:rFonts w:ascii="Times New Roman" w:cs="David" w:eastAsia="David" w:hAnsi="Times New Roman"/>
-                <w:b w:val="false"/>
-                <w:bCs w:val="false"/>
-                <w:sz w:val="18"/>
-                <w:szCs w:val="18"/>
-                <w:rtl/>
-              </w:rPr>
-              <w:t xml:space="preserve">1.5, שיטה (מערך)</w:t>
-            </w:r>
-          </w:p>
-        </w:tc>
-        <w:tc>
-          <w:tcPr>
-            <w:tcW w:type="dxa" w:w="1200"/>
-          </w:tcPr>
-          <w:p>
-            <w:pPr>
-              <w:bidi/>
-              <w:spacing w:after="40" w:line="240"/>
-              <w:jc w:val="right"/>
-            </w:pPr>
-            <w:r>
-              <w:rPr>
-                <w:rFonts w:ascii="Times New Roman" w:cs="David" w:eastAsia="David" w:hAnsi="Times New Roman"/>
-                <w:b w:val="false"/>
-                <w:bCs w:val="false"/>
-                <w:sz w:val="18"/>
-                <w:szCs w:val="18"/>
-                <w:rtl/>
-              </w:rPr>
-              <w:t xml:space="preserve">מאומת</w:t>
-            </w:r>
-          </w:p>
-        </w:tc>
-      </w:tr>
-      <w:tr>
-        <w:tc>
-          <w:tcPr>
-            <w:tcW w:type="dxa" w:w="400"/>
-          </w:tcPr>
-          <w:p>
-            <w:pPr>
-              <w:bidi/>
-              <w:spacing w:after="40" w:line="240"/>
-              <w:jc w:val="right"/>
-            </w:pPr>
-            <w:r>
-              <w:rPr>
-                <w:rFonts w:ascii="Times New Roman" w:cs="David" w:eastAsia="David" w:hAnsi="Times New Roman"/>
-                <w:b w:val="false"/>
-                <w:bCs w:val="false"/>
-                <w:sz w:val="18"/>
-                <w:szCs w:val="18"/>
-                <w:rtl/>
-              </w:rPr>
-              <w:t xml:space="preserve">10</w:t>
-            </w:r>
-          </w:p>
-        </w:tc>
-        <w:tc>
-          <w:tcPr>
-            <w:tcW w:type="dxa" w:w="3600"/>
-          </w:tcPr>
-          <w:p>
-            <w:pPr>
-              <w:bidi w:val="false"/>
-              <w:spacing w:after="40" w:line="240"/>
-              <w:jc w:val="left"/>
-            </w:pPr>
-            <w:r>
-              <w:rPr>
-                <w:rFonts w:ascii="Times New Roman" w:cs="David" w:eastAsia="David" w:hAnsi="Times New Roman"/>
-                <w:b w:val="false"/>
-                <w:bCs w:val="false"/>
-                <w:sz w:val="18"/>
-                <w:szCs w:val="18"/>
-                <w:rtl w:val="false"/>
-              </w:rPr>
-              <w:t xml:space="preserve">Lund, L., Sølvhøj, I. N., Danielsen, D., &amp; Andersen, S. (2021). Electronic media use and sleep in children and adolescents in western countries: A systematic review. BMC Public Health, 21, 1598.</w:t>
-            </w:r>
-          </w:p>
-        </w:tc>
-        <w:tc>
-          <w:tcPr>
-            <w:tcW w:type="dxa" w:w="1700"/>
-          </w:tcPr>
-          <w:p>
-            <w:pPr>
-              <w:bidi/>
-              <w:spacing w:after="40" w:line="240"/>
-              <w:jc w:val="right"/>
-            </w:pPr>
-            <w:r>
-              <w:rPr>
-                <w:rFonts w:ascii="Times New Roman" w:cs="David" w:eastAsia="David" w:hAnsi="Times New Roman"/>
-                <w:b w:val="false"/>
-                <w:bCs w:val="false"/>
-                <w:sz w:val="18"/>
-                <w:szCs w:val="18"/>
-                <w:rtl/>
-              </w:rPr>
-              <w:t xml:space="preserve">סקירה שיטתית, גילי 0-15, מדינות מערביות</w:t>
-            </w:r>
-          </w:p>
-        </w:tc>
-        <w:tc>
-          <w:tcPr>
-            <w:tcW w:type="dxa" w:w="2300"/>
-          </w:tcPr>
-          <w:p>
-            <w:pPr>
-              <w:bidi/>
-              <w:spacing w:after="40" w:line="240"/>
-              <w:jc w:val="right"/>
-            </w:pPr>
-            <w:r>
-              <w:rPr>
-                <w:rFonts w:ascii="Times New Roman" w:cs="David" w:eastAsia="David" w:hAnsi="Times New Roman"/>
-                <w:b w:val="false"/>
-                <w:bCs w:val="false"/>
-                <w:sz w:val="18"/>
-                <w:szCs w:val="18"/>
-                <w:rtl/>
-              </w:rPr>
-              <w:t xml:space="preserve">גישה פתוחה (BMC)</w:t>
-            </w:r>
-          </w:p>
-          <w:p>
-            <w:pPr>
-              <w:bidi w:val="false"/>
-              <w:spacing w:after="40" w:line="240"/>
-              <w:jc w:val="left"/>
-            </w:pPr>
-            <w:r>
-              <w:rPr>
-                <w:rFonts w:ascii="Times New Roman" w:cs="David" w:eastAsia="David" w:hAnsi="Times New Roman"/>
-                <w:b w:val="false"/>
-                <w:bCs w:val="false"/>
-                <w:sz w:val="18"/>
-                <w:szCs w:val="18"/>
-                <w:rtl w:val="false"/>
-              </w:rPr>
-              <w:t xml:space="preserve">https://doi.org/10.1186/s12889-021-11640-9</w:t>
-            </w:r>
-          </w:p>
-          <w:p>
-            <w:pPr>
-              <w:bidi w:val="false"/>
-              <w:spacing w:after="40" w:line="240"/>
-              <w:jc w:val="left"/>
-            </w:pPr>
-            <w:r>
-              <w:rPr>
-                <w:rFonts w:ascii="Times New Roman" w:cs="David" w:eastAsia="David" w:hAnsi="Times New Roman"/>
-                <w:b w:val="false"/>
-                <w:bCs w:val="false"/>
-                <w:sz w:val="18"/>
-                <w:szCs w:val="18"/>
-                <w:rtl w:val="false"/>
-              </w:rPr>
-              <w:t xml:space="preserve">PMC8482627</w:t>
-            </w:r>
-          </w:p>
-        </w:tc>
-        <w:tc>
-          <w:tcPr>
-            <w:tcW w:type="dxa" w:w="3300"/>
-          </w:tcPr>
-          <w:p>
-            <w:pPr>
-              <w:bidi/>
-              <w:spacing w:after="40" w:line="240"/>
-              <w:jc w:val="right"/>
-            </w:pPr>
-            <w:r>
-              <w:rPr>
-                <w:rFonts w:ascii="Times New Roman" w:cs="David" w:eastAsia="David" w:hAnsi="Times New Roman"/>
-                <w:b w:val="false"/>
-                <w:bCs w:val="false"/>
-                <w:sz w:val="18"/>
-                <w:szCs w:val="18"/>
-                <w:rtl/>
-              </w:rPr>
-              <w:t xml:space="preserve">שימוש במדיה קשור לשעת שינה מאוחרת, משך שינה קצר ואיכות שינה ירודה.</w:t>
-            </w:r>
-          </w:p>
-        </w:tc>
-        <w:tc>
-          <w:tcPr>
-            <w:tcW w:type="dxa" w:w="1500"/>
-          </w:tcPr>
-          <w:p>
-            <w:pPr>
-              <w:bidi/>
-              <w:spacing w:after="40" w:line="240"/>
-              <w:jc w:val="right"/>
-            </w:pPr>
-            <w:r>
-              <w:rPr>
-                <w:rFonts w:ascii="Times New Roman" w:cs="David" w:eastAsia="David" w:hAnsi="Times New Roman"/>
-                <w:b w:val="false"/>
-                <w:bCs w:val="false"/>
-                <w:sz w:val="18"/>
-                <w:szCs w:val="18"/>
-                <w:rtl/>
-              </w:rPr>
-              <w:t xml:space="preserve">1.3, השערה 1</w:t>
-            </w:r>
-          </w:p>
-        </w:tc>
-        <w:tc>
-          <w:tcPr>
-            <w:tcW w:type="dxa" w:w="1200"/>
-          </w:tcPr>
-          <w:p>
-            <w:pPr>
-              <w:bidi/>
-              <w:spacing w:after="40" w:line="240"/>
-              <w:jc w:val="right"/>
-            </w:pPr>
-            <w:r>
-              <w:rPr>
-                <w:rFonts w:ascii="Times New Roman" w:cs="David" w:eastAsia="David" w:hAnsi="Times New Roman"/>
-                <w:b w:val="false"/>
-                <w:bCs w:val="false"/>
-                <w:sz w:val="18"/>
-                <w:szCs w:val="18"/>
-                <w:rtl/>
-              </w:rPr>
-              <w:t xml:space="preserve">מאומת</w:t>
-            </w:r>
-          </w:p>
-        </w:tc>
-      </w:tr>
-      <w:tr>
-        <w:tc>
-          <w:tcPr>
-            <w:tcW w:type="dxa" w:w="400"/>
-          </w:tcPr>
-          <w:p>
-            <w:pPr>
-              <w:bidi/>
-              <w:spacing w:after="40" w:line="240"/>
-              <w:jc w:val="right"/>
-            </w:pPr>
-            <w:r>
-              <w:rPr>
-                <w:rFonts w:ascii="Times New Roman" w:cs="David" w:eastAsia="David" w:hAnsi="Times New Roman"/>
-                <w:b w:val="false"/>
-                <w:bCs w:val="false"/>
-                <w:sz w:val="18"/>
-                <w:szCs w:val="18"/>
-                <w:rtl/>
-              </w:rPr>
-              <w:t xml:space="preserve">11</w:t>
-            </w:r>
-          </w:p>
-        </w:tc>
-        <w:tc>
-          <w:tcPr>
-            <w:tcW w:type="dxa" w:w="3600"/>
-          </w:tcPr>
-          <w:p>
-            <w:pPr>
-              <w:bidi w:val="false"/>
-              <w:spacing w:after="40" w:line="240"/>
-              <w:jc w:val="left"/>
-            </w:pPr>
-            <w:r>
-              <w:rPr>
-                <w:rFonts w:ascii="Times New Roman" w:cs="David" w:eastAsia="David" w:hAnsi="Times New Roman"/>
-                <w:b w:val="false"/>
-                <w:bCs w:val="false"/>
-                <w:sz w:val="18"/>
-                <w:szCs w:val="18"/>
-                <w:rtl w:val="false"/>
-              </w:rPr>
-              <w:t xml:space="preserve">Santos, R. M. S., Mendes, C. G., Bressani, G. Y. S., Ventura, S. A., Nogueira, Y. J. A., Miranda, D. M., &amp; Romano-Silva, M. A. (2023). The associations between screen time and mental health in adolescents: A systematic review. BMC Psychology, 11, 127.</w:t>
-            </w:r>
-          </w:p>
-        </w:tc>
-        <w:tc>
-          <w:tcPr>
-            <w:tcW w:type="dxa" w:w="1700"/>
-          </w:tcPr>
-          <w:p>
-            <w:pPr>
-              <w:bidi/>
-              <w:spacing w:after="40" w:line="240"/>
-              <w:jc w:val="right"/>
-            </w:pPr>
-            <w:r>
-              <w:rPr>
-                <w:rFonts w:ascii="Times New Roman" w:cs="David" w:eastAsia="David" w:hAnsi="Times New Roman"/>
-                <w:b w:val="false"/>
-                <w:bCs w:val="false"/>
-                <w:sz w:val="18"/>
-                <w:szCs w:val="18"/>
-                <w:rtl/>
-              </w:rPr>
-              <w:t xml:space="preserve">סקירה שיטתית, 50 מחקרים</w:t>
-            </w:r>
-          </w:p>
-        </w:tc>
-        <w:tc>
-          <w:tcPr>
-            <w:tcW w:type="dxa" w:w="2300"/>
-          </w:tcPr>
-          <w:p>
-            <w:pPr>
-              <w:bidi/>
-              <w:spacing w:after="40" w:line="240"/>
-              <w:jc w:val="right"/>
-            </w:pPr>
-            <w:r>
-              <w:rPr>
-                <w:rFonts w:ascii="Times New Roman" w:cs="David" w:eastAsia="David" w:hAnsi="Times New Roman"/>
-                <w:b w:val="false"/>
-                <w:bCs w:val="false"/>
-                <w:sz w:val="18"/>
-                <w:szCs w:val="18"/>
-                <w:rtl/>
-              </w:rPr>
-              <w:t xml:space="preserve">גישה פתוחה (BMC)</w:t>
-            </w:r>
-          </w:p>
-          <w:p>
-            <w:pPr>
-              <w:bidi w:val="false"/>
-              <w:spacing w:after="40" w:line="240"/>
-              <w:jc w:val="left"/>
-            </w:pPr>
-            <w:r>
-              <w:rPr>
-                <w:rFonts w:ascii="Times New Roman" w:cs="David" w:eastAsia="David" w:hAnsi="Times New Roman"/>
-                <w:b w:val="false"/>
-                <w:bCs w:val="false"/>
-                <w:sz w:val="18"/>
-                <w:szCs w:val="18"/>
-                <w:rtl w:val="false"/>
-              </w:rPr>
-              <w:t xml:space="preserve">https://doi.org/10.1186/s40359-023-01166-7</w:t>
-            </w:r>
-          </w:p>
-          <w:p>
-            <w:pPr>
-              <w:bidi w:val="false"/>
-              <w:spacing w:after="40" w:line="240"/>
-              <w:jc w:val="left"/>
-            </w:pPr>
-            <w:r>
-              <w:rPr>
-                <w:rFonts w:ascii="Times New Roman" w:cs="David" w:eastAsia="David" w:hAnsi="Times New Roman"/>
-                <w:b w:val="false"/>
-                <w:bCs w:val="false"/>
-                <w:sz w:val="18"/>
-                <w:szCs w:val="18"/>
-                <w:rtl w:val="false"/>
-              </w:rPr>
-              <w:t xml:space="preserve">PMC10117262</w:t>
-            </w:r>
-          </w:p>
-        </w:tc>
-        <w:tc>
-          <w:tcPr>
-            <w:tcW w:type="dxa" w:w="3300"/>
-          </w:tcPr>
-          <w:p>
-            <w:pPr>
-              <w:bidi/>
-              <w:spacing w:after="40" w:line="240"/>
-              <w:jc w:val="right"/>
-            </w:pPr>
-            <w:r>
-              <w:rPr>
-                <w:rFonts w:ascii="Times New Roman" w:cs="David" w:eastAsia="David" w:hAnsi="Times New Roman"/>
-                <w:b w:val="false"/>
-                <w:bCs w:val="false"/>
-                <w:sz w:val="18"/>
-                <w:szCs w:val="18"/>
-                <w:rtl/>
-              </w:rPr>
-              <w:t xml:space="preserve">סמארטפון המכשיר הנפוץ; שימוש בימי חול קשור לרווחה נמוכה; רשתות חברתיות קשורות לדיכאון בבנות.</w:t>
-            </w:r>
-          </w:p>
-        </w:tc>
-        <w:tc>
-          <w:tcPr>
-            <w:tcW w:type="dxa" w:w="1500"/>
-          </w:tcPr>
-          <w:p>
-            <w:pPr>
-              <w:bidi/>
-              <w:spacing w:after="40" w:line="240"/>
-              <w:jc w:val="right"/>
-            </w:pPr>
-            <w:r>
-              <w:rPr>
-                <w:rFonts w:ascii="Times New Roman" w:cs="David" w:eastAsia="David" w:hAnsi="Times New Roman"/>
-                <w:b w:val="false"/>
-                <w:bCs w:val="false"/>
-                <w:sz w:val="18"/>
-                <w:szCs w:val="18"/>
-                <w:rtl/>
-              </w:rPr>
-              <w:t xml:space="preserve">1.2</w:t>
-            </w:r>
-          </w:p>
-        </w:tc>
-        <w:tc>
-          <w:tcPr>
-            <w:tcW w:type="dxa" w:w="1200"/>
-          </w:tcPr>
-          <w:p>
-            <w:pPr>
-              <w:bidi/>
-              <w:spacing w:after="40" w:line="240"/>
-              <w:jc w:val="right"/>
-            </w:pPr>
-            <w:r>
-              <w:rPr>
-                <w:rFonts w:ascii="Times New Roman" w:cs="David" w:eastAsia="David" w:hAnsi="Times New Roman"/>
-                <w:b w:val="false"/>
-                <w:bCs w:val="false"/>
-                <w:sz w:val="18"/>
-                <w:szCs w:val="18"/>
-                <w:rtl/>
-              </w:rPr>
-              <w:t xml:space="preserve">מאומת</w:t>
-            </w:r>
-          </w:p>
-        </w:tc>
-      </w:tr>
-      <w:tr>
-        <w:tc>
-          <w:tcPr>
-            <w:tcW w:type="dxa" w:w="400"/>
-          </w:tcPr>
-          <w:p>
-            <w:pPr>
-              <w:bidi/>
-              <w:spacing w:after="40" w:line="240"/>
-              <w:jc w:val="right"/>
-            </w:pPr>
-            <w:r>
-              <w:rPr>
-                <w:rFonts w:ascii="Times New Roman" w:cs="David" w:eastAsia="David" w:hAnsi="Times New Roman"/>
-                <w:b w:val="false"/>
-                <w:bCs w:val="false"/>
-                <w:sz w:val="18"/>
-                <w:szCs w:val="18"/>
-                <w:rtl/>
-              </w:rPr>
-              <w:t xml:space="preserve">12</w:t>
-            </w:r>
-          </w:p>
-        </w:tc>
-        <w:tc>
-          <w:tcPr>
-            <w:tcW w:type="dxa" w:w="3600"/>
-          </w:tcPr>
-          <w:p>
-            <w:pPr>
-              <w:bidi w:val="false"/>
-              <w:spacing w:after="40" w:line="240"/>
-              <w:jc w:val="left"/>
-            </w:pPr>
-            <w:r>
-              <w:rPr>
-                <w:rFonts w:ascii="Times New Roman" w:cs="David" w:eastAsia="David" w:hAnsi="Times New Roman"/>
-                <w:b w:val="false"/>
-                <w:bCs w:val="false"/>
-                <w:sz w:val="18"/>
-                <w:szCs w:val="18"/>
-                <w:rtl w:val="false"/>
-              </w:rPr>
-              <w:t xml:space="preserve">Macchitella, L., Marinelli, C. V., Signore, F., Ciavolino, E., &amp; Angelelli, P. (2020). Sleepiness, neuropsychological skills, and scholastic learning in children. Brain Sciences, 10(8), 529.</w:t>
-            </w:r>
-          </w:p>
-        </w:tc>
-        <w:tc>
-          <w:tcPr>
-            <w:tcW w:type="dxa" w:w="1700"/>
-          </w:tcPr>
-          <w:p>
-            <w:pPr>
-              <w:bidi/>
-              <w:spacing w:after="40" w:line="240"/>
-              <w:jc w:val="right"/>
-            </w:pPr>
-            <w:r>
-              <w:rPr>
-                <w:rFonts w:ascii="Times New Roman" w:cs="David" w:eastAsia="David" w:hAnsi="Times New Roman"/>
-                <w:b w:val="false"/>
-                <w:bCs w:val="false"/>
-                <w:sz w:val="18"/>
-                <w:szCs w:val="18"/>
-                <w:rtl/>
-              </w:rPr>
-              <w:t xml:space="preserve">מחקר חתך, 191 תלמידי יסודי, איטליה</w:t>
-            </w:r>
-          </w:p>
-        </w:tc>
-        <w:tc>
-          <w:tcPr>
-            <w:tcW w:type="dxa" w:w="2300"/>
-          </w:tcPr>
-          <w:p>
-            <w:pPr>
-              <w:bidi/>
-              <w:spacing w:after="40" w:line="240"/>
-              <w:jc w:val="right"/>
-            </w:pPr>
-            <w:r>
-              <w:rPr>
-                <w:rFonts w:ascii="Times New Roman" w:cs="David" w:eastAsia="David" w:hAnsi="Times New Roman"/>
-                <w:b w:val="false"/>
-                <w:bCs w:val="false"/>
-                <w:sz w:val="18"/>
-                <w:szCs w:val="18"/>
-                <w:rtl/>
-              </w:rPr>
-              <w:t xml:space="preserve">גישה פתוחה (MDPI)</w:t>
-            </w:r>
-          </w:p>
-          <w:p>
-            <w:pPr>
-              <w:bidi w:val="false"/>
-              <w:spacing w:after="40" w:line="240"/>
-              <w:jc w:val="left"/>
-            </w:pPr>
-            <w:r>
-              <w:rPr>
-                <w:rFonts w:ascii="Times New Roman" w:cs="David" w:eastAsia="David" w:hAnsi="Times New Roman"/>
-                <w:b w:val="false"/>
-                <w:bCs w:val="false"/>
-                <w:sz w:val="18"/>
-                <w:szCs w:val="18"/>
-                <w:rtl w:val="false"/>
-              </w:rPr>
-              <w:t xml:space="preserve">https://doi.org/10.3390/brainsci10080529</w:t>
-            </w:r>
-          </w:p>
-          <w:p>
-            <w:pPr>
-              <w:bidi w:val="false"/>
-              <w:spacing w:after="40" w:line="240"/>
-              <w:jc w:val="left"/>
-            </w:pPr>
-            <w:r>
-              <w:rPr>
-                <w:rFonts w:ascii="Times New Roman" w:cs="David" w:eastAsia="David" w:hAnsi="Times New Roman"/>
-                <w:b w:val="false"/>
-                <w:bCs w:val="false"/>
-                <w:sz w:val="18"/>
-                <w:szCs w:val="18"/>
-                <w:rtl w:val="false"/>
-              </w:rPr>
-              <w:t xml:space="preserve">PMC7464965</w:t>
-            </w:r>
-          </w:p>
-        </w:tc>
-        <w:tc>
-          <w:tcPr>
-            <w:tcW w:type="dxa" w:w="3300"/>
-          </w:tcPr>
-          <w:p>
-            <w:pPr>
-              <w:bidi/>
-              <w:spacing w:after="40" w:line="240"/>
-              <w:jc w:val="right"/>
-            </w:pPr>
-            <w:r>
-              <w:rPr>
-                <w:rFonts w:ascii="Times New Roman" w:cs="David" w:eastAsia="David" w:hAnsi="Times New Roman"/>
-                <w:b w:val="false"/>
-                <w:bCs w:val="false"/>
-                <w:sz w:val="18"/>
-                <w:szCs w:val="18"/>
-                <w:rtl/>
-              </w:rPr>
-              <w:t xml:space="preserve">ישנוניות יומית קשורה לתפקוד נמוך בקריאה, כתיבה, הבנת הנקרא וחשבון.</w:t>
-            </w:r>
-          </w:p>
-        </w:tc>
-        <w:tc>
-          <w:tcPr>
-            <w:tcW w:type="dxa" w:w="1500"/>
-          </w:tcPr>
-          <w:p>
-            <w:pPr>
-              <w:bidi/>
-              <w:spacing w:after="40" w:line="240"/>
-              <w:jc w:val="right"/>
-            </w:pPr>
-            <w:r>
-              <w:rPr>
-                <w:rFonts w:ascii="Times New Roman" w:cs="David" w:eastAsia="David" w:hAnsi="Times New Roman"/>
-                <w:b w:val="false"/>
-                <w:bCs w:val="false"/>
-                <w:sz w:val="18"/>
-                <w:szCs w:val="18"/>
-                <w:rtl/>
-              </w:rPr>
-              <w:t xml:space="preserve">1.3</w:t>
-            </w:r>
-          </w:p>
-        </w:tc>
-        <w:tc>
-          <w:tcPr>
-            <w:tcW w:type="dxa" w:w="1200"/>
-          </w:tcPr>
-          <w:p>
-            <w:pPr>
-              <w:bidi/>
-              <w:spacing w:after="40" w:line="240"/>
-              <w:jc w:val="right"/>
-            </w:pPr>
-            <w:r>
-              <w:rPr>
-                <w:rFonts w:ascii="Times New Roman" w:cs="David" w:eastAsia="David" w:hAnsi="Times New Roman"/>
-                <w:b w:val="false"/>
-                <w:bCs w:val="false"/>
-                <w:sz w:val="18"/>
-                <w:szCs w:val="18"/>
-                <w:rtl/>
-              </w:rPr>
-              <w:t xml:space="preserve">מאומת</w:t>
-            </w:r>
-          </w:p>
-        </w:tc>
-      </w:tr>
-      <w:tr>
-        <w:tc>
-          <w:tcPr>
-            <w:tcW w:type="dxa" w:w="400"/>
-          </w:tcPr>
-          <w:p>
-            <w:pPr>
-              <w:bidi/>
-              <w:spacing w:after="40" w:line="240"/>
-              <w:jc w:val="right"/>
-            </w:pPr>
-            <w:r>
-              <w:rPr>
-                <w:rFonts w:ascii="Times New Roman" w:cs="David" w:eastAsia="David" w:hAnsi="Times New Roman"/>
-                <w:b w:val="false"/>
-                <w:bCs w:val="false"/>
-                <w:sz w:val="18"/>
-                <w:szCs w:val="18"/>
-                <w:rtl/>
-              </w:rPr>
-              <w:t xml:space="preserve">13</w:t>
-            </w:r>
-          </w:p>
-        </w:tc>
-        <w:tc>
-          <w:tcPr>
-            <w:tcW w:type="dxa" w:w="3600"/>
-          </w:tcPr>
-          <w:p>
-            <w:pPr>
-              <w:bidi w:val="false"/>
-              <w:spacing w:after="40" w:line="240"/>
-              <w:jc w:val="left"/>
-            </w:pPr>
-            <w:r>
-              <w:rPr>
-                <w:rFonts w:ascii="Times New Roman" w:cs="David" w:eastAsia="David" w:hAnsi="Times New Roman"/>
-                <w:b w:val="false"/>
-                <w:bCs w:val="false"/>
-                <w:sz w:val="18"/>
-                <w:szCs w:val="18"/>
-                <w:rtl w:val="false"/>
-              </w:rPr>
-              <w:t xml:space="preserve">Wang, T., Li, W., Deng, J., Zhang, Q., Liu, Y., &amp; Zheng, H. (2024). The impact of the physical activity intervention on sleep in children and adolescents with neurodevelopmental disorders: A systematic review and meta-analysis. Frontiers in Neurology, 15, 1438786.</w:t>
-            </w:r>
-          </w:p>
-        </w:tc>
-        <w:tc>
-          <w:tcPr>
-            <w:tcW w:type="dxa" w:w="1700"/>
-          </w:tcPr>
-          <w:p>
-            <w:pPr>
-              <w:bidi/>
-              <w:spacing w:after="40" w:line="240"/>
-              <w:jc w:val="right"/>
-            </w:pPr>
-            <w:r>
-              <w:rPr>
-                <w:rFonts w:ascii="Times New Roman" w:cs="David" w:eastAsia="David" w:hAnsi="Times New Roman"/>
-                <w:b w:val="false"/>
-                <w:bCs w:val="false"/>
-                <w:sz w:val="18"/>
-                <w:szCs w:val="18"/>
-                <w:rtl/>
-              </w:rPr>
-              <w:t xml:space="preserve">מטא-אנליזה של מחקרי התערבות</w:t>
-            </w:r>
-          </w:p>
-        </w:tc>
-        <w:tc>
-          <w:tcPr>
-            <w:tcW w:type="dxa" w:w="2300"/>
-          </w:tcPr>
-          <w:p>
-            <w:pPr>
-              <w:bidi/>
-              <w:spacing w:after="40" w:line="240"/>
-              <w:jc w:val="right"/>
-            </w:pPr>
-            <w:r>
-              <w:rPr>
-                <w:rFonts w:ascii="Times New Roman" w:cs="David" w:eastAsia="David" w:hAnsi="Times New Roman"/>
-                <w:b w:val="false"/>
-                <w:bCs w:val="false"/>
-                <w:sz w:val="18"/>
-                <w:szCs w:val="18"/>
-                <w:rtl/>
-              </w:rPr>
-              <w:t xml:space="preserve">גישה פתוחה (Frontiers)</w:t>
-            </w:r>
-          </w:p>
-          <w:p>
-            <w:pPr>
-              <w:bidi w:val="false"/>
-              <w:spacing w:after="40" w:line="240"/>
-              <w:jc w:val="left"/>
-            </w:pPr>
-            <w:r>
-              <w:rPr>
-                <w:rFonts w:ascii="Times New Roman" w:cs="David" w:eastAsia="David" w:hAnsi="Times New Roman"/>
-                <w:b w:val="false"/>
-                <w:bCs w:val="false"/>
-                <w:sz w:val="18"/>
-                <w:szCs w:val="18"/>
-                <w:rtl w:val="false"/>
-              </w:rPr>
-              <w:t xml:space="preserve">https://doi.org/10.3389/fneur.2024.1438786</w:t>
-            </w:r>
-          </w:p>
-          <w:p>
-            <w:pPr>
-              <w:bidi w:val="false"/>
-              <w:spacing w:after="40" w:line="240"/>
-              <w:jc w:val="left"/>
-            </w:pPr>
-            <w:r>
-              <w:rPr>
-                <w:rFonts w:ascii="Times New Roman" w:cs="David" w:eastAsia="David" w:hAnsi="Times New Roman"/>
-                <w:b w:val="false"/>
-                <w:bCs w:val="false"/>
-                <w:sz w:val="18"/>
-                <w:szCs w:val="18"/>
-                <w:rtl w:val="false"/>
-              </w:rPr>
-              <w:t xml:space="preserve">PMC11347421</w:t>
-            </w:r>
-          </w:p>
-        </w:tc>
-        <w:tc>
-          <w:tcPr>
-            <w:tcW w:type="dxa" w:w="3300"/>
-          </w:tcPr>
-          <w:p>
-            <w:pPr>
-              <w:bidi/>
-              <w:spacing w:after="40" w:line="240"/>
-              <w:jc w:val="right"/>
-            </w:pPr>
-            <w:r>
-              <w:rPr>
-                <w:rFonts w:ascii="Times New Roman" w:cs="David" w:eastAsia="David" w:hAnsi="Times New Roman"/>
-                <w:b w:val="false"/>
-                <w:bCs w:val="false"/>
-                <w:sz w:val="18"/>
-                <w:szCs w:val="18"/>
-                <w:rtl/>
-              </w:rPr>
-              <w:t xml:space="preserve">התערבויות פעילות גופנית שיפרו יעילות, משך ורצף שינה; אפקט גדול יותר מעל 12 שבועות, 3 פעמים בשבוע, מעל שעה.</w:t>
-            </w:r>
-          </w:p>
-        </w:tc>
-        <w:tc>
-          <w:tcPr>
-            <w:tcW w:type="dxa" w:w="1500"/>
-          </w:tcPr>
-          <w:p>
-            <w:pPr>
-              <w:bidi/>
-              <w:spacing w:after="40" w:line="240"/>
-              <w:jc w:val="right"/>
-            </w:pPr>
-            <w:r>
-              <w:rPr>
-                <w:rFonts w:ascii="Times New Roman" w:cs="David" w:eastAsia="David" w:hAnsi="Times New Roman"/>
-                <w:b w:val="false"/>
-                <w:bCs w:val="false"/>
-                <w:sz w:val="18"/>
-                <w:szCs w:val="18"/>
-                <w:rtl/>
-              </w:rPr>
-              <w:t xml:space="preserve">1.4</w:t>
-            </w:r>
-          </w:p>
-        </w:tc>
-        <w:tc>
-          <w:tcPr>
-            <w:tcW w:type="dxa" w:w="1200"/>
-          </w:tcPr>
-          <w:p>
-            <w:pPr>
-              <w:bidi/>
-              <w:spacing w:after="40" w:line="240"/>
-              <w:jc w:val="right"/>
-            </w:pPr>
-            <w:r>
-              <w:rPr>
-                <w:rFonts w:ascii="Times New Roman" w:cs="David" w:eastAsia="David" w:hAnsi="Times New Roman"/>
-                <w:b w:val="false"/>
-                <w:bCs w:val="false"/>
-                <w:sz w:val="18"/>
-                <w:szCs w:val="18"/>
-                <w:rtl/>
-              </w:rPr>
-              <w:t xml:space="preserve">מאומת</w:t>
-            </w:r>
-          </w:p>
-        </w:tc>
-      </w:tr>
-      <w:tr>
-        <w:tc>
-          <w:tcPr>
-            <w:tcW w:type="dxa" w:w="400"/>
-          </w:tcPr>
-          <w:p>
-            <w:pPr>
-              <w:bidi/>
-              <w:spacing w:after="40" w:line="240"/>
-              <w:jc w:val="right"/>
-            </w:pPr>
-            <w:r>
-              <w:rPr>
-                <w:rFonts w:ascii="Times New Roman" w:cs="David" w:eastAsia="David" w:hAnsi="Times New Roman"/>
-                <w:b w:val="false"/>
-                <w:bCs w:val="false"/>
-                <w:sz w:val="18"/>
-                <w:szCs w:val="18"/>
-                <w:rtl/>
-              </w:rPr>
-              <w:t xml:space="preserve">14</w:t>
-            </w:r>
-          </w:p>
-        </w:tc>
-        <w:tc>
-          <w:tcPr>
-            <w:tcW w:type="dxa" w:w="3600"/>
-          </w:tcPr>
-          <w:p>
-            <w:pPr>
-              <w:bidi w:val="false"/>
-              <w:spacing w:after="40" w:line="240"/>
-              <w:jc w:val="left"/>
-            </w:pPr>
-            <w:r>
-              <w:rPr>
-                <w:rFonts w:ascii="Times New Roman" w:cs="David" w:eastAsia="David" w:hAnsi="Times New Roman"/>
-                <w:b w:val="false"/>
-                <w:bCs w:val="false"/>
-                <w:sz w:val="18"/>
-                <w:szCs w:val="18"/>
-                <w:rtl w:val="false"/>
-              </w:rPr>
-              <w:t xml:space="preserve">Ghanamah, R., Eghbaria-Ghanamah, H., Abu-Saleh, N., &amp; Kitany, S. (2023). Parents' perceptions of changes in sleep duration, physical activity, and sedentary behavior in Arab Israeli children during the COVID-19 outbreak. IJERPH, 20(11), 6041.</w:t>
-            </w:r>
-          </w:p>
-        </w:tc>
-        <w:tc>
-          <w:tcPr>
-            <w:tcW w:type="dxa" w:w="1700"/>
-          </w:tcPr>
-          <w:p>
-            <w:pPr>
-              <w:bidi/>
-              <w:spacing w:after="40" w:line="240"/>
-              <w:jc w:val="right"/>
-            </w:pPr>
-            <w:r>
-              <w:rPr>
-                <w:rFonts w:ascii="Times New Roman" w:cs="David" w:eastAsia="David" w:hAnsi="Times New Roman"/>
-                <w:b w:val="false"/>
-                <w:bCs w:val="false"/>
-                <w:sz w:val="18"/>
-                <w:szCs w:val="18"/>
-                <w:rtl/>
-              </w:rPr>
-              <w:t xml:space="preserve">מחקר חתך, 490 הורים בחברה הערבית בישראל</w:t>
-            </w:r>
-          </w:p>
-        </w:tc>
-        <w:tc>
-          <w:tcPr>
-            <w:tcW w:type="dxa" w:w="2300"/>
-          </w:tcPr>
-          <w:p>
-            <w:pPr>
-              <w:bidi/>
-              <w:spacing w:after="40" w:line="240"/>
-              <w:jc w:val="right"/>
-            </w:pPr>
-            <w:r>
-              <w:rPr>
-                <w:rFonts w:ascii="Times New Roman" w:cs="David" w:eastAsia="David" w:hAnsi="Times New Roman"/>
-                <w:b w:val="false"/>
-                <w:bCs w:val="false"/>
-                <w:sz w:val="18"/>
-                <w:szCs w:val="18"/>
-                <w:rtl/>
-              </w:rPr>
-              <w:t xml:space="preserve">גישה פתוחה (MDPI)</w:t>
-            </w:r>
-          </w:p>
-          <w:p>
-            <w:pPr>
-              <w:bidi w:val="false"/>
-              <w:spacing w:after="40" w:line="240"/>
-              <w:jc w:val="left"/>
-            </w:pPr>
-            <w:r>
-              <w:rPr>
-                <w:rFonts w:ascii="Times New Roman" w:cs="David" w:eastAsia="David" w:hAnsi="Times New Roman"/>
-                <w:b w:val="false"/>
-                <w:bCs w:val="false"/>
-                <w:sz w:val="18"/>
-                <w:szCs w:val="18"/>
-                <w:rtl w:val="false"/>
-              </w:rPr>
-              <w:t xml:space="preserve">https://doi.org/10.3390/ijerph20116041</w:t>
-            </w:r>
-          </w:p>
-          <w:p>
-            <w:pPr>
-              <w:bidi w:val="false"/>
-              <w:spacing w:after="40" w:line="240"/>
-              <w:jc w:val="left"/>
-            </w:pPr>
-            <w:r>
-              <w:rPr>
-                <w:rFonts w:ascii="Times New Roman" w:cs="David" w:eastAsia="David" w:hAnsi="Times New Roman"/>
-                <w:b w:val="false"/>
-                <w:bCs w:val="false"/>
-                <w:sz w:val="18"/>
-                <w:szCs w:val="18"/>
-                <w:rtl w:val="false"/>
-              </w:rPr>
-              <w:t xml:space="preserve">PMC10252515</w:t>
-            </w:r>
-          </w:p>
-        </w:tc>
-        <w:tc>
-          <w:tcPr>
-            <w:tcW w:type="dxa" w:w="3300"/>
-          </w:tcPr>
-          <w:p>
-            <w:pPr>
-              <w:bidi/>
-              <w:spacing w:after="40" w:line="240"/>
-              <w:jc w:val="right"/>
-            </w:pPr>
-            <w:r>
-              <w:rPr>
-                <w:rFonts w:ascii="Times New Roman" w:cs="David" w:eastAsia="David" w:hAnsi="Times New Roman"/>
-                <w:b w:val="false"/>
-                <w:bCs w:val="false"/>
-                <w:sz w:val="18"/>
-                <w:szCs w:val="18"/>
-                <w:rtl/>
-              </w:rPr>
-              <w:t xml:space="preserve">בקורונה: ירידה בפעילות גופנית, עלייה בהתנהגות יושבנית ובמשך שינה, ירידה בעמידה בהמלצות.</w:t>
-            </w:r>
-          </w:p>
-        </w:tc>
-        <w:tc>
-          <w:tcPr>
-            <w:tcW w:type="dxa" w:w="1500"/>
-          </w:tcPr>
-          <w:p>
-            <w:pPr>
-              <w:bidi/>
-              <w:spacing w:after="40" w:line="240"/>
-              <w:jc w:val="right"/>
-            </w:pPr>
-            <w:r>
-              <w:rPr>
-                <w:rFonts w:ascii="Times New Roman" w:cs="David" w:eastAsia="David" w:hAnsi="Times New Roman"/>
-                <w:b w:val="false"/>
-                <w:bCs w:val="false"/>
-                <w:sz w:val="18"/>
-                <w:szCs w:val="18"/>
-                <w:rtl/>
-              </w:rPr>
-              <w:t xml:space="preserve">1.6</w:t>
-            </w:r>
-          </w:p>
-        </w:tc>
-        <w:tc>
-          <w:tcPr>
-            <w:tcW w:type="dxa" w:w="1200"/>
-          </w:tcPr>
-          <w:p>
-            <w:pPr>
-              <w:bidi/>
-              <w:spacing w:after="40" w:line="240"/>
-              <w:jc w:val="right"/>
-            </w:pPr>
-            <w:r>
-              <w:rPr>
-                <w:rFonts w:ascii="Times New Roman" w:cs="David" w:eastAsia="David" w:hAnsi="Times New Roman"/>
-                <w:b w:val="false"/>
-                <w:bCs w:val="false"/>
-                <w:sz w:val="18"/>
-                <w:szCs w:val="18"/>
-                <w:rtl/>
-              </w:rPr>
-              <w:t xml:space="preserve">מאומת</w:t>
-            </w:r>
-          </w:p>
-        </w:tc>
-      </w:tr>
-      <w:tr>
-        <w:tc>
-          <w:tcPr>
-            <w:tcW w:type="dxa" w:w="400"/>
-          </w:tcPr>
-          <w:p>
-            <w:pPr>
-              <w:bidi/>
-              <w:spacing w:after="40" w:line="240"/>
-              <w:jc w:val="right"/>
-            </w:pPr>
-            <w:r>
-              <w:rPr>
-                <w:rFonts w:ascii="Times New Roman" w:cs="David" w:eastAsia="David" w:hAnsi="Times New Roman"/>
-                <w:b w:val="false"/>
-                <w:bCs w:val="false"/>
-                <w:sz w:val="18"/>
-                <w:szCs w:val="18"/>
-                <w:rtl/>
-              </w:rPr>
-              <w:t xml:space="preserve">15</w:t>
-            </w:r>
-          </w:p>
-        </w:tc>
-        <w:tc>
-          <w:tcPr>
-            <w:tcW w:type="dxa" w:w="3600"/>
-          </w:tcPr>
-          <w:p>
-            <w:pPr>
-              <w:bidi w:val="false"/>
-              <w:spacing w:after="40" w:line="240"/>
-              <w:jc w:val="left"/>
-            </w:pPr>
-            <w:r>
-              <w:rPr>
-                <w:rFonts w:ascii="Times New Roman" w:cs="David" w:eastAsia="David" w:hAnsi="Times New Roman"/>
-                <w:b w:val="false"/>
-                <w:bCs w:val="false"/>
-                <w:sz w:val="18"/>
-                <w:szCs w:val="18"/>
-                <w:rtl w:val="false"/>
-              </w:rPr>
-              <w:t xml:space="preserve">Tapia-Serrano, M. A., Sevil-Serrano, J., Sánchez-Miguel, P. A., López-Gil, J. F., Tremblay, M. S., &amp; García-Hermoso, A. (2022). Prevalence of meeting 24-hour movement guidelines from pre-school to adolescence... Journal of Sport and Health Science, 11(4), 427-437.</w:t>
-            </w:r>
-          </w:p>
-        </w:tc>
-        <w:tc>
-          <w:tcPr>
-            <w:tcW w:type="dxa" w:w="1700"/>
-          </w:tcPr>
-          <w:p>
-            <w:pPr>
-              <w:bidi/>
-              <w:spacing w:after="40" w:line="240"/>
-              <w:jc w:val="right"/>
-            </w:pPr>
-            <w:r>
-              <w:rPr>
-                <w:rFonts w:ascii="Times New Roman" w:cs="David" w:eastAsia="David" w:hAnsi="Times New Roman"/>
-                <w:b w:val="false"/>
-                <w:bCs w:val="false"/>
-                <w:sz w:val="18"/>
-                <w:szCs w:val="18"/>
-                <w:rtl/>
-              </w:rPr>
-              <w:t xml:space="preserve">מטא-אנליזה, 387,437 משתתפים, 23 מדינות</w:t>
-            </w:r>
-          </w:p>
-        </w:tc>
-        <w:tc>
-          <w:tcPr>
-            <w:tcW w:type="dxa" w:w="2300"/>
-          </w:tcPr>
-          <w:p>
-            <w:pPr>
-              <w:bidi/>
-              <w:spacing w:after="40" w:line="240"/>
-              <w:jc w:val="right"/>
-            </w:pPr>
-            <w:r>
-              <w:rPr>
-                <w:rFonts w:ascii="Times New Roman" w:cs="David" w:eastAsia="David" w:hAnsi="Times New Roman"/>
-                <w:b w:val="false"/>
-                <w:bCs w:val="false"/>
-                <w:sz w:val="18"/>
-                <w:szCs w:val="18"/>
-                <w:rtl/>
-              </w:rPr>
-              <w:t xml:space="preserve">גישה פתוחה (Elsevier/JSHS)</w:t>
-            </w:r>
-          </w:p>
-          <w:p>
-            <w:pPr>
-              <w:bidi w:val="false"/>
-              <w:spacing w:after="40" w:line="240"/>
-              <w:jc w:val="left"/>
-            </w:pPr>
-            <w:r>
-              <w:rPr>
-                <w:rFonts w:ascii="Times New Roman" w:cs="David" w:eastAsia="David" w:hAnsi="Times New Roman"/>
-                <w:b w:val="false"/>
-                <w:bCs w:val="false"/>
-                <w:sz w:val="18"/>
-                <w:szCs w:val="18"/>
-                <w:rtl w:val="false"/>
-              </w:rPr>
-              <w:t xml:space="preserve">https://doi.org/10.1016/j.jshs.2022.01.005</w:t>
-            </w:r>
-          </w:p>
-        </w:tc>
-        <w:tc>
-          <w:tcPr>
-            <w:tcW w:type="dxa" w:w="3300"/>
-          </w:tcPr>
-          <w:p>
-            <w:pPr>
-              <w:bidi/>
-              <w:spacing w:after="40" w:line="240"/>
-              <w:jc w:val="right"/>
-            </w:pPr>
-            <w:r>
-              <w:rPr>
-                <w:rFonts w:ascii="Times New Roman" w:cs="David" w:eastAsia="David" w:hAnsi="Times New Roman"/>
-                <w:b w:val="false"/>
-                <w:bCs w:val="false"/>
-                <w:sz w:val="18"/>
-                <w:szCs w:val="18"/>
-                <w:rtl/>
-              </w:rPr>
-              <w:t xml:space="preserve">רוב הילדים ובני הנוער אינם עומדים בשלוש ההמלצות; 1 מכל 5 לא עומד באף אחת; ירידה בגיל ההתבגרות ובבנות.</w:t>
-            </w:r>
-          </w:p>
-        </w:tc>
-        <w:tc>
-          <w:tcPr>
-            <w:tcW w:type="dxa" w:w="1500"/>
-          </w:tcPr>
-          <w:p>
-            <w:pPr>
-              <w:bidi/>
-              <w:spacing w:after="40" w:line="240"/>
-              <w:jc w:val="right"/>
-            </w:pPr>
-            <w:r>
-              <w:rPr>
-                <w:rFonts w:ascii="Times New Roman" w:cs="David" w:eastAsia="David" w:hAnsi="Times New Roman"/>
-                <w:b w:val="false"/>
-                <w:bCs w:val="false"/>
-                <w:sz w:val="18"/>
-                <w:szCs w:val="18"/>
-                <w:rtl/>
-              </w:rPr>
-              <w:t xml:space="preserve">1.2</w:t>
-            </w:r>
-          </w:p>
-        </w:tc>
-        <w:tc>
-          <w:tcPr>
-            <w:tcW w:type="dxa" w:w="1200"/>
-          </w:tcPr>
-          <w:p>
-            <w:pPr>
-              <w:bidi/>
-              <w:spacing w:after="40" w:line="240"/>
-              <w:jc w:val="right"/>
-            </w:pPr>
-            <w:r>
-              <w:rPr>
-                <w:rFonts w:ascii="Times New Roman" w:cs="David" w:eastAsia="David" w:hAnsi="Times New Roman"/>
-                <w:b w:val="false"/>
-                <w:bCs w:val="false"/>
-                <w:sz w:val="18"/>
-                <w:szCs w:val="18"/>
-                <w:rtl/>
-              </w:rPr>
-              <w:t xml:space="preserve">מאומת</w:t>
-            </w:r>
-          </w:p>
-        </w:tc>
-      </w:tr>
-      <w:tr>
-        <w:tc>
-          <w:tcPr>
-            <w:tcW w:type="dxa" w:w="400"/>
-          </w:tcPr>
-          <w:p>
-            <w:pPr>
-              <w:bidi/>
-              <w:spacing w:after="40" w:line="240"/>
-              <w:jc w:val="right"/>
-            </w:pPr>
-            <w:r>
-              <w:rPr>
-                <w:rFonts w:ascii="Times New Roman" w:cs="David" w:eastAsia="David" w:hAnsi="Times New Roman"/>
-                <w:b w:val="false"/>
-                <w:bCs w:val="false"/>
-                <w:sz w:val="18"/>
-                <w:szCs w:val="18"/>
-                <w:rtl/>
-              </w:rPr>
-              <w:t xml:space="preserve">16</w:t>
-            </w:r>
-          </w:p>
-        </w:tc>
-        <w:tc>
-          <w:tcPr>
-            <w:tcW w:type="dxa" w:w="3600"/>
-          </w:tcPr>
-          <w:p>
-            <w:pPr>
-              <w:bidi w:val="false"/>
-              <w:spacing w:after="40" w:line="240"/>
-              <w:jc w:val="left"/>
-            </w:pPr>
-            <w:r>
-              <w:rPr>
-                <w:rFonts w:ascii="Times New Roman" w:cs="David" w:eastAsia="David" w:hAnsi="Times New Roman"/>
-                <w:b w:val="false"/>
-                <w:bCs w:val="false"/>
-                <w:sz w:val="18"/>
-                <w:szCs w:val="18"/>
-                <w:rtl w:val="false"/>
-              </w:rPr>
-              <w:t xml:space="preserve">Vanderloo, L. M., et al. (2025). Screen time among children and youth with disabilities: A systematic review and meta-analysis. Child: Care, Health and Development, 51(4), e70136.</w:t>
-            </w:r>
-          </w:p>
-        </w:tc>
-        <w:tc>
-          <w:tcPr>
-            <w:tcW w:type="dxa" w:w="1700"/>
-          </w:tcPr>
-          <w:p>
-            <w:pPr>
-              <w:bidi/>
-              <w:spacing w:after="40" w:line="240"/>
-              <w:jc w:val="right"/>
-            </w:pPr>
-            <w:r>
-              <w:rPr>
-                <w:rFonts w:ascii="Times New Roman" w:cs="David" w:eastAsia="David" w:hAnsi="Times New Roman"/>
-                <w:b w:val="false"/>
-                <w:bCs w:val="false"/>
-                <w:sz w:val="18"/>
-                <w:szCs w:val="18"/>
-                <w:rtl/>
-              </w:rPr>
-              <w:t xml:space="preserve">סקירה שיטתית ומטא-אנליזה, גילי 0-17 עם מוגבלויות</w:t>
-            </w:r>
-          </w:p>
-        </w:tc>
-        <w:tc>
-          <w:tcPr>
-            <w:tcW w:type="dxa" w:w="2300"/>
-          </w:tcPr>
-          <w:p>
-            <w:pPr>
-              <w:bidi/>
-              <w:spacing w:after="40" w:line="240"/>
-              <w:jc w:val="right"/>
-            </w:pPr>
-            <w:r>
-              <w:rPr>
-                <w:rFonts w:ascii="Times New Roman" w:cs="David" w:eastAsia="David" w:hAnsi="Times New Roman"/>
-                <w:b w:val="false"/>
-                <w:bCs w:val="false"/>
-                <w:sz w:val="18"/>
-                <w:szCs w:val="18"/>
-                <w:rtl/>
-              </w:rPr>
-              <w:t xml:space="preserve">לבדוק גישה</w:t>
-            </w:r>
-          </w:p>
-          <w:p>
-            <w:pPr>
-              <w:bidi w:val="false"/>
-              <w:spacing w:after="40" w:line="240"/>
-              <w:jc w:val="left"/>
-            </w:pPr>
-            <w:r>
-              <w:rPr>
-                <w:rFonts w:ascii="Times New Roman" w:cs="David" w:eastAsia="David" w:hAnsi="Times New Roman"/>
-                <w:b w:val="false"/>
-                <w:bCs w:val="false"/>
-                <w:sz w:val="18"/>
-                <w:szCs w:val="18"/>
-                <w:rtl w:val="false"/>
-              </w:rPr>
-              <w:t xml:space="preserve">https://doi.org/10.1111/cch.70136</w:t>
-            </w:r>
-          </w:p>
-        </w:tc>
-        <w:tc>
-          <w:tcPr>
-            <w:tcW w:type="dxa" w:w="3300"/>
-          </w:tcPr>
-          <w:p>
-            <w:pPr>
-              <w:bidi/>
-              <w:spacing w:after="40" w:line="240"/>
-              <w:jc w:val="right"/>
-            </w:pPr>
-            <w:r>
-              <w:rPr>
-                <w:rFonts w:ascii="Times New Roman" w:cs="David" w:eastAsia="David" w:hAnsi="Times New Roman"/>
-                <w:b w:val="false"/>
-                <w:bCs w:val="false"/>
-                <w:sz w:val="18"/>
-                <w:szCs w:val="18"/>
-                <w:rtl/>
-              </w:rPr>
-              <w:t xml:space="preserve">מיפוי זמן מסך לפי גיל וסוג מוגבלות. יש להשלים את רשימת המחברים המלאה ואת הממצאים הכמותיים מהמאמר עצמו.</w:t>
-            </w:r>
-          </w:p>
-        </w:tc>
-        <w:tc>
-          <w:tcPr>
-            <w:tcW w:type="dxa" w:w="1500"/>
-          </w:tcPr>
-          <w:p>
-            <w:pPr>
-              <w:bidi/>
-              <w:spacing w:after="40" w:line="240"/>
-              <w:jc w:val="right"/>
-            </w:pPr>
-            <w:r>
-              <w:rPr>
-                <w:rFonts w:ascii="Times New Roman" w:cs="David" w:eastAsia="David" w:hAnsi="Times New Roman"/>
-                <w:b w:val="false"/>
-                <w:bCs w:val="false"/>
-                <w:sz w:val="18"/>
-                <w:szCs w:val="18"/>
-                <w:rtl/>
-              </w:rPr>
-              <w:t xml:space="preserve">1.2</w:t>
-            </w:r>
-          </w:p>
-        </w:tc>
-        <w:tc>
-          <w:tcPr>
-            <w:tcW w:type="dxa" w:w="1200"/>
-          </w:tcPr>
-          <w:p>
-            <w:pPr>
-              <w:bidi/>
-              <w:spacing w:after="40" w:line="240"/>
-              <w:jc w:val="right"/>
-            </w:pPr>
-            <w:r>
-              <w:rPr>
-                <w:rFonts w:ascii="Times New Roman" w:cs="David" w:eastAsia="David" w:hAnsi="Times New Roman"/>
-                <w:b w:val="false"/>
-                <w:bCs w:val="false"/>
-                <w:sz w:val="18"/>
-                <w:szCs w:val="18"/>
-                <w:rtl/>
-              </w:rPr>
-              <w:t xml:space="preserve">להשלים מחברים וממצאים</w:t>
-            </w:r>
-          </w:p>
-        </w:tc>
-      </w:tr>
-      <w:tr>
-        <w:tc>
-          <w:tcPr>
-            <w:tcW w:type="dxa" w:w="400"/>
-          </w:tcPr>
-          <w:p>
-            <w:pPr>
-              <w:bidi/>
-              <w:spacing w:after="40" w:line="240"/>
-              <w:jc w:val="right"/>
-            </w:pPr>
-            <w:r>
-              <w:rPr>
-                <w:rFonts w:ascii="Times New Roman" w:cs="David" w:eastAsia="David" w:hAnsi="Times New Roman"/>
-                <w:b w:val="false"/>
-                <w:bCs w:val="false"/>
-                <w:sz w:val="18"/>
-                <w:szCs w:val="18"/>
-                <w:rtl/>
-              </w:rPr>
-              <w:t xml:space="preserve">17</w:t>
-            </w:r>
-          </w:p>
-        </w:tc>
-        <w:tc>
-          <w:tcPr>
-            <w:tcW w:type="dxa" w:w="3600"/>
-          </w:tcPr>
-          <w:p>
-            <w:pPr>
-              <w:bidi w:val="false"/>
-              <w:spacing w:after="40" w:line="240"/>
-              <w:jc w:val="left"/>
-            </w:pPr>
-            <w:r>
-              <w:rPr>
-                <w:rFonts w:ascii="Times New Roman" w:cs="David" w:eastAsia="David" w:hAnsi="Times New Roman"/>
-                <w:b w:val="false"/>
-                <w:bCs w:val="false"/>
-                <w:sz w:val="18"/>
-                <w:szCs w:val="18"/>
-                <w:rtl w:val="false"/>
-              </w:rPr>
-              <w:t xml:space="preserve">Tremblay, M. S., et al. (2016). Canadian 24-hour movement guidelines for children and youth: An integration of physical activity, sedentary behaviour, and sleep. Applied Physiology, Nutrition, and Metabolism, 41(6, Suppl. 3), S311-S327.</w:t>
-            </w:r>
-          </w:p>
-        </w:tc>
-        <w:tc>
-          <w:tcPr>
-            <w:tcW w:type="dxa" w:w="1700"/>
-          </w:tcPr>
-          <w:p>
-            <w:pPr>
-              <w:bidi/>
-              <w:spacing w:after="40" w:line="240"/>
-              <w:jc w:val="right"/>
-            </w:pPr>
-            <w:r>
-              <w:rPr>
-                <w:rFonts w:ascii="Times New Roman" w:cs="David" w:eastAsia="David" w:hAnsi="Times New Roman"/>
-                <w:b w:val="false"/>
-                <w:bCs w:val="false"/>
-                <w:sz w:val="18"/>
-                <w:szCs w:val="18"/>
-                <w:rtl/>
-              </w:rPr>
-              <w:t xml:space="preserve">מסמך הנחיות (מקור מכונן)</w:t>
-            </w:r>
-          </w:p>
-        </w:tc>
-        <w:tc>
-          <w:tcPr>
-            <w:tcW w:type="dxa" w:w="2300"/>
-          </w:tcPr>
-          <w:p>
-            <w:pPr>
-              <w:bidi/>
-              <w:spacing w:after="40" w:line="240"/>
-              <w:jc w:val="right"/>
-            </w:pPr>
-            <w:r>
-              <w:rPr>
-                <w:rFonts w:ascii="Times New Roman" w:cs="David" w:eastAsia="David" w:hAnsi="Times New Roman"/>
-                <w:b w:val="false"/>
-                <w:bCs w:val="false"/>
-                <w:sz w:val="18"/>
-                <w:szCs w:val="18"/>
-                <w:rtl/>
-              </w:rPr>
-              <w:t xml:space="preserve">גישה פתוחה</w:t>
-            </w:r>
-          </w:p>
-          <w:p>
-            <w:pPr>
-              <w:bidi w:val="false"/>
-              <w:spacing w:after="40" w:line="240"/>
-              <w:jc w:val="left"/>
-            </w:pPr>
-            <w:r>
-              <w:rPr>
-                <w:rFonts w:ascii="Times New Roman" w:cs="David" w:eastAsia="David" w:hAnsi="Times New Roman"/>
-                <w:b w:val="false"/>
-                <w:bCs w:val="false"/>
-                <w:sz w:val="18"/>
-                <w:szCs w:val="18"/>
-                <w:rtl w:val="false"/>
-              </w:rPr>
-              <w:t xml:space="preserve">https://doi.org/10.1139/apnm-2016-0151</w:t>
-            </w:r>
-          </w:p>
-        </w:tc>
-        <w:tc>
-          <w:tcPr>
-            <w:tcW w:type="dxa" w:w="3300"/>
-          </w:tcPr>
-          <w:p>
-            <w:pPr>
-              <w:bidi/>
-              <w:spacing w:after="40" w:line="240"/>
-              <w:jc w:val="right"/>
-            </w:pPr>
-            <w:r>
-              <w:rPr>
-                <w:rFonts w:ascii="Times New Roman" w:cs="David" w:eastAsia="David" w:hAnsi="Times New Roman"/>
-                <w:b w:val="false"/>
-                <w:bCs w:val="false"/>
-                <w:sz w:val="18"/>
-                <w:szCs w:val="18"/>
-                <w:rtl/>
-              </w:rPr>
-              <w:t xml:space="preserve">ההנחיות המשולבות הראשונות: 60 דקות MVPA, עד שעתיים מסך פנאי, 9-11 / 8-10 שעות שינה.</w:t>
-            </w:r>
-          </w:p>
-        </w:tc>
-        <w:tc>
-          <w:tcPr>
-            <w:tcW w:type="dxa" w:w="1500"/>
-          </w:tcPr>
-          <w:p>
-            <w:pPr>
-              <w:bidi/>
-              <w:spacing w:after="40" w:line="240"/>
-              <w:jc w:val="right"/>
-            </w:pPr>
-            <w:r>
-              <w:rPr>
-                <w:rFonts w:ascii="Times New Roman" w:cs="David" w:eastAsia="David" w:hAnsi="Times New Roman"/>
-                <w:b w:val="false"/>
-                <w:bCs w:val="false"/>
-                <w:sz w:val="18"/>
-                <w:szCs w:val="18"/>
-                <w:rtl/>
-              </w:rPr>
-              <w:t xml:space="preserve">מבוא, 1.2, 1.3, 1.5, שיטה</w:t>
-            </w:r>
-          </w:p>
-        </w:tc>
-        <w:tc>
-          <w:tcPr>
-            <w:tcW w:type="dxa" w:w="1200"/>
-          </w:tcPr>
-          <w:p>
-            <w:pPr>
-              <w:bidi/>
-              <w:spacing w:after="40" w:line="240"/>
-              <w:jc w:val="right"/>
-            </w:pPr>
-            <w:r>
-              <w:rPr>
-                <w:rFonts w:ascii="Times New Roman" w:cs="David" w:eastAsia="David" w:hAnsi="Times New Roman"/>
-                <w:b w:val="false"/>
-                <w:bCs w:val="false"/>
-                <w:sz w:val="18"/>
-                <w:szCs w:val="18"/>
-                <w:rtl/>
-              </w:rPr>
-              <w:t xml:space="preserve">מאומת (לפני 2020, מקור תיאורטי)</w:t>
-            </w:r>
-          </w:p>
-        </w:tc>
-      </w:tr>
-      <w:tr>
-        <w:tc>
-          <w:tcPr>
-            <w:tcW w:type="dxa" w:w="400"/>
-          </w:tcPr>
-          <w:p>
-            <w:pPr>
-              <w:bidi/>
-              <w:spacing w:after="40" w:line="240"/>
-              <w:jc w:val="right"/>
-            </w:pPr>
-            <w:r>
-              <w:rPr>
-                <w:rFonts w:ascii="Times New Roman" w:cs="David" w:eastAsia="David" w:hAnsi="Times New Roman"/>
-                <w:b w:val="false"/>
-                <w:bCs w:val="false"/>
-                <w:sz w:val="18"/>
-                <w:szCs w:val="18"/>
-                <w:rtl/>
-              </w:rPr>
-              <w:t xml:space="preserve">18</w:t>
-            </w:r>
-          </w:p>
-        </w:tc>
-        <w:tc>
-          <w:tcPr>
-            <w:tcW w:type="dxa" w:w="3600"/>
-          </w:tcPr>
-          <w:p>
-            <w:pPr>
-              <w:bidi w:val="false"/>
-              <w:spacing w:after="40" w:line="240"/>
-              <w:jc w:val="left"/>
-            </w:pPr>
-            <w:r>
-              <w:rPr>
-                <w:rFonts w:ascii="Times New Roman" w:cs="David" w:eastAsia="David" w:hAnsi="Times New Roman"/>
-                <w:b w:val="false"/>
-                <w:bCs w:val="false"/>
-                <w:sz w:val="18"/>
-                <w:szCs w:val="18"/>
-                <w:rtl w:val="false"/>
-              </w:rPr>
-              <w:t xml:space="preserve">Bull, F. C., et al. (2020). World Health Organization 2020 guidelines on physical activity and sedentary behaviour. British Journal of Sports Medicine, 54(24), 1451-1462.</w:t>
-            </w:r>
-          </w:p>
-        </w:tc>
-        <w:tc>
-          <w:tcPr>
-            <w:tcW w:type="dxa" w:w="1700"/>
-          </w:tcPr>
-          <w:p>
-            <w:pPr>
-              <w:bidi/>
-              <w:spacing w:after="40" w:line="240"/>
-              <w:jc w:val="right"/>
-            </w:pPr>
-            <w:r>
-              <w:rPr>
-                <w:rFonts w:ascii="Times New Roman" w:cs="David" w:eastAsia="David" w:hAnsi="Times New Roman"/>
-                <w:b w:val="false"/>
-                <w:bCs w:val="false"/>
-                <w:sz w:val="18"/>
-                <w:szCs w:val="18"/>
-                <w:rtl/>
-              </w:rPr>
-              <w:t xml:space="preserve">מסמך הנחיות ארגון הבריאות העולמי</w:t>
-            </w:r>
-          </w:p>
-        </w:tc>
-        <w:tc>
-          <w:tcPr>
-            <w:tcW w:type="dxa" w:w="2300"/>
-          </w:tcPr>
-          <w:p>
-            <w:pPr>
-              <w:bidi/>
-              <w:spacing w:after="40" w:line="240"/>
-              <w:jc w:val="right"/>
-            </w:pPr>
-            <w:r>
-              <w:rPr>
-                <w:rFonts w:ascii="Times New Roman" w:cs="David" w:eastAsia="David" w:hAnsi="Times New Roman"/>
-                <w:b w:val="false"/>
-                <w:bCs w:val="false"/>
-                <w:sz w:val="18"/>
-                <w:szCs w:val="18"/>
-                <w:rtl/>
-              </w:rPr>
-              <w:t xml:space="preserve">גישה פתוחה (BMJ)</w:t>
-            </w:r>
-          </w:p>
-          <w:p>
-            <w:pPr>
-              <w:bidi w:val="false"/>
-              <w:spacing w:after="40" w:line="240"/>
-              <w:jc w:val="left"/>
-            </w:pPr>
-            <w:r>
-              <w:rPr>
-                <w:rFonts w:ascii="Times New Roman" w:cs="David" w:eastAsia="David" w:hAnsi="Times New Roman"/>
-                <w:b w:val="false"/>
-                <w:bCs w:val="false"/>
-                <w:sz w:val="18"/>
-                <w:szCs w:val="18"/>
-                <w:rtl w:val="false"/>
-              </w:rPr>
-              <w:t xml:space="preserve">https://doi.org/10.1136/bjsports-2020-102955</w:t>
-            </w:r>
-          </w:p>
-          <w:p>
-            <w:pPr>
-              <w:bidi w:val="false"/>
-              <w:spacing w:after="40" w:line="240"/>
-              <w:jc w:val="left"/>
-            </w:pPr>
-            <w:r>
-              <w:rPr>
-                <w:rFonts w:ascii="Times New Roman" w:cs="David" w:eastAsia="David" w:hAnsi="Times New Roman"/>
-                <w:b w:val="false"/>
-                <w:bCs w:val="false"/>
-                <w:sz w:val="18"/>
-                <w:szCs w:val="18"/>
-                <w:rtl w:val="false"/>
-              </w:rPr>
-              <w:t xml:space="preserve">PMC7719906</w:t>
-            </w:r>
-          </w:p>
-        </w:tc>
-        <w:tc>
-          <w:tcPr>
-            <w:tcW w:type="dxa" w:w="3300"/>
-          </w:tcPr>
-          <w:p>
-            <w:pPr>
-              <w:bidi/>
-              <w:spacing w:after="40" w:line="240"/>
-              <w:jc w:val="right"/>
-            </w:pPr>
-            <w:r>
-              <w:rPr>
-                <w:rFonts w:ascii="Times New Roman" w:cs="David" w:eastAsia="David" w:hAnsi="Times New Roman"/>
-                <w:b w:val="false"/>
-                <w:bCs w:val="false"/>
-                <w:sz w:val="18"/>
-                <w:szCs w:val="18"/>
-                <w:rtl/>
-              </w:rPr>
-              <w:t xml:space="preserve">ממוצע 60 דקות ביום MVPA לילדים ומתבגרים; הגבלת זמן יושבני ומסכים.</w:t>
-            </w:r>
-          </w:p>
-        </w:tc>
-        <w:tc>
-          <w:tcPr>
-            <w:tcW w:type="dxa" w:w="1500"/>
-          </w:tcPr>
-          <w:p>
-            <w:pPr>
-              <w:bidi/>
-              <w:spacing w:after="40" w:line="240"/>
-              <w:jc w:val="right"/>
-            </w:pPr>
-            <w:r>
-              <w:rPr>
-                <w:rFonts w:ascii="Times New Roman" w:cs="David" w:eastAsia="David" w:hAnsi="Times New Roman"/>
-                <w:b w:val="false"/>
-                <w:bCs w:val="false"/>
-                <w:sz w:val="18"/>
-                <w:szCs w:val="18"/>
-                <w:rtl/>
-              </w:rPr>
-              <w:t xml:space="preserve">1.4, שיטה (כלים)</w:t>
-            </w:r>
-          </w:p>
-        </w:tc>
-        <w:tc>
-          <w:tcPr>
-            <w:tcW w:type="dxa" w:w="1200"/>
-          </w:tcPr>
-          <w:p>
-            <w:pPr>
-              <w:bidi/>
-              <w:spacing w:after="40" w:line="240"/>
-              <w:jc w:val="right"/>
-            </w:pPr>
-            <w:r>
-              <w:rPr>
-                <w:rFonts w:ascii="Times New Roman" w:cs="David" w:eastAsia="David" w:hAnsi="Times New Roman"/>
-                <w:b w:val="false"/>
-                <w:bCs w:val="false"/>
-                <w:sz w:val="18"/>
-                <w:szCs w:val="18"/>
-                <w:rtl/>
-              </w:rPr>
-              <w:t xml:space="preserve">מאומת</w:t>
-            </w:r>
-          </w:p>
-        </w:tc>
-      </w:tr>
-      <w:tr>
-        <w:tc>
-          <w:tcPr>
-            <w:tcW w:type="dxa" w:w="400"/>
-          </w:tcPr>
-          <w:p>
-            <w:pPr>
-              <w:bidi/>
-              <w:spacing w:after="40" w:line="240"/>
-              <w:jc w:val="right"/>
-            </w:pPr>
-            <w:r>
-              <w:rPr>
-                <w:rFonts w:ascii="Times New Roman" w:cs="David" w:eastAsia="David" w:hAnsi="Times New Roman"/>
-                <w:b w:val="false"/>
-                <w:bCs w:val="false"/>
-                <w:sz w:val="18"/>
-                <w:szCs w:val="18"/>
-                <w:rtl/>
-              </w:rPr>
-              <w:t xml:space="preserve">19</w:t>
-            </w:r>
-          </w:p>
-        </w:tc>
-        <w:tc>
-          <w:tcPr>
-            <w:tcW w:type="dxa" w:w="3600"/>
-          </w:tcPr>
-          <w:p>
-            <w:pPr>
-              <w:bidi w:val="false"/>
-              <w:spacing w:after="40" w:line="240"/>
-              <w:jc w:val="left"/>
-            </w:pPr>
-            <w:r>
-              <w:rPr>
-                <w:rFonts w:ascii="Times New Roman" w:cs="David" w:eastAsia="David" w:hAnsi="Times New Roman"/>
-                <w:b w:val="false"/>
-                <w:bCs w:val="false"/>
-                <w:sz w:val="18"/>
-                <w:szCs w:val="18"/>
-                <w:rtl w:val="false"/>
-              </w:rPr>
-              <w:t xml:space="preserve">Shochat, T., Flint-Bretler, O., &amp; Tzischinsky, O. (2010). Sleep patterns, electronic media exposure and daytime sleep-related behaviours among Israeli adolescents. Acta Paediatrica, 99(9), 1396-1400.</w:t>
-            </w:r>
-          </w:p>
-        </w:tc>
-        <w:tc>
-          <w:tcPr>
-            <w:tcW w:type="dxa" w:w="1700"/>
-          </w:tcPr>
-          <w:p>
-            <w:pPr>
-              <w:bidi/>
-              <w:spacing w:after="40" w:line="240"/>
-              <w:jc w:val="right"/>
-            </w:pPr>
-            <w:r>
-              <w:rPr>
-                <w:rFonts w:ascii="Times New Roman" w:cs="David" w:eastAsia="David" w:hAnsi="Times New Roman"/>
-                <w:b w:val="false"/>
-                <w:bCs w:val="false"/>
-                <w:sz w:val="18"/>
-                <w:szCs w:val="18"/>
-                <w:rtl/>
-              </w:rPr>
-              <w:t xml:space="preserve">מחקר חתך, 470 תלמידי ח-ט, ישראל</w:t>
-            </w:r>
-          </w:p>
-        </w:tc>
-        <w:tc>
-          <w:tcPr>
-            <w:tcW w:type="dxa" w:w="2300"/>
-          </w:tcPr>
-          <w:p>
-            <w:pPr>
-              <w:bidi/>
-              <w:spacing w:after="40" w:line="240"/>
-              <w:jc w:val="right"/>
-            </w:pPr>
-            <w:r>
-              <w:rPr>
-                <w:rFonts w:ascii="Times New Roman" w:cs="David" w:eastAsia="David" w:hAnsi="Times New Roman"/>
-                <w:b w:val="false"/>
-                <w:bCs w:val="false"/>
-                <w:sz w:val="18"/>
-                <w:szCs w:val="18"/>
-                <w:rtl/>
-              </w:rPr>
-              <w:t xml:space="preserve">לא OA (Wiley). תקציר חופשי ב-PubMed 20377536.</w:t>
-            </w:r>
-          </w:p>
-        </w:tc>
-        <w:tc>
-          <w:tcPr>
-            <w:tcW w:type="dxa" w:w="3300"/>
-          </w:tcPr>
-          <w:p>
-            <w:pPr>
-              <w:bidi/>
-              <w:spacing w:after="40" w:line="240"/>
-              <w:jc w:val="right"/>
-            </w:pPr>
-            <w:r>
-              <w:rPr>
-                <w:rFonts w:ascii="Times New Roman" w:cs="David" w:eastAsia="David" w:hAnsi="Times New Roman"/>
-                <w:b w:val="false"/>
-                <w:bCs w:val="false"/>
-                <w:sz w:val="18"/>
-                <w:szCs w:val="18"/>
-                <w:rtl/>
-              </w:rPr>
-              <w:t xml:space="preserve">חשיפה למדיה ומכשירים בחדר השינה קשורים לשינה מאוחרת, קצרה ולישנוניות יומית.</w:t>
-            </w:r>
-          </w:p>
-        </w:tc>
-        <w:tc>
-          <w:tcPr>
-            <w:tcW w:type="dxa" w:w="1500"/>
-          </w:tcPr>
-          <w:p>
-            <w:pPr>
-              <w:bidi/>
-              <w:spacing w:after="40" w:line="240"/>
-              <w:jc w:val="right"/>
-            </w:pPr>
-            <w:r>
-              <w:rPr>
-                <w:rFonts w:ascii="Times New Roman" w:cs="David" w:eastAsia="David" w:hAnsi="Times New Roman"/>
-                <w:b w:val="false"/>
-                <w:bCs w:val="false"/>
-                <w:sz w:val="18"/>
-                <w:szCs w:val="18"/>
-                <w:rtl/>
-              </w:rPr>
-              <w:t xml:space="preserve">1.3, 1.6, השערה 1</w:t>
-            </w:r>
-          </w:p>
-        </w:tc>
-        <w:tc>
-          <w:tcPr>
-            <w:tcW w:type="dxa" w:w="1200"/>
-          </w:tcPr>
-          <w:p>
-            <w:pPr>
-              <w:bidi/>
-              <w:spacing w:after="40" w:line="240"/>
-              <w:jc w:val="right"/>
-            </w:pPr>
-            <w:r>
-              <w:rPr>
-                <w:rFonts w:ascii="Times New Roman" w:cs="David" w:eastAsia="David" w:hAnsi="Times New Roman"/>
-                <w:b w:val="false"/>
-                <w:bCs w:val="false"/>
-                <w:sz w:val="18"/>
-                <w:szCs w:val="18"/>
-                <w:rtl/>
-              </w:rPr>
-              <w:t xml:space="preserve">מאומת (מחקר ישראלי ותיק)</w:t>
-            </w:r>
-          </w:p>
-        </w:tc>
-      </w:tr>
-      <w:tr>
-        <w:tc>
-          <w:tcPr>
-            <w:tcW w:type="dxa" w:w="400"/>
-          </w:tcPr>
-          <w:p>
-            <w:pPr>
-              <w:bidi/>
-              <w:spacing w:after="40" w:line="240"/>
-              <w:jc w:val="right"/>
-            </w:pPr>
-            <w:r>
-              <w:rPr>
-                <w:rFonts w:ascii="Times New Roman" w:cs="David" w:eastAsia="David" w:hAnsi="Times New Roman"/>
-                <w:b w:val="false"/>
-                <w:bCs w:val="false"/>
-                <w:sz w:val="18"/>
-                <w:szCs w:val="18"/>
-                <w:rtl/>
-              </w:rPr>
-              <w:t xml:space="preserve">20</w:t>
-            </w:r>
-          </w:p>
-        </w:tc>
-        <w:tc>
-          <w:tcPr>
-            <w:tcW w:type="dxa" w:w="3600"/>
-          </w:tcPr>
-          <w:p>
-            <w:pPr>
-              <w:bidi w:val="false"/>
-              <w:spacing w:after="40" w:line="240"/>
-              <w:jc w:val="left"/>
-            </w:pPr>
-            <w:r>
-              <w:rPr>
-                <w:rFonts w:ascii="Times New Roman" w:cs="David" w:eastAsia="David" w:hAnsi="Times New Roman"/>
-                <w:b w:val="false"/>
-                <w:bCs w:val="false"/>
-                <w:sz w:val="18"/>
-                <w:szCs w:val="18"/>
-                <w:rtl w:val="false"/>
-              </w:rPr>
-              <w:t xml:space="preserve">American Psychiatric Association. (2022). DSM-5-TR.</w:t>
-            </w:r>
-          </w:p>
-        </w:tc>
-        <w:tc>
-          <w:tcPr>
-            <w:tcW w:type="dxa" w:w="1700"/>
-          </w:tcPr>
-          <w:p>
-            <w:pPr>
-              <w:bidi/>
-              <w:spacing w:after="40" w:line="240"/>
-              <w:jc w:val="right"/>
-            </w:pPr>
-            <w:r>
-              <w:rPr>
-                <w:rFonts w:ascii="Times New Roman" w:cs="David" w:eastAsia="David" w:hAnsi="Times New Roman"/>
-                <w:b w:val="false"/>
-                <w:bCs w:val="false"/>
-                <w:sz w:val="18"/>
-                <w:szCs w:val="18"/>
-                <w:rtl/>
-              </w:rPr>
-              <w:t xml:space="preserve">מדריך אבחוני</w:t>
-            </w:r>
-          </w:p>
-        </w:tc>
-        <w:tc>
-          <w:tcPr>
-            <w:tcW w:type="dxa" w:w="2300"/>
-          </w:tcPr>
-          <w:p>
-            <w:pPr>
-              <w:bidi/>
-              <w:spacing w:after="40" w:line="240"/>
-              <w:jc w:val="right"/>
-            </w:pPr>
-            <w:r>
-              <w:rPr>
-                <w:rFonts w:ascii="Times New Roman" w:cs="David" w:eastAsia="David" w:hAnsi="Times New Roman"/>
-                <w:b w:val="false"/>
-                <w:bCs w:val="false"/>
-                <w:sz w:val="18"/>
-                <w:szCs w:val="18"/>
-                <w:rtl/>
-              </w:rPr>
-              <w:t xml:space="preserve">ספר (ספרייה)</w:t>
-            </w:r>
-          </w:p>
-        </w:tc>
-        <w:tc>
-          <w:tcPr>
-            <w:tcW w:type="dxa" w:w="3300"/>
-          </w:tcPr>
-          <w:p>
-            <w:pPr>
-              <w:bidi/>
-              <w:spacing w:after="40" w:line="240"/>
-              <w:jc w:val="right"/>
-            </w:pPr>
-            <w:r>
-              <w:rPr>
-                <w:rFonts w:ascii="Times New Roman" w:cs="David" w:eastAsia="David" w:hAnsi="Times New Roman"/>
-                <w:b w:val="false"/>
-                <w:bCs w:val="false"/>
-                <w:sz w:val="18"/>
-                <w:szCs w:val="18"/>
-                <w:rtl/>
-              </w:rPr>
-              <w:t xml:space="preserve">הגדרת לקות למידה ספציפית; שכיחות 5-15%.</w:t>
-            </w:r>
-          </w:p>
-        </w:tc>
-        <w:tc>
-          <w:tcPr>
-            <w:tcW w:type="dxa" w:w="1500"/>
-          </w:tcPr>
-          <w:p>
-            <w:pPr>
-              <w:bidi/>
-              <w:spacing w:after="40" w:line="240"/>
-              <w:jc w:val="right"/>
-            </w:pPr>
-            <w:r>
-              <w:rPr>
-                <w:rFonts w:ascii="Times New Roman" w:cs="David" w:eastAsia="David" w:hAnsi="Times New Roman"/>
-                <w:b w:val="false"/>
-                <w:bCs w:val="false"/>
-                <w:sz w:val="18"/>
-                <w:szCs w:val="18"/>
-                <w:rtl/>
-              </w:rPr>
-              <w:t xml:space="preserve">1.1</w:t>
-            </w:r>
-          </w:p>
-        </w:tc>
-        <w:tc>
-          <w:tcPr>
-            <w:tcW w:type="dxa" w:w="1200"/>
-          </w:tcPr>
-          <w:p>
-            <w:pPr>
-              <w:bidi/>
-              <w:spacing w:after="40" w:line="240"/>
-              <w:jc w:val="right"/>
-            </w:pPr>
-            <w:r>
-              <w:rPr>
-                <w:rFonts w:ascii="Times New Roman" w:cs="David" w:eastAsia="David" w:hAnsi="Times New Roman"/>
-                <w:b w:val="false"/>
-                <w:bCs w:val="false"/>
-                <w:sz w:val="18"/>
-                <w:szCs w:val="18"/>
-                <w:rtl/>
-              </w:rPr>
-              <w:t xml:space="preserve">מקור סטנדרטי</w:t>
-            </w:r>
-          </w:p>
-        </w:tc>
-      </w:tr>
-      <w:tr>
-        <w:tc>
-          <w:tcPr>
-            <w:tcW w:type="dxa" w:w="400"/>
-          </w:tcPr>
-          <w:p>
-            <w:pPr>
-              <w:bidi/>
-              <w:spacing w:after="40" w:line="240"/>
-              <w:jc w:val="right"/>
-            </w:pPr>
-            <w:r>
-              <w:rPr>
-                <w:rFonts w:ascii="Times New Roman" w:cs="David" w:eastAsia="David" w:hAnsi="Times New Roman"/>
-                <w:b w:val="false"/>
-                <w:bCs w:val="false"/>
-                <w:sz w:val="18"/>
-                <w:szCs w:val="18"/>
-                <w:rtl/>
-              </w:rPr>
-              <w:t xml:space="preserve">21</w:t>
-            </w:r>
-          </w:p>
-        </w:tc>
-        <w:tc>
-          <w:tcPr>
-            <w:tcW w:type="dxa" w:w="3600"/>
-          </w:tcPr>
-          <w:p>
-            <w:pPr>
-              <w:bidi w:val="false"/>
-              <w:spacing w:after="40" w:line="240"/>
-              <w:jc w:val="left"/>
-            </w:pPr>
-            <w:r>
-              <w:rPr>
-                <w:rFonts w:ascii="Times New Roman" w:cs="David" w:eastAsia="David" w:hAnsi="Times New Roman"/>
-                <w:b w:val="false"/>
-                <w:bCs w:val="false"/>
-                <w:sz w:val="18"/>
-                <w:szCs w:val="18"/>
-                <w:rtl w:val="false"/>
-              </w:rPr>
-              <w:t xml:space="preserve">Drake, C., et al. (2003). The Pediatric Daytime Sleepiness Scale (PDSS). Sleep, 26(4), 455-458.</w:t>
-            </w:r>
-          </w:p>
-        </w:tc>
-        <w:tc>
-          <w:tcPr>
-            <w:tcW w:type="dxa" w:w="1700"/>
-          </w:tcPr>
-          <w:p>
-            <w:pPr>
-              <w:bidi/>
-              <w:spacing w:after="40" w:line="240"/>
-              <w:jc w:val="right"/>
-            </w:pPr>
-            <w:r>
-              <w:rPr>
-                <w:rFonts w:ascii="Times New Roman" w:cs="David" w:eastAsia="David" w:hAnsi="Times New Roman"/>
-                <w:b w:val="false"/>
-                <w:bCs w:val="false"/>
-                <w:sz w:val="18"/>
-                <w:szCs w:val="18"/>
-                <w:rtl/>
-              </w:rPr>
-              <w:t xml:space="preserve">פיתוח כלי מדידה</w:t>
-            </w:r>
-          </w:p>
-        </w:tc>
-        <w:tc>
-          <w:tcPr>
-            <w:tcW w:type="dxa" w:w="2300"/>
-          </w:tcPr>
-          <w:p>
-            <w:pPr>
-              <w:bidi/>
-              <w:spacing w:after="40" w:line="240"/>
-              <w:jc w:val="right"/>
-            </w:pPr>
-            <w:r>
-              <w:rPr>
-                <w:rFonts w:ascii="Times New Roman" w:cs="David" w:eastAsia="David" w:hAnsi="Times New Roman"/>
-                <w:b w:val="false"/>
-                <w:bCs w:val="false"/>
-                <w:sz w:val="18"/>
-                <w:szCs w:val="18"/>
-                <w:rtl/>
-              </w:rPr>
-              <w:t xml:space="preserve">גישה פתוחה</w:t>
-            </w:r>
-          </w:p>
-          <w:p>
-            <w:pPr>
-              <w:bidi w:val="false"/>
-              <w:spacing w:after="40" w:line="240"/>
-              <w:jc w:val="left"/>
-            </w:pPr>
-            <w:r>
-              <w:rPr>
-                <w:rFonts w:ascii="Times New Roman" w:cs="David" w:eastAsia="David" w:hAnsi="Times New Roman"/>
-                <w:b w:val="false"/>
-                <w:bCs w:val="false"/>
-                <w:sz w:val="18"/>
-                <w:szCs w:val="18"/>
-                <w:rtl w:val="false"/>
-              </w:rPr>
-              <w:t xml:space="preserve">https://doi.org/10.1093/sleep/26.4.455</w:t>
-            </w:r>
-          </w:p>
-        </w:tc>
-        <w:tc>
-          <w:tcPr>
-            <w:tcW w:type="dxa" w:w="3300"/>
-          </w:tcPr>
-          <w:p>
-            <w:pPr>
-              <w:bidi/>
-              <w:spacing w:after="40" w:line="240"/>
-              <w:jc w:val="right"/>
-            </w:pPr>
-            <w:r>
-              <w:rPr>
-                <w:rFonts w:ascii="Times New Roman" w:cs="David" w:eastAsia="David" w:hAnsi="Times New Roman"/>
-                <w:b w:val="false"/>
-                <w:bCs w:val="false"/>
-                <w:sz w:val="18"/>
-                <w:szCs w:val="18"/>
-                <w:rtl/>
-              </w:rPr>
-              <w:t xml:space="preserve">סולם 8 פריטים לישנוניות יומית; אלפא 0.80; קשור להישגים.</w:t>
-            </w:r>
-          </w:p>
-        </w:tc>
-        <w:tc>
-          <w:tcPr>
-            <w:tcW w:type="dxa" w:w="1500"/>
-          </w:tcPr>
-          <w:p>
-            <w:pPr>
-              <w:bidi/>
-              <w:spacing w:after="40" w:line="240"/>
-              <w:jc w:val="right"/>
-            </w:pPr>
-            <w:r>
-              <w:rPr>
-                <w:rFonts w:ascii="Times New Roman" w:cs="David" w:eastAsia="David" w:hAnsi="Times New Roman"/>
-                <w:b w:val="false"/>
-                <w:bCs w:val="false"/>
-                <w:sz w:val="18"/>
-                <w:szCs w:val="18"/>
-                <w:rtl/>
-              </w:rPr>
-              <w:t xml:space="preserve">שיטה (כלים), נספח</w:t>
-            </w:r>
-          </w:p>
-        </w:tc>
-        <w:tc>
-          <w:tcPr>
-            <w:tcW w:type="dxa" w:w="1200"/>
-          </w:tcPr>
-          <w:p>
-            <w:pPr>
-              <w:bidi/>
-              <w:spacing w:after="40" w:line="240"/>
-              <w:jc w:val="right"/>
-            </w:pPr>
-            <w:r>
-              <w:rPr>
-                <w:rFonts w:ascii="Times New Roman" w:cs="David" w:eastAsia="David" w:hAnsi="Times New Roman"/>
-                <w:b w:val="false"/>
-                <w:bCs w:val="false"/>
-                <w:sz w:val="18"/>
-                <w:szCs w:val="18"/>
-                <w:rtl/>
-              </w:rPr>
-              <w:t xml:space="preserve">כלי מחקר</w:t>
-            </w:r>
-          </w:p>
-        </w:tc>
-      </w:tr>
-      <w:tr>
-        <w:tc>
-          <w:tcPr>
-            <w:tcW w:type="dxa" w:w="400"/>
-          </w:tcPr>
-          <w:p>
-            <w:pPr>
-              <w:bidi/>
-              <w:spacing w:after="40" w:line="240"/>
-              <w:jc w:val="right"/>
-            </w:pPr>
-            <w:r>
-              <w:rPr>
-                <w:rFonts w:ascii="Times New Roman" w:cs="David" w:eastAsia="David" w:hAnsi="Times New Roman"/>
-                <w:b w:val="false"/>
-                <w:bCs w:val="false"/>
-                <w:sz w:val="18"/>
-                <w:szCs w:val="18"/>
-                <w:rtl/>
-              </w:rPr>
-              <w:t xml:space="preserve">22</w:t>
-            </w:r>
-          </w:p>
-        </w:tc>
-        <w:tc>
-          <w:tcPr>
-            <w:tcW w:type="dxa" w:w="3600"/>
-          </w:tcPr>
-          <w:p>
-            <w:pPr>
-              <w:bidi w:val="false"/>
-              <w:spacing w:after="40" w:line="240"/>
-              <w:jc w:val="left"/>
-            </w:pPr>
-            <w:r>
-              <w:rPr>
-                <w:rFonts w:ascii="Times New Roman" w:cs="David" w:eastAsia="David" w:hAnsi="Times New Roman"/>
-                <w:b w:val="false"/>
-                <w:bCs w:val="false"/>
-                <w:sz w:val="18"/>
-                <w:szCs w:val="18"/>
-                <w:rtl w:val="false"/>
-              </w:rPr>
-              <w:t xml:space="preserve">Kowalski, K. C., Crocker, P. R. E., &amp; Donen, R. M. (2004). The PAQ-C and PAQ-A manual. University of Saskatchewan.</w:t>
-            </w:r>
-          </w:p>
-        </w:tc>
-        <w:tc>
-          <w:tcPr>
-            <w:tcW w:type="dxa" w:w="1700"/>
-          </w:tcPr>
-          <w:p>
-            <w:pPr>
-              <w:bidi/>
-              <w:spacing w:after="40" w:line="240"/>
-              <w:jc w:val="right"/>
-            </w:pPr>
-            <w:r>
-              <w:rPr>
-                <w:rFonts w:ascii="Times New Roman" w:cs="David" w:eastAsia="David" w:hAnsi="Times New Roman"/>
-                <w:b w:val="false"/>
-                <w:bCs w:val="false"/>
-                <w:sz w:val="18"/>
-                <w:szCs w:val="18"/>
-                <w:rtl/>
-              </w:rPr>
-              <w:t xml:space="preserve">מדריך כלי מדידה</w:t>
-            </w:r>
-          </w:p>
-        </w:tc>
-        <w:tc>
-          <w:tcPr>
-            <w:tcW w:type="dxa" w:w="2300"/>
-          </w:tcPr>
-          <w:p>
-            <w:pPr>
-              <w:bidi/>
-              <w:spacing w:after="40" w:line="240"/>
-              <w:jc w:val="right"/>
-            </w:pPr>
-            <w:r>
-              <w:rPr>
-                <w:rFonts w:ascii="Times New Roman" w:cs="David" w:eastAsia="David" w:hAnsi="Times New Roman"/>
-                <w:b w:val="false"/>
-                <w:bCs w:val="false"/>
-                <w:sz w:val="18"/>
-                <w:szCs w:val="18"/>
-                <w:rtl/>
-              </w:rPr>
-              <w:t xml:space="preserve">חופשי באתר האוניברסיטה</w:t>
-            </w:r>
-          </w:p>
-        </w:tc>
-        <w:tc>
-          <w:tcPr>
-            <w:tcW w:type="dxa" w:w="3300"/>
-          </w:tcPr>
-          <w:p>
-            <w:pPr>
-              <w:bidi/>
-              <w:spacing w:after="40" w:line="240"/>
-              <w:jc w:val="right"/>
-            </w:pPr>
-            <w:r>
-              <w:rPr>
-                <w:rFonts w:ascii="Times New Roman" w:cs="David" w:eastAsia="David" w:hAnsi="Times New Roman"/>
-                <w:b w:val="false"/>
-                <w:bCs w:val="false"/>
-                <w:sz w:val="18"/>
-                <w:szCs w:val="18"/>
-                <w:rtl/>
-              </w:rPr>
-              <w:t xml:space="preserve">שאלון פעילות גופנית 7 ימים למתבגרים.</w:t>
-            </w:r>
-          </w:p>
-        </w:tc>
-        <w:tc>
-          <w:tcPr>
-            <w:tcW w:type="dxa" w:w="1500"/>
-          </w:tcPr>
-          <w:p>
-            <w:pPr>
-              <w:bidi/>
-              <w:spacing w:after="40" w:line="240"/>
-              <w:jc w:val="right"/>
-            </w:pPr>
-            <w:r>
-              <w:rPr>
-                <w:rFonts w:ascii="Times New Roman" w:cs="David" w:eastAsia="David" w:hAnsi="Times New Roman"/>
-                <w:b w:val="false"/>
-                <w:bCs w:val="false"/>
-                <w:sz w:val="18"/>
-                <w:szCs w:val="18"/>
-                <w:rtl/>
-              </w:rPr>
-              <w:t xml:space="preserve">שיטה (כלים), נספח</w:t>
-            </w:r>
-          </w:p>
-        </w:tc>
-        <w:tc>
-          <w:tcPr>
-            <w:tcW w:type="dxa" w:w="1200"/>
-          </w:tcPr>
-          <w:p>
-            <w:pPr>
-              <w:bidi/>
-              <w:spacing w:after="40" w:line="240"/>
-              <w:jc w:val="right"/>
-            </w:pPr>
-            <w:r>
-              <w:rPr>
-                <w:rFonts w:ascii="Times New Roman" w:cs="David" w:eastAsia="David" w:hAnsi="Times New Roman"/>
-                <w:b w:val="false"/>
-                <w:bCs w:val="false"/>
-                <w:sz w:val="18"/>
-                <w:szCs w:val="18"/>
-                <w:rtl/>
-              </w:rPr>
-              <w:t xml:space="preserve">כלי מחקר</w:t>
             </w:r>
           </w:p>
         </w:tc>
@@ -4412,7 +1661,7 @@
           <w:szCs w:val="24"/>
           <w:rtl/>
         </w:rPr>
-        <w:t xml:space="preserve">מקורות בעברית</w:t>
+        <w:t xml:space="preserve">מקורות בעברית (15)</w:t>
       </w:r>
     </w:p>
     <w:tbl>
@@ -4630,7 +1879,7 @@
                 <w:szCs w:val="18"/>
                 <w:rtl/>
               </w:rPr>
-              <w:t xml:space="preserve">23</w:t>
+              <w:t xml:space="preserve">8</w:t>
             </w:r>
           </w:p>
         </w:tc>
@@ -4653,7 +1902,7 @@
                 <w:szCs w:val="18"/>
                 <w:rtl/>
               </w:rPr>
-              <w:t xml:space="preserve">אבגר, ע' (2018). לקויות למידה במערכת החינוך בישראל. הכנסת, מרכז המחקר והמידע.</w:t>
+              <w:t xml:space="preserve">בק, ה', טסלר, ר', מורן, ד', קולובוב, ט', והראל-פיש, י' (2018). מודל רב-רמות להבנת הגורמים המנבאים התנהגויות בריאות: הרגלי פעילות גופנית ותזונה בריאה בקרב תלמידים בישראל. בתנועה, יא(4), 510-533.</w:t>
             </w:r>
           </w:p>
         </w:tc>
@@ -4676,7 +1925,7 @@
                 <w:szCs w:val="18"/>
                 <w:rtl/>
               </w:rPr>
-              <w:t xml:space="preserve">דוח ממ"מ</w:t>
+              <w:t xml:space="preserve">מאמר שפיט (בתנועה, וינגייט). נתוני HBSC, כ-7,000 תלמידי ו, ח, י</w:t>
             </w:r>
           </w:p>
         </w:tc>
@@ -4699,25 +1948,7 @@
                 <w:szCs w:val="18"/>
                 <w:rtl/>
               </w:rPr>
-              <w:t xml:space="preserve">חופשי</w:t>
-            </w:r>
-          </w:p>
-          <w:p>
-            <w:pPr>
-              <w:bidi w:val="false"/>
-              <w:spacing w:after="40" w:line="240"/>
-              <w:jc w:val="left"/>
-            </w:pPr>
-            <w:r>
-              <w:rPr>
-                <w:rFonts w:ascii="Times New Roman" w:cs="David" w:eastAsia="David" w:hAnsi="Times New Roman"/>
-                <w:b w:val="false"/>
-                <w:bCs w:val="false"/>
-                <w:sz w:val="18"/>
-                <w:szCs w:val="18"/>
-                <w:rtl w:val="false"/>
-              </w:rPr>
-              <w:t xml:space="preserve">fs.knesset.gov.il (קישור מלא ברשימת המקורות)</w:t>
+              <w:t xml:space="preserve">חופשי, PDF באתר וינגייט</w:t>
             </w:r>
           </w:p>
         </w:tc>
@@ -4740,7 +1971,7 @@
                 <w:szCs w:val="18"/>
                 <w:rtl/>
               </w:rPr>
-              <w:t xml:space="preserve">היקף האוכלוסייה, איתור, אבחון והתאמות; פערים בין מגזרים.</w:t>
+              <w:t xml:space="preserve">בנים פעילים יותר מבנות; גורמים ברמת התלמיד ובית הספר מנבאים פעילות.</w:t>
             </w:r>
           </w:p>
         </w:tc>
@@ -4763,7 +1994,7 @@
                 <w:szCs w:val="18"/>
                 <w:rtl/>
               </w:rPr>
-              <w:t xml:space="preserve">1.1, 1.6</w:t>
+              <w:t xml:space="preserve">1.4, 1.6, שיטה (כלים)</w:t>
             </w:r>
           </w:p>
         </w:tc>
@@ -4811,7 +2042,7 @@
                 <w:szCs w:val="18"/>
                 <w:rtl/>
               </w:rPr>
-              <w:t xml:space="preserve">24</w:t>
+              <w:t xml:space="preserve">9</w:t>
             </w:r>
           </w:p>
         </w:tc>
@@ -4834,7 +2065,7 @@
                 <w:szCs w:val="18"/>
                 <w:rtl/>
               </w:rPr>
-              <w:t xml:space="preserve">איגוד האינטרנט הישראלי (2022). בני נוער, הורים ומסכים בישראל: סקר שימושים ופערים (קיץ 2022).</w:t>
+              <w:t xml:space="preserve">הראל-פיש, ה' (קזולה), טסלר, ר', והראל-פיש, י' (2024). הרגלי פעילות גופנית, התנהגויות סיכון, רווחה נפשית וגורמי חוסן: ניתוח משווה בקרב בני נוער עם וללא מוגבלויות הלומדים בבתי ספר בחינוך הכללי. בתנועה, יד(2), 241-280.</w:t>
             </w:r>
           </w:p>
         </w:tc>
@@ -4857,7 +2088,7 @@
                 <w:szCs w:val="18"/>
                 <w:rtl/>
               </w:rPr>
-              <w:t xml:space="preserve">סקר ארצי</w:t>
+              <w:t xml:space="preserve">מאמר שפיט (בתנועה). HBSC 2018-2019, כ-13,845 תלמידים 11-17</w:t>
             </w:r>
           </w:p>
         </w:tc>
@@ -4880,25 +2111,7 @@
                 <w:szCs w:val="18"/>
                 <w:rtl/>
               </w:rPr>
-              <w:t xml:space="preserve">חופשי</w:t>
-            </w:r>
-          </w:p>
-          <w:p>
-            <w:pPr>
-              <w:bidi w:val="false"/>
-              <w:spacing w:after="40" w:line="240"/>
-              <w:jc w:val="left"/>
-            </w:pPr>
-            <w:r>
-              <w:rPr>
-                <w:rFonts w:ascii="Times New Roman" w:cs="David" w:eastAsia="David" w:hAnsi="Times New Roman"/>
-                <w:b w:val="false"/>
-                <w:bCs w:val="false"/>
-                <w:sz w:val="18"/>
-                <w:szCs w:val="18"/>
-                <w:rtl w:val="false"/>
-              </w:rPr>
-              <w:t xml:space="preserve">https://www.isoc.org.il/sts-data/screentime_2022</w:t>
+              <w:t xml:space="preserve">חופשי, PDF באתר וינגייט (גם ב-JSTOR)</w:t>
             </w:r>
           </w:p>
         </w:tc>
@@ -4921,7 +2134,7 @@
                 <w:szCs w:val="18"/>
                 <w:rtl/>
               </w:rPr>
-              <w:t xml:space="preserve">54% מהנוער היהודי-חילוני 4-8 שעות ביום, 11% מעל 8; בחברה הערבית 67%; יהודי-דתי 41%.</w:t>
+              <w:t xml:space="preserve">המחקר הישראלי הקרוב ביותר לנושא: השוואת נוער עם וללא מוגבלויות בחינוך הכללי. יש לקרוא ולהוסיף ממצאים כמותיים לסקירה.</w:t>
             </w:r>
           </w:p>
         </w:tc>
@@ -4944,7 +2157,7 @@
                 <w:szCs w:val="18"/>
                 <w:rtl/>
               </w:rPr>
-              <w:t xml:space="preserve">מבוא, 1.6, 1.7</w:t>
+              <w:t xml:space="preserve">מבוא, 1.4, שיטה</w:t>
             </w:r>
           </w:p>
         </w:tc>
@@ -4967,7 +2180,7 @@
                 <w:szCs w:val="18"/>
                 <w:rtl/>
               </w:rPr>
-              <w:t xml:space="preserve">מאומת</w:t>
+              <w:t xml:space="preserve">מאומת. להשלים ממצאים מהמאמר</w:t>
             </w:r>
           </w:p>
         </w:tc>
@@ -4992,7 +2205,7 @@
                 <w:szCs w:val="18"/>
                 <w:rtl/>
               </w:rPr>
-              <w:t xml:space="preserve">25</w:t>
+              <w:t xml:space="preserve">10</w:t>
             </w:r>
           </w:p>
         </w:tc>
@@ -5015,7 +2228,7 @@
                 <w:szCs w:val="18"/>
                 <w:rtl/>
               </w:rPr>
-              <w:t xml:space="preserve">ארן-ארנרייך, י' (2013, 7 בנובמבר). לקות למידה או הפרעת למידה? אבחון קשיי למידה על פי ה-DSM 5. פסיכולוגיה עברית.</w:t>
+              <w:t xml:space="preserve">ניסנהולץ-גנות, ר', מאור, ר', עופרי, ל', סלע, י', זיגדון, א', הראל-פיש, י', וטסלר, ר' (2021). החינוך הגופני כגורם מגן להתנהגויות סיכון בקרב בני נוער בישראל: הבדלי גיל ומגדר. בתנועה, יג(1), 57-70.</w:t>
             </w:r>
           </w:p>
         </w:tc>
@@ -5038,7 +2251,7 @@
                 <w:szCs w:val="18"/>
                 <w:rtl/>
               </w:rPr>
-              <w:t xml:space="preserve">מאמר מקצועי מקוון</w:t>
+              <w:t xml:space="preserve">מאמר שפיט (בתנועה), נתוני HBSC</w:t>
             </w:r>
           </w:p>
         </w:tc>
@@ -5061,25 +2274,7 @@
                 <w:szCs w:val="18"/>
                 <w:rtl/>
               </w:rPr>
-              <w:t xml:space="preserve">חופשי</w:t>
-            </w:r>
-          </w:p>
-          <w:p>
-            <w:pPr>
-              <w:bidi w:val="false"/>
-              <w:spacing w:after="40" w:line="240"/>
-              <w:jc w:val="left"/>
-            </w:pPr>
-            <w:r>
-              <w:rPr>
-                <w:rFonts w:ascii="Times New Roman" w:cs="David" w:eastAsia="David" w:hAnsi="Times New Roman"/>
-                <w:b w:val="false"/>
-                <w:bCs w:val="false"/>
-                <w:sz w:val="18"/>
-                <w:szCs w:val="18"/>
-                <w:rtl w:val="false"/>
-              </w:rPr>
-              <w:t xml:space="preserve">https://www.hebpsy.net/articles.asp?id=3043</w:t>
+              <w:t xml:space="preserve">חופשי, PDF באתר לוינסקי-וינגייט</w:t>
             </w:r>
           </w:p>
         </w:tc>
@@ -5102,7 +2297,7 @@
                 <w:szCs w:val="18"/>
                 <w:rtl/>
               </w:rPr>
-              <w:t xml:space="preserve">השינוי ממונח "לקות" ל"הפרעה" ב-DSM-5 והשלכותיו על האבחון.</w:t>
+              <w:t xml:space="preserve">אהבה לשיעורי חינוך גופני ומשך הפעילות בהם: גורם מגן מפני התנהגויות סיכון.</w:t>
             </w:r>
           </w:p>
         </w:tc>
@@ -5125,7 +2320,7 @@
                 <w:szCs w:val="18"/>
                 <w:rtl/>
               </w:rPr>
-              <w:t xml:space="preserve">1.1</w:t>
+              <w:t xml:space="preserve">1.4, שיטה (כלים)</w:t>
             </w:r>
           </w:p>
         </w:tc>
@@ -5148,7 +2343,7 @@
                 <w:szCs w:val="18"/>
                 <w:rtl/>
               </w:rPr>
-              <w:t xml:space="preserve">לאמת את שם המחבר באתר</w:t>
+              <w:t xml:space="preserve">מאומת. לוודא עמודים</w:t>
             </w:r>
           </w:p>
         </w:tc>
@@ -5173,7 +2368,7 @@
                 <w:szCs w:val="18"/>
                 <w:rtl/>
               </w:rPr>
-              <w:t xml:space="preserve">26</w:t>
+              <w:t xml:space="preserve">11</w:t>
             </w:r>
           </w:p>
         </w:tc>
@@ -5196,7 +2391,7 @@
                 <w:szCs w:val="18"/>
                 <w:rtl/>
               </w:rPr>
-              <w:t xml:space="preserve">בק, ה', טסלר, ר', מורן, ד', קולובוב, ט', והראל-פיש, י' (2018). מודל רב-רמות להבנת הגורמים המנבאים התנהגויות בריאות... בתנועה, יא(4), 510-533.</w:t>
+              <w:t xml:space="preserve">פחימה, ד', צווילינג, מ', ניסנהולץ-גנות, ר', גרין, ג', ברק, ש', רגב, ע', הלוי-הוכוולד, ע', הראל-פיש, י', וטסלר, ר' (2024). מגמות בתדירות ובמשך הפעילות הגופנית בקרב ילדים ובני נוער... 2010-2018. רוח הספורט, 10, 55-70.</w:t>
             </w:r>
           </w:p>
         </w:tc>
@@ -5219,7 +2414,7 @@
                 <w:szCs w:val="18"/>
                 <w:rtl/>
               </w:rPr>
-              <w:t xml:space="preserve">מאמר שפיט, נתוני HBSC ~7,000 תלמידים</w:t>
+              <w:t xml:space="preserve">מאמר שפיט (רוח הספורט, תל-חי), גילי 12-18</w:t>
             </w:r>
           </w:p>
         </w:tc>
@@ -5242,7 +2437,25 @@
                 <w:szCs w:val="18"/>
                 <w:rtl/>
               </w:rPr>
-              <w:t xml:space="preserve">חופשי (אתר וינגייט)</w:t>
+              <w:t xml:space="preserve">חופשי</w:t>
+            </w:r>
+          </w:p>
+          <w:p>
+            <w:pPr>
+              <w:bidi w:val="false"/>
+              <w:spacing w:after="40" w:line="240"/>
+              <w:jc w:val="left"/>
+            </w:pPr>
+            <w:r>
+              <w:rPr>
+                <w:rFonts w:ascii="Times New Roman" w:cs="David" w:eastAsia="David" w:hAnsi="Times New Roman"/>
+                <w:b w:val="false"/>
+                <w:bCs w:val="false"/>
+                <w:sz w:val="18"/>
+                <w:szCs w:val="18"/>
+                <w:rtl w:val="false"/>
+              </w:rPr>
+              <w:t xml:space="preserve">https://www.telhai.ac.il/sites/default/files/2024-01/4.pdf</w:t>
             </w:r>
           </w:p>
         </w:tc>
@@ -5265,7 +2478,7 @@
                 <w:szCs w:val="18"/>
                 <w:rtl/>
               </w:rPr>
-              <w:t xml:space="preserve">בנים פעילים יותר מבנות; גורמים ברמת התלמיד ובית הספר מנבאים פעילות.</w:t>
+              <w:t xml:space="preserve">שינויים בפעילות גופנית 2010-2018 לפי פיקוח, כיתה, מגדר ומעמד.</w:t>
             </w:r>
           </w:p>
         </w:tc>
@@ -5288,7 +2501,7 @@
                 <w:szCs w:val="18"/>
                 <w:rtl/>
               </w:rPr>
-              <w:t xml:space="preserve">1.4, 1.6, שיטה (כלים)</w:t>
+              <w:t xml:space="preserve">1.4, 1.6, שיטה</w:t>
             </w:r>
           </w:p>
         </w:tc>
@@ -5311,7 +2524,7 @@
                 <w:szCs w:val="18"/>
                 <w:rtl/>
               </w:rPr>
-              <w:t xml:space="preserve">מאומת (2018, לפני 2020)</w:t>
+              <w:t xml:space="preserve">מאומת</w:t>
             </w:r>
           </w:p>
         </w:tc>
@@ -5336,7 +2549,7 @@
                 <w:szCs w:val="18"/>
                 <w:rtl/>
               </w:rPr>
-              <w:t xml:space="preserve">27</w:t>
+              <w:t xml:space="preserve">12</w:t>
             </w:r>
           </w:p>
         </w:tc>
@@ -5359,7 +2572,7 @@
                 <w:szCs w:val="18"/>
                 <w:rtl/>
               </w:rPr>
-              <w:t xml:space="preserve">בשארה, ס', ווייס, י' (2025). קשר בין תפקודים ניהוליים וידע עולם להבנת הנקרא בקרב תלמידים עם לקויות למידה ותלמידים בלי לקויות למידה. הייעוץ החינוכי.</w:t>
+              <w:t xml:space="preserve">שחף, מ', כץ, י', ושובל, א' (2014). ספורט, הישגים לימודיים ומגדר: האומנם שילוש מנצח? רוח הספורט, 1, 89-98.</w:t>
             </w:r>
           </w:p>
         </w:tc>
@@ -5382,7 +2595,7 @@
                 <w:szCs w:val="18"/>
                 <w:rtl/>
               </w:rPr>
-              <w:t xml:space="preserve">מאמר שפיט, מחקר השוואתי ישראלי</w:t>
+              <w:t xml:space="preserve">מאמר שפיט (רוח הספורט), תלמידי תיכון</w:t>
             </w:r>
           </w:p>
         </w:tc>
@@ -5405,25 +2618,7 @@
                 <w:szCs w:val="18"/>
                 <w:rtl/>
               </w:rPr>
-              <w:t xml:space="preserve">חופשי</w:t>
-            </w:r>
-          </w:p>
-          <w:p>
-            <w:pPr>
-              <w:bidi w:val="false"/>
-              <w:spacing w:after="40" w:line="240"/>
-              <w:jc w:val="left"/>
-            </w:pPr>
-            <w:r>
-              <w:rPr>
-                <w:rFonts w:ascii="Times New Roman" w:cs="David" w:eastAsia="David" w:hAnsi="Times New Roman"/>
-                <w:b w:val="false"/>
-                <w:bCs w:val="false"/>
-                <w:sz w:val="18"/>
-                <w:szCs w:val="18"/>
-                <w:rtl w:val="false"/>
-              </w:rPr>
-              <w:t xml:space="preserve">shaanan.ac.il (PDF)</w:t>
+              <w:t xml:space="preserve">חופשי, PDF באתר תל-חי</w:t>
             </w:r>
           </w:p>
         </w:tc>
@@ -5446,7 +2641,7 @@
                 <w:szCs w:val="18"/>
                 <w:rtl/>
               </w:rPr>
-              <w:t xml:space="preserve">תפקודים ניהוליים וידע עולם תורמים להבנת הנקרא; פער בתפקודים ניהוליים בלקות למידה.</w:t>
+              <w:t xml:space="preserve">בנות בספורט הישגי: הישגים גבוהים ביותר; בנים בספורט הישגי: הישגים נמוכים.</w:t>
             </w:r>
           </w:p>
         </w:tc>
@@ -5469,7 +2664,7 @@
                 <w:szCs w:val="18"/>
                 <w:rtl/>
               </w:rPr>
-              <w:t xml:space="preserve">1.1, 1.6</w:t>
+              <w:t xml:space="preserve">1.4, שיטה (כלים)</w:t>
             </w:r>
           </w:p>
         </w:tc>
@@ -5492,7 +2687,7 @@
                 <w:szCs w:val="18"/>
                 <w:rtl/>
               </w:rPr>
-              <w:t xml:space="preserve">להשלים גיליון ועמודים</w:t>
+              <w:t xml:space="preserve">מאומת. גרסה קודמת: בתנועה י(2), 2012</w:t>
             </w:r>
           </w:p>
         </w:tc>
@@ -5517,7 +2712,7 @@
                 <w:szCs w:val="18"/>
                 <w:rtl/>
               </w:rPr>
-              <w:t xml:space="preserve">28</w:t>
+              <w:t xml:space="preserve">13</w:t>
             </w:r>
           </w:p>
         </w:tc>
@@ -5540,7 +2735,7 @@
                 <w:szCs w:val="18"/>
                 <w:rtl/>
               </w:rPr>
-              <w:t xml:space="preserve">משרד הבריאות (2026). על ילדים ובני נוער ומסכים: המלצות להורים. אפשריבריא.</w:t>
+              <w:t xml:space="preserve">עוגב, א', ויזדי-עוגב, א' (2024). איתור מוקדם של ילדים עם הפרעה התפתחותית בקואורדינציה (DCD): השוואה בין דירוג ההורים לבין דירוג המורה לחינוך גופני. בתנועה, יד(2).</w:t>
             </w:r>
           </w:p>
         </w:tc>
@@ -5563,7 +2758,7 @@
                 <w:szCs w:val="18"/>
                 <w:rtl/>
               </w:rPr>
-              <w:t xml:space="preserve">המלצות רשמיות (פורסמו 3.9.2026)</w:t>
+              <w:t xml:space="preserve">מאמר שפיט (בתנועה)</w:t>
             </w:r>
           </w:p>
         </w:tc>
@@ -5586,25 +2781,7 @@
                 <w:szCs w:val="18"/>
                 <w:rtl/>
               </w:rPr>
-              <w:t xml:space="preserve">חופשי</w:t>
-            </w:r>
-          </w:p>
-          <w:p>
-            <w:pPr>
-              <w:bidi w:val="false"/>
-              <w:spacing w:after="40" w:line="240"/>
-              <w:jc w:val="left"/>
-            </w:pPr>
-            <w:r>
-              <w:rPr>
-                <w:rFonts w:ascii="Times New Roman" w:cs="David" w:eastAsia="David" w:hAnsi="Times New Roman"/>
-                <w:b w:val="false"/>
-                <w:bCs w:val="false"/>
-                <w:sz w:val="18"/>
-                <w:szCs w:val="18"/>
-                <w:rtl w:val="false"/>
-              </w:rPr>
-              <w:t xml:space="preserve">efsharibari.health.gov.il</w:t>
+              <w:t xml:space="preserve">חופשי, PDF של החוברת באתר וינגייט</w:t>
             </w:r>
           </w:p>
         </w:tc>
@@ -5627,7 +2804,7 @@
                 <w:szCs w:val="18"/>
                 <w:rtl/>
               </w:rPr>
-              <w:t xml:space="preserve">ללא מסכים עד גיל 2; עד שעה 2-5; פחות משעתיים 6-9; סמארטפון מגיל 13; רשתות מגיל 15; 28.7% מתלמידי ז-יב 6 שעות ומעלה (HBSC).</w:t>
+              <w:t xml:space="preserve">הסכמה גבוהה בין הורים למורי חינוך גופני באיתור קשיים מוטוריים.</w:t>
             </w:r>
           </w:p>
         </w:tc>
@@ -5650,7 +2827,7 @@
                 <w:szCs w:val="18"/>
                 <w:rtl/>
               </w:rPr>
-              <w:t xml:space="preserve">מבוא, 1.6, 1.7</w:t>
+              <w:t xml:space="preserve">1.4</w:t>
             </w:r>
           </w:p>
         </w:tc>
@@ -5673,7 +2850,7 @@
                 <w:szCs w:val="18"/>
                 <w:rtl/>
               </w:rPr>
-              <w:t xml:space="preserve">לאמת כותרת ותאריך בעמוד</w:t>
+              <w:t xml:space="preserve">להשלים עמודים</w:t>
             </w:r>
           </w:p>
         </w:tc>
@@ -5698,7 +2875,7 @@
                 <w:szCs w:val="18"/>
                 <w:rtl/>
               </w:rPr>
-              <w:t xml:space="preserve">29</w:t>
+              <w:t xml:space="preserve">14</w:t>
             </w:r>
           </w:p>
         </w:tc>
@@ -5721,7 +2898,7 @@
                 <w:szCs w:val="18"/>
                 <w:rtl/>
               </w:rPr>
-              <w:t xml:space="preserve">משרד החינוך, השירות הפסיכולוגי-ייעוצי (ל.ת.). לקויות למידה: הגדרות ותיאוריה. שפ"ינט.</w:t>
+              <w:t xml:space="preserve">בשארה, ס', ווייס, י' (2025). קשר בין תפקודים ניהוליים וידע עולם להבנת הנקרא בקרב תלמידים עם לקויות למידה ותלמידים בלי לקויות למידה. הייעוץ החינוכי.</w:t>
             </w:r>
           </w:p>
         </w:tc>
@@ -5744,6 +2921,1436 @@
                 <w:szCs w:val="18"/>
                 <w:rtl/>
               </w:rPr>
+              <w:t xml:space="preserve">מאמר שפיט (הייעוץ החינוכי, שאנן), מחקר השוואתי</w:t>
+            </w:r>
+          </w:p>
+        </w:tc>
+        <w:tc>
+          <w:tcPr>
+            <w:tcW w:type="dxa" w:w="2300"/>
+          </w:tcPr>
+          <w:p>
+            <w:pPr>
+              <w:bidi/>
+              <w:spacing w:after="40" w:line="240"/>
+              <w:jc w:val="right"/>
+            </w:pPr>
+            <w:r>
+              <w:rPr>
+                <w:rFonts w:ascii="Times New Roman" w:cs="David" w:eastAsia="David" w:hAnsi="Times New Roman"/>
+                <w:b w:val="false"/>
+                <w:bCs w:val="false"/>
+                <w:sz w:val="18"/>
+                <w:szCs w:val="18"/>
+                <w:rtl/>
+              </w:rPr>
+              <w:t xml:space="preserve">חופשי</w:t>
+            </w:r>
+          </w:p>
+          <w:p>
+            <w:pPr>
+              <w:bidi w:val="false"/>
+              <w:spacing w:after="40" w:line="240"/>
+              <w:jc w:val="left"/>
+            </w:pPr>
+            <w:r>
+              <w:rPr>
+                <w:rFonts w:ascii="Times New Roman" w:cs="David" w:eastAsia="David" w:hAnsi="Times New Roman"/>
+                <w:b w:val="false"/>
+                <w:bCs w:val="false"/>
+                <w:sz w:val="18"/>
+                <w:szCs w:val="18"/>
+                <w:rtl w:val="false"/>
+              </w:rPr>
+              <w:t xml:space="preserve">shaanan.ac.il (PDF)</w:t>
+            </w:r>
+          </w:p>
+        </w:tc>
+        <w:tc>
+          <w:tcPr>
+            <w:tcW w:type="dxa" w:w="3300"/>
+          </w:tcPr>
+          <w:p>
+            <w:pPr>
+              <w:bidi/>
+              <w:spacing w:after="40" w:line="240"/>
+              <w:jc w:val="right"/>
+            </w:pPr>
+            <w:r>
+              <w:rPr>
+                <w:rFonts w:ascii="Times New Roman" w:cs="David" w:eastAsia="David" w:hAnsi="Times New Roman"/>
+                <w:b w:val="false"/>
+                <w:bCs w:val="false"/>
+                <w:sz w:val="18"/>
+                <w:szCs w:val="18"/>
+                <w:rtl/>
+              </w:rPr>
+              <w:t xml:space="preserve">תפקודים ניהוליים וידע עולם תורמים להבנת הנקרא; פער בתפקודים ניהוליים בלקות למידה.</w:t>
+            </w:r>
+          </w:p>
+        </w:tc>
+        <w:tc>
+          <w:tcPr>
+            <w:tcW w:type="dxa" w:w="1500"/>
+          </w:tcPr>
+          <w:p>
+            <w:pPr>
+              <w:bidi/>
+              <w:spacing w:after="40" w:line="240"/>
+              <w:jc w:val="right"/>
+            </w:pPr>
+            <w:r>
+              <w:rPr>
+                <w:rFonts w:ascii="Times New Roman" w:cs="David" w:eastAsia="David" w:hAnsi="Times New Roman"/>
+                <w:b w:val="false"/>
+                <w:bCs w:val="false"/>
+                <w:sz w:val="18"/>
+                <w:szCs w:val="18"/>
+                <w:rtl/>
+              </w:rPr>
+              <w:t xml:space="preserve">1.1</w:t>
+            </w:r>
+          </w:p>
+        </w:tc>
+        <w:tc>
+          <w:tcPr>
+            <w:tcW w:type="dxa" w:w="1200"/>
+          </w:tcPr>
+          <w:p>
+            <w:pPr>
+              <w:bidi/>
+              <w:spacing w:after="40" w:line="240"/>
+              <w:jc w:val="right"/>
+            </w:pPr>
+            <w:r>
+              <w:rPr>
+                <w:rFonts w:ascii="Times New Roman" w:cs="David" w:eastAsia="David" w:hAnsi="Times New Roman"/>
+                <w:b w:val="false"/>
+                <w:bCs w:val="false"/>
+                <w:sz w:val="18"/>
+                <w:szCs w:val="18"/>
+                <w:rtl/>
+              </w:rPr>
+              <w:t xml:space="preserve">להשלים גיליון ועמודים</w:t>
+            </w:r>
+          </w:p>
+        </w:tc>
+      </w:tr>
+      <w:tr>
+        <w:tc>
+          <w:tcPr>
+            <w:tcW w:type="dxa" w:w="400"/>
+          </w:tcPr>
+          <w:p>
+            <w:pPr>
+              <w:bidi/>
+              <w:spacing w:after="40" w:line="240"/>
+              <w:jc w:val="right"/>
+            </w:pPr>
+            <w:r>
+              <w:rPr>
+                <w:rFonts w:ascii="Times New Roman" w:cs="David" w:eastAsia="David" w:hAnsi="Times New Roman"/>
+                <w:b w:val="false"/>
+                <w:bCs w:val="false"/>
+                <w:sz w:val="18"/>
+                <w:szCs w:val="18"/>
+                <w:rtl/>
+              </w:rPr>
+              <w:t xml:space="preserve">15</w:t>
+            </w:r>
+          </w:p>
+        </w:tc>
+        <w:tc>
+          <w:tcPr>
+            <w:tcW w:type="dxa" w:w="3600"/>
+          </w:tcPr>
+          <w:p>
+            <w:pPr>
+              <w:bidi/>
+              <w:spacing w:after="40" w:line="240"/>
+              <w:jc w:val="right"/>
+            </w:pPr>
+            <w:r>
+              <w:rPr>
+                <w:rFonts w:ascii="Times New Roman" w:cs="David" w:eastAsia="David" w:hAnsi="Times New Roman"/>
+                <w:b w:val="false"/>
+                <w:bCs w:val="false"/>
+                <w:sz w:val="18"/>
+                <w:szCs w:val="18"/>
+                <w:rtl/>
+              </w:rPr>
+              <w:t xml:space="preserve">העמותה הישראלית לריפוי בעיסוק (2017). נייר עמדה: התערבות בריפוי בעיסוק לקידום השתתפות ואיכות החיים של ילדים, מתבגרים ומבוגרים עם הפרעת קשב. כתב עת ישראלי לריפוי בעיסוק, 26(3), 184-194.</w:t>
+            </w:r>
+          </w:p>
+        </w:tc>
+        <w:tc>
+          <w:tcPr>
+            <w:tcW w:type="dxa" w:w="1700"/>
+          </w:tcPr>
+          <w:p>
+            <w:pPr>
+              <w:bidi/>
+              <w:spacing w:after="40" w:line="240"/>
+              <w:jc w:val="right"/>
+            </w:pPr>
+            <w:r>
+              <w:rPr>
+                <w:rFonts w:ascii="Times New Roman" w:cs="David" w:eastAsia="David" w:hAnsi="Times New Roman"/>
+                <w:b w:val="false"/>
+                <w:bCs w:val="false"/>
+                <w:sz w:val="18"/>
+                <w:szCs w:val="18"/>
+                <w:rtl/>
+              </w:rPr>
+              <w:t xml:space="preserve">נייר עמדה בכתב עת שפיט</w:t>
+            </w:r>
+          </w:p>
+        </w:tc>
+        <w:tc>
+          <w:tcPr>
+            <w:tcW w:type="dxa" w:w="2300"/>
+          </w:tcPr>
+          <w:p>
+            <w:pPr>
+              <w:bidi/>
+              <w:spacing w:after="40" w:line="240"/>
+              <w:jc w:val="right"/>
+            </w:pPr>
+            <w:r>
+              <w:rPr>
+                <w:rFonts w:ascii="Times New Roman" w:cs="David" w:eastAsia="David" w:hAnsi="Times New Roman"/>
+                <w:b w:val="false"/>
+                <w:bCs w:val="false"/>
+                <w:sz w:val="18"/>
+                <w:szCs w:val="18"/>
+                <w:rtl/>
+              </w:rPr>
+              <w:t xml:space="preserve">חופשי</w:t>
+            </w:r>
+          </w:p>
+          <w:p>
+            <w:pPr>
+              <w:bidi w:val="false"/>
+              <w:spacing w:after="40" w:line="240"/>
+              <w:jc w:val="left"/>
+            </w:pPr>
+            <w:r>
+              <w:rPr>
+                <w:rFonts w:ascii="Times New Roman" w:cs="David" w:eastAsia="David" w:hAnsi="Times New Roman"/>
+                <w:b w:val="false"/>
+                <w:bCs w:val="false"/>
+                <w:sz w:val="18"/>
+                <w:szCs w:val="18"/>
+                <w:rtl w:val="false"/>
+              </w:rPr>
+              <w:t xml:space="preserve">isot.org.il / cdn.mednet.co.il (PDF)</w:t>
+            </w:r>
+          </w:p>
+        </w:tc>
+        <w:tc>
+          <w:tcPr>
+            <w:tcW w:type="dxa" w:w="3300"/>
+          </w:tcPr>
+          <w:p>
+            <w:pPr>
+              <w:bidi/>
+              <w:spacing w:after="40" w:line="240"/>
+              <w:jc w:val="right"/>
+            </w:pPr>
+            <w:r>
+              <w:rPr>
+                <w:rFonts w:ascii="Times New Roman" w:cs="David" w:eastAsia="David" w:hAnsi="Times New Roman"/>
+                <w:b w:val="false"/>
+                <w:bCs w:val="false"/>
+                <w:sz w:val="18"/>
+                <w:szCs w:val="18"/>
+                <w:rtl/>
+              </w:rPr>
+              <w:t xml:space="preserve">הפרעת קשב פוגעת בהשתתפות בעיסוקי היום-יום, בלמידה ובפנאי.</w:t>
+            </w:r>
+          </w:p>
+        </w:tc>
+        <w:tc>
+          <w:tcPr>
+            <w:tcW w:type="dxa" w:w="1500"/>
+          </w:tcPr>
+          <w:p>
+            <w:pPr>
+              <w:bidi/>
+              <w:spacing w:after="40" w:line="240"/>
+              <w:jc w:val="right"/>
+            </w:pPr>
+            <w:r>
+              <w:rPr>
+                <w:rFonts w:ascii="Times New Roman" w:cs="David" w:eastAsia="David" w:hAnsi="Times New Roman"/>
+                <w:b w:val="false"/>
+                <w:bCs w:val="false"/>
+                <w:sz w:val="18"/>
+                <w:szCs w:val="18"/>
+                <w:rtl/>
+              </w:rPr>
+              <w:t xml:space="preserve">1.1</w:t>
+            </w:r>
+          </w:p>
+        </w:tc>
+        <w:tc>
+          <w:tcPr>
+            <w:tcW w:type="dxa" w:w="1200"/>
+          </w:tcPr>
+          <w:p>
+            <w:pPr>
+              <w:bidi/>
+              <w:spacing w:after="40" w:line="240"/>
+              <w:jc w:val="right"/>
+            </w:pPr>
+            <w:r>
+              <w:rPr>
+                <w:rFonts w:ascii="Times New Roman" w:cs="David" w:eastAsia="David" w:hAnsi="Times New Roman"/>
+                <w:b w:val="false"/>
+                <w:bCs w:val="false"/>
+                <w:sz w:val="18"/>
+                <w:szCs w:val="18"/>
+                <w:rtl/>
+              </w:rPr>
+              <w:t xml:space="preserve">לאמת שמות הכותבות בעמוד הראשון של המאמר</w:t>
+            </w:r>
+          </w:p>
+        </w:tc>
+      </w:tr>
+      <w:tr>
+        <w:tc>
+          <w:tcPr>
+            <w:tcW w:type="dxa" w:w="400"/>
+          </w:tcPr>
+          <w:p>
+            <w:pPr>
+              <w:bidi/>
+              <w:spacing w:after="40" w:line="240"/>
+              <w:jc w:val="right"/>
+            </w:pPr>
+            <w:r>
+              <w:rPr>
+                <w:rFonts w:ascii="Times New Roman" w:cs="David" w:eastAsia="David" w:hAnsi="Times New Roman"/>
+                <w:b w:val="false"/>
+                <w:bCs w:val="false"/>
+                <w:sz w:val="18"/>
+                <w:szCs w:val="18"/>
+                <w:rtl/>
+              </w:rPr>
+              <w:t xml:space="preserve">16</w:t>
+            </w:r>
+          </w:p>
+        </w:tc>
+        <w:tc>
+          <w:tcPr>
+            <w:tcW w:type="dxa" w:w="3600"/>
+          </w:tcPr>
+          <w:p>
+            <w:pPr>
+              <w:bidi/>
+              <w:spacing w:after="40" w:line="240"/>
+              <w:jc w:val="right"/>
+            </w:pPr>
+            <w:r>
+              <w:rPr>
+                <w:rFonts w:ascii="Times New Roman" w:cs="David" w:eastAsia="David" w:hAnsi="Times New Roman"/>
+                <w:b w:val="false"/>
+                <w:bCs w:val="false"/>
+                <w:sz w:val="18"/>
+                <w:szCs w:val="18"/>
+                <w:rtl/>
+              </w:rPr>
+              <w:t xml:space="preserve">דובנוב-רז, ג' ואחרים (2019). פעילות גופנית וספורט בילדים ובבני נוער: נייר עמדה. ההסתדרות הרפואית בישראל.</w:t>
+            </w:r>
+          </w:p>
+        </w:tc>
+        <w:tc>
+          <w:tcPr>
+            <w:tcW w:type="dxa" w:w="1700"/>
+          </w:tcPr>
+          <w:p>
+            <w:pPr>
+              <w:bidi/>
+              <w:spacing w:after="40" w:line="240"/>
+              <w:jc w:val="right"/>
+            </w:pPr>
+            <w:r>
+              <w:rPr>
+                <w:rFonts w:ascii="Times New Roman" w:cs="David" w:eastAsia="David" w:hAnsi="Times New Roman"/>
+                <w:b w:val="false"/>
+                <w:bCs w:val="false"/>
+                <w:sz w:val="18"/>
+                <w:szCs w:val="18"/>
+                <w:rtl/>
+              </w:rPr>
+              <w:t xml:space="preserve">נייר עמדה מקצועי, 62 עמודים</w:t>
+            </w:r>
+          </w:p>
+        </w:tc>
+        <w:tc>
+          <w:tcPr>
+            <w:tcW w:type="dxa" w:w="2300"/>
+          </w:tcPr>
+          <w:p>
+            <w:pPr>
+              <w:bidi/>
+              <w:spacing w:after="40" w:line="240"/>
+              <w:jc w:val="right"/>
+            </w:pPr>
+            <w:r>
+              <w:rPr>
+                <w:rFonts w:ascii="Times New Roman" w:cs="David" w:eastAsia="David" w:hAnsi="Times New Roman"/>
+                <w:b w:val="false"/>
+                <w:bCs w:val="false"/>
+                <w:sz w:val="18"/>
+                <w:szCs w:val="18"/>
+                <w:rtl/>
+              </w:rPr>
+              <w:t xml:space="preserve">חופשי</w:t>
+            </w:r>
+          </w:p>
+          <w:p>
+            <w:pPr>
+              <w:bidi w:val="false"/>
+              <w:spacing w:after="40" w:line="240"/>
+              <w:jc w:val="left"/>
+            </w:pPr>
+            <w:r>
+              <w:rPr>
+                <w:rFonts w:ascii="Times New Roman" w:cs="David" w:eastAsia="David" w:hAnsi="Times New Roman"/>
+                <w:b w:val="false"/>
+                <w:bCs w:val="false"/>
+                <w:sz w:val="18"/>
+                <w:szCs w:val="18"/>
+                <w:rtl w:val="false"/>
+              </w:rPr>
+              <w:t xml:space="preserve">ima.org.il / ויקירפואה</w:t>
+            </w:r>
+          </w:p>
+        </w:tc>
+        <w:tc>
+          <w:tcPr>
+            <w:tcW w:type="dxa" w:w="3300"/>
+          </w:tcPr>
+          <w:p>
+            <w:pPr>
+              <w:bidi/>
+              <w:spacing w:after="40" w:line="240"/>
+              <w:jc w:val="right"/>
+            </w:pPr>
+            <w:r>
+              <w:rPr>
+                <w:rFonts w:ascii="Times New Roman" w:cs="David" w:eastAsia="David" w:hAnsi="Times New Roman"/>
+                <w:b w:val="false"/>
+                <w:bCs w:val="false"/>
+                <w:sz w:val="18"/>
+                <w:szCs w:val="18"/>
+                <w:rtl/>
+              </w:rPr>
+              <w:t xml:space="preserve">המלצה ישראלית: 60 דקות ביום, אימוני כוח 3 פעמים בשבוע.</w:t>
+            </w:r>
+          </w:p>
+        </w:tc>
+        <w:tc>
+          <w:tcPr>
+            <w:tcW w:type="dxa" w:w="1500"/>
+          </w:tcPr>
+          <w:p>
+            <w:pPr>
+              <w:bidi/>
+              <w:spacing w:after="40" w:line="240"/>
+              <w:jc w:val="right"/>
+            </w:pPr>
+            <w:r>
+              <w:rPr>
+                <w:rFonts w:ascii="Times New Roman" w:cs="David" w:eastAsia="David" w:hAnsi="Times New Roman"/>
+                <w:b w:val="false"/>
+                <w:bCs w:val="false"/>
+                <w:sz w:val="18"/>
+                <w:szCs w:val="18"/>
+                <w:rtl/>
+              </w:rPr>
+              <w:t xml:space="preserve">1.4, שיטה</w:t>
+            </w:r>
+          </w:p>
+        </w:tc>
+        <w:tc>
+          <w:tcPr>
+            <w:tcW w:type="dxa" w:w="1200"/>
+          </w:tcPr>
+          <w:p>
+            <w:pPr>
+              <w:bidi/>
+              <w:spacing w:after="40" w:line="240"/>
+              <w:jc w:val="right"/>
+            </w:pPr>
+            <w:r>
+              <w:rPr>
+                <w:rFonts w:ascii="Times New Roman" w:cs="David" w:eastAsia="David" w:hAnsi="Times New Roman"/>
+                <w:b w:val="false"/>
+                <w:bCs w:val="false"/>
+                <w:sz w:val="18"/>
+                <w:szCs w:val="18"/>
+                <w:rtl/>
+              </w:rPr>
+              <w:t xml:space="preserve">מאומת</w:t>
+            </w:r>
+          </w:p>
+        </w:tc>
+      </w:tr>
+      <w:tr>
+        <w:tc>
+          <w:tcPr>
+            <w:tcW w:type="dxa" w:w="400"/>
+          </w:tcPr>
+          <w:p>
+            <w:pPr>
+              <w:bidi/>
+              <w:spacing w:after="40" w:line="240"/>
+              <w:jc w:val="right"/>
+            </w:pPr>
+            <w:r>
+              <w:rPr>
+                <w:rFonts w:ascii="Times New Roman" w:cs="David" w:eastAsia="David" w:hAnsi="Times New Roman"/>
+                <w:b w:val="false"/>
+                <w:bCs w:val="false"/>
+                <w:sz w:val="18"/>
+                <w:szCs w:val="18"/>
+                <w:rtl/>
+              </w:rPr>
+              <w:t xml:space="preserve">17</w:t>
+            </w:r>
+          </w:p>
+        </w:tc>
+        <w:tc>
+          <w:tcPr>
+            <w:tcW w:type="dxa" w:w="3600"/>
+          </w:tcPr>
+          <w:p>
+            <w:pPr>
+              <w:bidi/>
+              <w:spacing w:after="40" w:line="240"/>
+              <w:jc w:val="right"/>
+            </w:pPr>
+            <w:r>
+              <w:rPr>
+                <w:rFonts w:ascii="Times New Roman" w:cs="David" w:eastAsia="David" w:hAnsi="Times New Roman"/>
+                <w:b w:val="false"/>
+                <w:bCs w:val="false"/>
+                <w:sz w:val="18"/>
+                <w:szCs w:val="18"/>
+                <w:rtl/>
+              </w:rPr>
+              <w:t xml:space="preserve">גספר, ל' ס' ואחרים (2020). כוחות-העל של השינה שלנו. Frontiers for Young Minds.</w:t>
+            </w:r>
+          </w:p>
+        </w:tc>
+        <w:tc>
+          <w:tcPr>
+            <w:tcW w:type="dxa" w:w="1700"/>
+          </w:tcPr>
+          <w:p>
+            <w:pPr>
+              <w:bidi/>
+              <w:spacing w:after="40" w:line="240"/>
+              <w:jc w:val="right"/>
+            </w:pPr>
+            <w:r>
+              <w:rPr>
+                <w:rFonts w:ascii="Times New Roman" w:cs="David" w:eastAsia="David" w:hAnsi="Times New Roman"/>
+                <w:b w:val="false"/>
+                <w:bCs w:val="false"/>
+                <w:sz w:val="18"/>
+                <w:szCs w:val="18"/>
+                <w:rtl/>
+              </w:rPr>
+              <w:t xml:space="preserve">מאמר בכתב עת מדעי פתוח (שפיט, מיועד לקוראים צעירים), תרגום לעברית</w:t>
+            </w:r>
+          </w:p>
+        </w:tc>
+        <w:tc>
+          <w:tcPr>
+            <w:tcW w:type="dxa" w:w="2300"/>
+          </w:tcPr>
+          <w:p>
+            <w:pPr>
+              <w:bidi/>
+              <w:spacing w:after="40" w:line="240"/>
+              <w:jc w:val="right"/>
+            </w:pPr>
+            <w:r>
+              <w:rPr>
+                <w:rFonts w:ascii="Times New Roman" w:cs="David" w:eastAsia="David" w:hAnsi="Times New Roman"/>
+                <w:b w:val="false"/>
+                <w:bCs w:val="false"/>
+                <w:sz w:val="18"/>
+                <w:szCs w:val="18"/>
+                <w:rtl/>
+              </w:rPr>
+              <w:t xml:space="preserve">חופשי</w:t>
+            </w:r>
+          </w:p>
+          <w:p>
+            <w:pPr>
+              <w:bidi w:val="false"/>
+              <w:spacing w:after="40" w:line="240"/>
+              <w:jc w:val="left"/>
+            </w:pPr>
+            <w:r>
+              <w:rPr>
+                <w:rFonts w:ascii="Times New Roman" w:cs="David" w:eastAsia="David" w:hAnsi="Times New Roman"/>
+                <w:b w:val="false"/>
+                <w:bCs w:val="false"/>
+                <w:sz w:val="18"/>
+                <w:szCs w:val="18"/>
+                <w:rtl w:val="false"/>
+              </w:rPr>
+              <w:t xml:space="preserve">https://kids.frontiersin.org/he/articles/10.3389/frym.2020.540052-he</w:t>
+            </w:r>
+          </w:p>
+        </w:tc>
+        <w:tc>
+          <w:tcPr>
+            <w:tcW w:type="dxa" w:w="3300"/>
+          </w:tcPr>
+          <w:p>
+            <w:pPr>
+              <w:bidi/>
+              <w:spacing w:after="40" w:line="240"/>
+              <w:jc w:val="right"/>
+            </w:pPr>
+            <w:r>
+              <w:rPr>
+                <w:rFonts w:ascii="Times New Roman" w:cs="David" w:eastAsia="David" w:hAnsi="Times New Roman"/>
+                <w:b w:val="false"/>
+                <w:bCs w:val="false"/>
+                <w:sz w:val="18"/>
+                <w:szCs w:val="18"/>
+                <w:rtl/>
+              </w:rPr>
+              <w:t xml:space="preserve">חשיבות השינה לקשב ולזיכרון; שינוי הקצב הביולוגי בגיל ההתבגרות.</w:t>
+            </w:r>
+          </w:p>
+        </w:tc>
+        <w:tc>
+          <w:tcPr>
+            <w:tcW w:type="dxa" w:w="1500"/>
+          </w:tcPr>
+          <w:p>
+            <w:pPr>
+              <w:bidi/>
+              <w:spacing w:after="40" w:line="240"/>
+              <w:jc w:val="right"/>
+            </w:pPr>
+            <w:r>
+              <w:rPr>
+                <w:rFonts w:ascii="Times New Roman" w:cs="David" w:eastAsia="David" w:hAnsi="Times New Roman"/>
+                <w:b w:val="false"/>
+                <w:bCs w:val="false"/>
+                <w:sz w:val="18"/>
+                <w:szCs w:val="18"/>
+                <w:rtl/>
+              </w:rPr>
+              <w:t xml:space="preserve">1.3</w:t>
+            </w:r>
+          </w:p>
+        </w:tc>
+        <w:tc>
+          <w:tcPr>
+            <w:tcW w:type="dxa" w:w="1200"/>
+          </w:tcPr>
+          <w:p>
+            <w:pPr>
+              <w:bidi/>
+              <w:spacing w:after="40" w:line="240"/>
+              <w:jc w:val="right"/>
+            </w:pPr>
+            <w:r>
+              <w:rPr>
+                <w:rFonts w:ascii="Times New Roman" w:cs="David" w:eastAsia="David" w:hAnsi="Times New Roman"/>
+                <w:b w:val="false"/>
+                <w:bCs w:val="false"/>
+                <w:sz w:val="18"/>
+                <w:szCs w:val="18"/>
+                <w:rtl/>
+              </w:rPr>
+              <w:t xml:space="preserve">מקור עזר. אם המנחה תסתייג, להחליף במאמר אנגלי (Macchitella et al., 2020)</w:t>
+            </w:r>
+          </w:p>
+        </w:tc>
+      </w:tr>
+      <w:tr>
+        <w:tc>
+          <w:tcPr>
+            <w:tcW w:type="dxa" w:w="400"/>
+          </w:tcPr>
+          <w:p>
+            <w:pPr>
+              <w:bidi/>
+              <w:spacing w:after="40" w:line="240"/>
+              <w:jc w:val="right"/>
+            </w:pPr>
+            <w:r>
+              <w:rPr>
+                <w:rFonts w:ascii="Times New Roman" w:cs="David" w:eastAsia="David" w:hAnsi="Times New Roman"/>
+                <w:b w:val="false"/>
+                <w:bCs w:val="false"/>
+                <w:sz w:val="18"/>
+                <w:szCs w:val="18"/>
+                <w:rtl/>
+              </w:rPr>
+              <w:t xml:space="preserve">18</w:t>
+            </w:r>
+          </w:p>
+        </w:tc>
+        <w:tc>
+          <w:tcPr>
+            <w:tcW w:type="dxa" w:w="3600"/>
+          </w:tcPr>
+          <w:p>
+            <w:pPr>
+              <w:bidi/>
+              <w:spacing w:after="40" w:line="240"/>
+              <w:jc w:val="right"/>
+            </w:pPr>
+            <w:r>
+              <w:rPr>
+                <w:rFonts w:ascii="Times New Roman" w:cs="David" w:eastAsia="David" w:hAnsi="Times New Roman"/>
+                <w:b w:val="false"/>
+                <w:bCs w:val="false"/>
+                <w:sz w:val="18"/>
+                <w:szCs w:val="18"/>
+                <w:rtl/>
+              </w:rPr>
+              <w:t xml:space="preserve">ארן-ארנרייך, י' (2013). לקות למידה או הפרעת למידה? אבחון קשיי למידה על פי ה-DSM 5. פסיכולוגיה עברית.</w:t>
+            </w:r>
+          </w:p>
+        </w:tc>
+        <w:tc>
+          <w:tcPr>
+            <w:tcW w:type="dxa" w:w="1700"/>
+          </w:tcPr>
+          <w:p>
+            <w:pPr>
+              <w:bidi/>
+              <w:spacing w:after="40" w:line="240"/>
+              <w:jc w:val="right"/>
+            </w:pPr>
+            <w:r>
+              <w:rPr>
+                <w:rFonts w:ascii="Times New Roman" w:cs="David" w:eastAsia="David" w:hAnsi="Times New Roman"/>
+                <w:b w:val="false"/>
+                <w:bCs w:val="false"/>
+                <w:sz w:val="18"/>
+                <w:szCs w:val="18"/>
+                <w:rtl/>
+              </w:rPr>
+              <w:t xml:space="preserve">מאמר מקצועי מקוון</w:t>
+            </w:r>
+          </w:p>
+        </w:tc>
+        <w:tc>
+          <w:tcPr>
+            <w:tcW w:type="dxa" w:w="2300"/>
+          </w:tcPr>
+          <w:p>
+            <w:pPr>
+              <w:bidi/>
+              <w:spacing w:after="40" w:line="240"/>
+              <w:jc w:val="right"/>
+            </w:pPr>
+            <w:r>
+              <w:rPr>
+                <w:rFonts w:ascii="Times New Roman" w:cs="David" w:eastAsia="David" w:hAnsi="Times New Roman"/>
+                <w:b w:val="false"/>
+                <w:bCs w:val="false"/>
+                <w:sz w:val="18"/>
+                <w:szCs w:val="18"/>
+                <w:rtl/>
+              </w:rPr>
+              <w:t xml:space="preserve">חופשי</w:t>
+            </w:r>
+          </w:p>
+          <w:p>
+            <w:pPr>
+              <w:bidi w:val="false"/>
+              <w:spacing w:after="40" w:line="240"/>
+              <w:jc w:val="left"/>
+            </w:pPr>
+            <w:r>
+              <w:rPr>
+                <w:rFonts w:ascii="Times New Roman" w:cs="David" w:eastAsia="David" w:hAnsi="Times New Roman"/>
+                <w:b w:val="false"/>
+                <w:bCs w:val="false"/>
+                <w:sz w:val="18"/>
+                <w:szCs w:val="18"/>
+                <w:rtl w:val="false"/>
+              </w:rPr>
+              <w:t xml:space="preserve">hebpsy.net/articles.asp?id=3043</w:t>
+            </w:r>
+          </w:p>
+        </w:tc>
+        <w:tc>
+          <w:tcPr>
+            <w:tcW w:type="dxa" w:w="3300"/>
+          </w:tcPr>
+          <w:p>
+            <w:pPr>
+              <w:bidi/>
+              <w:spacing w:after="40" w:line="240"/>
+              <w:jc w:val="right"/>
+            </w:pPr>
+            <w:r>
+              <w:rPr>
+                <w:rFonts w:ascii="Times New Roman" w:cs="David" w:eastAsia="David" w:hAnsi="Times New Roman"/>
+                <w:b w:val="false"/>
+                <w:bCs w:val="false"/>
+                <w:sz w:val="18"/>
+                <w:szCs w:val="18"/>
+                <w:rtl/>
+              </w:rPr>
+              <w:t xml:space="preserve">הגדרת DSM-5, שכיחות 5-15%, המעבר ממונח "לקות" ל"הפרעה".</w:t>
+            </w:r>
+          </w:p>
+        </w:tc>
+        <w:tc>
+          <w:tcPr>
+            <w:tcW w:type="dxa" w:w="1500"/>
+          </w:tcPr>
+          <w:p>
+            <w:pPr>
+              <w:bidi/>
+              <w:spacing w:after="40" w:line="240"/>
+              <w:jc w:val="right"/>
+            </w:pPr>
+            <w:r>
+              <w:rPr>
+                <w:rFonts w:ascii="Times New Roman" w:cs="David" w:eastAsia="David" w:hAnsi="Times New Roman"/>
+                <w:b w:val="false"/>
+                <w:bCs w:val="false"/>
+                <w:sz w:val="18"/>
+                <w:szCs w:val="18"/>
+                <w:rtl/>
+              </w:rPr>
+              <w:t xml:space="preserve">מבוא, 1.1 (מקור שניוני ל-DSM)</w:t>
+            </w:r>
+          </w:p>
+        </w:tc>
+        <w:tc>
+          <w:tcPr>
+            <w:tcW w:type="dxa" w:w="1200"/>
+          </w:tcPr>
+          <w:p>
+            <w:pPr>
+              <w:bidi/>
+              <w:spacing w:after="40" w:line="240"/>
+              <w:jc w:val="right"/>
+            </w:pPr>
+            <w:r>
+              <w:rPr>
+                <w:rFonts w:ascii="Times New Roman" w:cs="David" w:eastAsia="David" w:hAnsi="Times New Roman"/>
+                <w:b w:val="false"/>
+                <w:bCs w:val="false"/>
+                <w:sz w:val="18"/>
+                <w:szCs w:val="18"/>
+                <w:rtl/>
+              </w:rPr>
+              <w:t xml:space="preserve">לאמת שם המחבר באתר</w:t>
+            </w:r>
+          </w:p>
+        </w:tc>
+      </w:tr>
+      <w:tr>
+        <w:tc>
+          <w:tcPr>
+            <w:tcW w:type="dxa" w:w="400"/>
+          </w:tcPr>
+          <w:p>
+            <w:pPr>
+              <w:bidi/>
+              <w:spacing w:after="40" w:line="240"/>
+              <w:jc w:val="right"/>
+            </w:pPr>
+            <w:r>
+              <w:rPr>
+                <w:rFonts w:ascii="Times New Roman" w:cs="David" w:eastAsia="David" w:hAnsi="Times New Roman"/>
+                <w:b w:val="false"/>
+                <w:bCs w:val="false"/>
+                <w:sz w:val="18"/>
+                <w:szCs w:val="18"/>
+                <w:rtl/>
+              </w:rPr>
+              <w:t xml:space="preserve">19</w:t>
+            </w:r>
+          </w:p>
+        </w:tc>
+        <w:tc>
+          <w:tcPr>
+            <w:tcW w:type="dxa" w:w="3600"/>
+          </w:tcPr>
+          <w:p>
+            <w:pPr>
+              <w:bidi/>
+              <w:spacing w:after="40" w:line="240"/>
+              <w:jc w:val="right"/>
+            </w:pPr>
+            <w:r>
+              <w:rPr>
+                <w:rFonts w:ascii="Times New Roman" w:cs="David" w:eastAsia="David" w:hAnsi="Times New Roman"/>
+                <w:b w:val="false"/>
+                <w:bCs w:val="false"/>
+                <w:sz w:val="18"/>
+                <w:szCs w:val="18"/>
+                <w:rtl/>
+              </w:rPr>
+              <w:t xml:space="preserve">אבגר, ע' (2018). לקויות למידה במערכת החינוך בישראל. הכנסת, מרכז המחקר והמידע.</w:t>
+            </w:r>
+          </w:p>
+        </w:tc>
+        <w:tc>
+          <w:tcPr>
+            <w:tcW w:type="dxa" w:w="1700"/>
+          </w:tcPr>
+          <w:p>
+            <w:pPr>
+              <w:bidi/>
+              <w:spacing w:after="40" w:line="240"/>
+              <w:jc w:val="right"/>
+            </w:pPr>
+            <w:r>
+              <w:rPr>
+                <w:rFonts w:ascii="Times New Roman" w:cs="David" w:eastAsia="David" w:hAnsi="Times New Roman"/>
+                <w:b w:val="false"/>
+                <w:bCs w:val="false"/>
+                <w:sz w:val="18"/>
+                <w:szCs w:val="18"/>
+                <w:rtl/>
+              </w:rPr>
+              <w:t xml:space="preserve">דוח ממ"מ</w:t>
+            </w:r>
+          </w:p>
+        </w:tc>
+        <w:tc>
+          <w:tcPr>
+            <w:tcW w:type="dxa" w:w="2300"/>
+          </w:tcPr>
+          <w:p>
+            <w:pPr>
+              <w:bidi/>
+              <w:spacing w:after="40" w:line="240"/>
+              <w:jc w:val="right"/>
+            </w:pPr>
+            <w:r>
+              <w:rPr>
+                <w:rFonts w:ascii="Times New Roman" w:cs="David" w:eastAsia="David" w:hAnsi="Times New Roman"/>
+                <w:b w:val="false"/>
+                <w:bCs w:val="false"/>
+                <w:sz w:val="18"/>
+                <w:szCs w:val="18"/>
+                <w:rtl/>
+              </w:rPr>
+              <w:t xml:space="preserve">חופשי, fs.knesset.gov.il</w:t>
+            </w:r>
+          </w:p>
+        </w:tc>
+        <w:tc>
+          <w:tcPr>
+            <w:tcW w:type="dxa" w:w="3300"/>
+          </w:tcPr>
+          <w:p>
+            <w:pPr>
+              <w:bidi/>
+              <w:spacing w:after="40" w:line="240"/>
+              <w:jc w:val="right"/>
+            </w:pPr>
+            <w:r>
+              <w:rPr>
+                <w:rFonts w:ascii="Times New Roman" w:cs="David" w:eastAsia="David" w:hAnsi="Times New Roman"/>
+                <w:b w:val="false"/>
+                <w:bCs w:val="false"/>
+                <w:sz w:val="18"/>
+                <w:szCs w:val="18"/>
+                <w:rtl/>
+              </w:rPr>
+              <w:t xml:space="preserve">איתור, אבחון והתאמות; פערים בין מגזרים.</w:t>
+            </w:r>
+          </w:p>
+        </w:tc>
+        <w:tc>
+          <w:tcPr>
+            <w:tcW w:type="dxa" w:w="1500"/>
+          </w:tcPr>
+          <w:p>
+            <w:pPr>
+              <w:bidi/>
+              <w:spacing w:after="40" w:line="240"/>
+              <w:jc w:val="right"/>
+            </w:pPr>
+            <w:r>
+              <w:rPr>
+                <w:rFonts w:ascii="Times New Roman" w:cs="David" w:eastAsia="David" w:hAnsi="Times New Roman"/>
+                <w:b w:val="false"/>
+                <w:bCs w:val="false"/>
+                <w:sz w:val="18"/>
+                <w:szCs w:val="18"/>
+                <w:rtl/>
+              </w:rPr>
+              <w:t xml:space="preserve">1.1</w:t>
+            </w:r>
+          </w:p>
+        </w:tc>
+        <w:tc>
+          <w:tcPr>
+            <w:tcW w:type="dxa" w:w="1200"/>
+          </w:tcPr>
+          <w:p>
+            <w:pPr>
+              <w:bidi/>
+              <w:spacing w:after="40" w:line="240"/>
+              <w:jc w:val="right"/>
+            </w:pPr>
+            <w:r>
+              <w:rPr>
+                <w:rFonts w:ascii="Times New Roman" w:cs="David" w:eastAsia="David" w:hAnsi="Times New Roman"/>
+                <w:b w:val="false"/>
+                <w:bCs w:val="false"/>
+                <w:sz w:val="18"/>
+                <w:szCs w:val="18"/>
+                <w:rtl/>
+              </w:rPr>
+              <w:t xml:space="preserve">מאומת</w:t>
+            </w:r>
+          </w:p>
+        </w:tc>
+      </w:tr>
+      <w:tr>
+        <w:tc>
+          <w:tcPr>
+            <w:tcW w:type="dxa" w:w="400"/>
+          </w:tcPr>
+          <w:p>
+            <w:pPr>
+              <w:bidi/>
+              <w:spacing w:after="40" w:line="240"/>
+              <w:jc w:val="right"/>
+            </w:pPr>
+            <w:r>
+              <w:rPr>
+                <w:rFonts w:ascii="Times New Roman" w:cs="David" w:eastAsia="David" w:hAnsi="Times New Roman"/>
+                <w:b w:val="false"/>
+                <w:bCs w:val="false"/>
+                <w:sz w:val="18"/>
+                <w:szCs w:val="18"/>
+                <w:rtl/>
+              </w:rPr>
+              <w:t xml:space="preserve">20</w:t>
+            </w:r>
+          </w:p>
+        </w:tc>
+        <w:tc>
+          <w:tcPr>
+            <w:tcW w:type="dxa" w:w="3600"/>
+          </w:tcPr>
+          <w:p>
+            <w:pPr>
+              <w:bidi/>
+              <w:spacing w:after="40" w:line="240"/>
+              <w:jc w:val="right"/>
+            </w:pPr>
+            <w:r>
+              <w:rPr>
+                <w:rFonts w:ascii="Times New Roman" w:cs="David" w:eastAsia="David" w:hAnsi="Times New Roman"/>
+                <w:b w:val="false"/>
+                <w:bCs w:val="false"/>
+                <w:sz w:val="18"/>
+                <w:szCs w:val="18"/>
+                <w:rtl/>
+              </w:rPr>
+              <w:t xml:space="preserve">איגוד האינטרנט הישראלי (2022). בני נוער, הורים ומסכים בישראל: סקר שימושים ופערים (קיץ 2022).</w:t>
+            </w:r>
+          </w:p>
+        </w:tc>
+        <w:tc>
+          <w:tcPr>
+            <w:tcW w:type="dxa" w:w="1700"/>
+          </w:tcPr>
+          <w:p>
+            <w:pPr>
+              <w:bidi/>
+              <w:spacing w:after="40" w:line="240"/>
+              <w:jc w:val="right"/>
+            </w:pPr>
+            <w:r>
+              <w:rPr>
+                <w:rFonts w:ascii="Times New Roman" w:cs="David" w:eastAsia="David" w:hAnsi="Times New Roman"/>
+                <w:b w:val="false"/>
+                <w:bCs w:val="false"/>
+                <w:sz w:val="18"/>
+                <w:szCs w:val="18"/>
+                <w:rtl/>
+              </w:rPr>
+              <w:t xml:space="preserve">סקר ארצי</w:t>
+            </w:r>
+          </w:p>
+        </w:tc>
+        <w:tc>
+          <w:tcPr>
+            <w:tcW w:type="dxa" w:w="2300"/>
+          </w:tcPr>
+          <w:p>
+            <w:pPr>
+              <w:bidi/>
+              <w:spacing w:after="40" w:line="240"/>
+              <w:jc w:val="right"/>
+            </w:pPr>
+            <w:r>
+              <w:rPr>
+                <w:rFonts w:ascii="Times New Roman" w:cs="David" w:eastAsia="David" w:hAnsi="Times New Roman"/>
+                <w:b w:val="false"/>
+                <w:bCs w:val="false"/>
+                <w:sz w:val="18"/>
+                <w:szCs w:val="18"/>
+                <w:rtl/>
+              </w:rPr>
+              <w:t xml:space="preserve">חופשי</w:t>
+            </w:r>
+          </w:p>
+          <w:p>
+            <w:pPr>
+              <w:bidi w:val="false"/>
+              <w:spacing w:after="40" w:line="240"/>
+              <w:jc w:val="left"/>
+            </w:pPr>
+            <w:r>
+              <w:rPr>
+                <w:rFonts w:ascii="Times New Roman" w:cs="David" w:eastAsia="David" w:hAnsi="Times New Roman"/>
+                <w:b w:val="false"/>
+                <w:bCs w:val="false"/>
+                <w:sz w:val="18"/>
+                <w:szCs w:val="18"/>
+                <w:rtl w:val="false"/>
+              </w:rPr>
+              <w:t xml:space="preserve">isoc.org.il/sts-data/screentime_2022</w:t>
+            </w:r>
+          </w:p>
+        </w:tc>
+        <w:tc>
+          <w:tcPr>
+            <w:tcW w:type="dxa" w:w="3300"/>
+          </w:tcPr>
+          <w:p>
+            <w:pPr>
+              <w:bidi/>
+              <w:spacing w:after="40" w:line="240"/>
+              <w:jc w:val="right"/>
+            </w:pPr>
+            <w:r>
+              <w:rPr>
+                <w:rFonts w:ascii="Times New Roman" w:cs="David" w:eastAsia="David" w:hAnsi="Times New Roman"/>
+                <w:b w:val="false"/>
+                <w:bCs w:val="false"/>
+                <w:sz w:val="18"/>
+                <w:szCs w:val="18"/>
+                <w:rtl/>
+              </w:rPr>
+              <w:t xml:space="preserve">54% מהנוער היהודי-חילוני 4-8 שעות ביום; 67% בחברה הערבית; 41% יהודי-דתי.</w:t>
+            </w:r>
+          </w:p>
+        </w:tc>
+        <w:tc>
+          <w:tcPr>
+            <w:tcW w:type="dxa" w:w="1500"/>
+          </w:tcPr>
+          <w:p>
+            <w:pPr>
+              <w:bidi/>
+              <w:spacing w:after="40" w:line="240"/>
+              <w:jc w:val="right"/>
+            </w:pPr>
+            <w:r>
+              <w:rPr>
+                <w:rFonts w:ascii="Times New Roman" w:cs="David" w:eastAsia="David" w:hAnsi="Times New Roman"/>
+                <w:b w:val="false"/>
+                <w:bCs w:val="false"/>
+                <w:sz w:val="18"/>
+                <w:szCs w:val="18"/>
+                <w:rtl/>
+              </w:rPr>
+              <w:t xml:space="preserve">מבוא, 1.2, 1.6</w:t>
+            </w:r>
+          </w:p>
+        </w:tc>
+        <w:tc>
+          <w:tcPr>
+            <w:tcW w:type="dxa" w:w="1200"/>
+          </w:tcPr>
+          <w:p>
+            <w:pPr>
+              <w:bidi/>
+              <w:spacing w:after="40" w:line="240"/>
+              <w:jc w:val="right"/>
+            </w:pPr>
+            <w:r>
+              <w:rPr>
+                <w:rFonts w:ascii="Times New Roman" w:cs="David" w:eastAsia="David" w:hAnsi="Times New Roman"/>
+                <w:b w:val="false"/>
+                <w:bCs w:val="false"/>
+                <w:sz w:val="18"/>
+                <w:szCs w:val="18"/>
+                <w:rtl/>
+              </w:rPr>
+              <w:t xml:space="preserve">מאומת</w:t>
+            </w:r>
+          </w:p>
+        </w:tc>
+      </w:tr>
+      <w:tr>
+        <w:tc>
+          <w:tcPr>
+            <w:tcW w:type="dxa" w:w="400"/>
+          </w:tcPr>
+          <w:p>
+            <w:pPr>
+              <w:bidi/>
+              <w:spacing w:after="40" w:line="240"/>
+              <w:jc w:val="right"/>
+            </w:pPr>
+            <w:r>
+              <w:rPr>
+                <w:rFonts w:ascii="Times New Roman" w:cs="David" w:eastAsia="David" w:hAnsi="Times New Roman"/>
+                <w:b w:val="false"/>
+                <w:bCs w:val="false"/>
+                <w:sz w:val="18"/>
+                <w:szCs w:val="18"/>
+                <w:rtl/>
+              </w:rPr>
+              <w:t xml:space="preserve">21</w:t>
+            </w:r>
+          </w:p>
+        </w:tc>
+        <w:tc>
+          <w:tcPr>
+            <w:tcW w:type="dxa" w:w="3600"/>
+          </w:tcPr>
+          <w:p>
+            <w:pPr>
+              <w:bidi/>
+              <w:spacing w:after="40" w:line="240"/>
+              <w:jc w:val="right"/>
+            </w:pPr>
+            <w:r>
+              <w:rPr>
+                <w:rFonts w:ascii="Times New Roman" w:cs="David" w:eastAsia="David" w:hAnsi="Times New Roman"/>
+                <w:b w:val="false"/>
+                <w:bCs w:val="false"/>
+                <w:sz w:val="18"/>
+                <w:szCs w:val="18"/>
+                <w:rtl/>
+              </w:rPr>
+              <w:t xml:space="preserve">משרד הבריאות (2026). על ילדים ובני נוער ומסכים: המלצות להורים. אפשריבריא.</w:t>
+            </w:r>
+          </w:p>
+        </w:tc>
+        <w:tc>
+          <w:tcPr>
+            <w:tcW w:type="dxa" w:w="1700"/>
+          </w:tcPr>
+          <w:p>
+            <w:pPr>
+              <w:bidi/>
+              <w:spacing w:after="40" w:line="240"/>
+              <w:jc w:val="right"/>
+            </w:pPr>
+            <w:r>
+              <w:rPr>
+                <w:rFonts w:ascii="Times New Roman" w:cs="David" w:eastAsia="David" w:hAnsi="Times New Roman"/>
+                <w:b w:val="false"/>
+                <w:bCs w:val="false"/>
+                <w:sz w:val="18"/>
+                <w:szCs w:val="18"/>
+                <w:rtl/>
+              </w:rPr>
+              <w:t xml:space="preserve">המלצות רשמיות (3.9.2026)</w:t>
+            </w:r>
+          </w:p>
+        </w:tc>
+        <w:tc>
+          <w:tcPr>
+            <w:tcW w:type="dxa" w:w="2300"/>
+          </w:tcPr>
+          <w:p>
+            <w:pPr>
+              <w:bidi/>
+              <w:spacing w:after="40" w:line="240"/>
+              <w:jc w:val="right"/>
+            </w:pPr>
+            <w:r>
+              <w:rPr>
+                <w:rFonts w:ascii="Times New Roman" w:cs="David" w:eastAsia="David" w:hAnsi="Times New Roman"/>
+                <w:b w:val="false"/>
+                <w:bCs w:val="false"/>
+                <w:sz w:val="18"/>
+                <w:szCs w:val="18"/>
+                <w:rtl/>
+              </w:rPr>
+              <w:t xml:space="preserve">חופשי</w:t>
+            </w:r>
+          </w:p>
+          <w:p>
+            <w:pPr>
+              <w:bidi w:val="false"/>
+              <w:spacing w:after="40" w:line="240"/>
+              <w:jc w:val="left"/>
+            </w:pPr>
+            <w:r>
+              <w:rPr>
+                <w:rFonts w:ascii="Times New Roman" w:cs="David" w:eastAsia="David" w:hAnsi="Times New Roman"/>
+                <w:b w:val="false"/>
+                <w:bCs w:val="false"/>
+                <w:sz w:val="18"/>
+                <w:szCs w:val="18"/>
+                <w:rtl w:val="false"/>
+              </w:rPr>
+              <w:t xml:space="preserve">efsharibari.health.gov.il</w:t>
+            </w:r>
+          </w:p>
+        </w:tc>
+        <w:tc>
+          <w:tcPr>
+            <w:tcW w:type="dxa" w:w="3300"/>
+          </w:tcPr>
+          <w:p>
+            <w:pPr>
+              <w:bidi/>
+              <w:spacing w:after="40" w:line="240"/>
+              <w:jc w:val="right"/>
+            </w:pPr>
+            <w:r>
+              <w:rPr>
+                <w:rFonts w:ascii="Times New Roman" w:cs="David" w:eastAsia="David" w:hAnsi="Times New Roman"/>
+                <w:b w:val="false"/>
+                <w:bCs w:val="false"/>
+                <w:sz w:val="18"/>
+                <w:szCs w:val="18"/>
+                <w:rtl/>
+              </w:rPr>
+              <w:t xml:space="preserve">הגבלת מסכים לפי גיל; סמארטפון מגיל 13; 28.7% מתלמידי ז-יב 6 שעות ומעלה (HBSC).</w:t>
+            </w:r>
+          </w:p>
+        </w:tc>
+        <w:tc>
+          <w:tcPr>
+            <w:tcW w:type="dxa" w:w="1500"/>
+          </w:tcPr>
+          <w:p>
+            <w:pPr>
+              <w:bidi/>
+              <w:spacing w:after="40" w:line="240"/>
+              <w:jc w:val="right"/>
+            </w:pPr>
+            <w:r>
+              <w:rPr>
+                <w:rFonts w:ascii="Times New Roman" w:cs="David" w:eastAsia="David" w:hAnsi="Times New Roman"/>
+                <w:b w:val="false"/>
+                <w:bCs w:val="false"/>
+                <w:sz w:val="18"/>
+                <w:szCs w:val="18"/>
+                <w:rtl/>
+              </w:rPr>
+              <w:t xml:space="preserve">מבוא, 1.2, 1.3, שיטה</w:t>
+            </w:r>
+          </w:p>
+        </w:tc>
+        <w:tc>
+          <w:tcPr>
+            <w:tcW w:type="dxa" w:w="1200"/>
+          </w:tcPr>
+          <w:p>
+            <w:pPr>
+              <w:bidi/>
+              <w:spacing w:after="40" w:line="240"/>
+              <w:jc w:val="right"/>
+            </w:pPr>
+            <w:r>
+              <w:rPr>
+                <w:rFonts w:ascii="Times New Roman" w:cs="David" w:eastAsia="David" w:hAnsi="Times New Roman"/>
+                <w:b w:val="false"/>
+                <w:bCs w:val="false"/>
+                <w:sz w:val="18"/>
+                <w:szCs w:val="18"/>
+                <w:rtl/>
+              </w:rPr>
+              <w:t xml:space="preserve">לאמת כותרת העמוד</w:t>
+            </w:r>
+          </w:p>
+        </w:tc>
+      </w:tr>
+      <w:tr>
+        <w:tc>
+          <w:tcPr>
+            <w:tcW w:type="dxa" w:w="400"/>
+          </w:tcPr>
+          <w:p>
+            <w:pPr>
+              <w:bidi/>
+              <w:spacing w:after="40" w:line="240"/>
+              <w:jc w:val="right"/>
+            </w:pPr>
+            <w:r>
+              <w:rPr>
+                <w:rFonts w:ascii="Times New Roman" w:cs="David" w:eastAsia="David" w:hAnsi="Times New Roman"/>
+                <w:b w:val="false"/>
+                <w:bCs w:val="false"/>
+                <w:sz w:val="18"/>
+                <w:szCs w:val="18"/>
+                <w:rtl/>
+              </w:rPr>
+              <w:t xml:space="preserve">22</w:t>
+            </w:r>
+          </w:p>
+        </w:tc>
+        <w:tc>
+          <w:tcPr>
+            <w:tcW w:type="dxa" w:w="3600"/>
+          </w:tcPr>
+          <w:p>
+            <w:pPr>
+              <w:bidi/>
+              <w:spacing w:after="40" w:line="240"/>
+              <w:jc w:val="right"/>
+            </w:pPr>
+            <w:r>
+              <w:rPr>
+                <w:rFonts w:ascii="Times New Roman" w:cs="David" w:eastAsia="David" w:hAnsi="Times New Roman"/>
+                <w:b w:val="false"/>
+                <w:bCs w:val="false"/>
+                <w:sz w:val="18"/>
+                <w:szCs w:val="18"/>
+                <w:rtl/>
+              </w:rPr>
+              <w:t xml:space="preserve">משרד החינוך, שפ"י (ל.ת.). לקויות למידה: הגדרות ותיאוריה. שפ"ינט.</w:t>
+            </w:r>
+          </w:p>
+        </w:tc>
+        <w:tc>
+          <w:tcPr>
+            <w:tcW w:type="dxa" w:w="1700"/>
+          </w:tcPr>
+          <w:p>
+            <w:pPr>
+              <w:bidi/>
+              <w:spacing w:after="40" w:line="240"/>
+              <w:jc w:val="right"/>
+            </w:pPr>
+            <w:r>
+              <w:rPr>
+                <w:rFonts w:ascii="Times New Roman" w:cs="David" w:eastAsia="David" w:hAnsi="Times New Roman"/>
+                <w:b w:val="false"/>
+                <w:bCs w:val="false"/>
+                <w:sz w:val="18"/>
+                <w:szCs w:val="18"/>
+                <w:rtl/>
+              </w:rPr>
               <w:t xml:space="preserve">עמוד מדיניות רשמי</w:t>
             </w:r>
           </w:p>
@@ -5808,7 +4415,7 @@
                 <w:szCs w:val="18"/>
                 <w:rtl/>
               </w:rPr>
-              <w:t xml:space="preserve">משרד החינוך מאמץ את הגדרת DSM-5 כבסיס לאבחון.</w:t>
+              <w:t xml:space="preserve">משרד החינוך מאמץ את הגדרת DSM-5.</w:t>
             </w:r>
           </w:p>
         </w:tc>
@@ -5831,7 +4438,7 @@
                 <w:szCs w:val="18"/>
                 <w:rtl/>
               </w:rPr>
-              <w:t xml:space="preserve">1.1</w:t>
+              <w:t xml:space="preserve">מבוא, 1.1</w:t>
             </w:r>
           </w:p>
         </w:tc>
@@ -5876,7 +4483,7 @@
           <w:szCs w:val="24"/>
           <w:rtl/>
         </w:rPr>
-        <w:t xml:space="preserve">מקורות נוספים לשקול (לא נכללו בעבודה בשלב זה)</w:t>
+        <w:t xml:space="preserve">מקורות רזרבה (לא בשימוש בעבודה כרגע, לדיון או להחלפה)</w:t>
       </w:r>
     </w:p>
     <w:tbl>
@@ -5969,7 +4576,7 @@
                 <w:szCs w:val="18"/>
                 <w:rtl w:val="false"/>
               </w:rPr>
-              <w:t xml:space="preserve">Tzischinsky, O., et al. (2017). Comparative study shows differences in screen exposure, sleep patterns and sleep disturbances between Jewish and Muslim children in Israel. Acta Paediatrica, 106(10), 1642-1650.</w:t>
+              <w:t xml:space="preserve">Dai, Y., &amp; Ouyang, N. (2026). Humanities and Social Sciences Communications, 13, 256. (גישה פתוחה)</w:t>
             </w:r>
           </w:p>
         </w:tc>
@@ -5992,7 +4599,7 @@
                 <w:szCs w:val="18"/>
                 <w:rtl/>
               </w:rPr>
-              <w:t xml:space="preserve">1,049 ילדים (499 יהודים, 550 מוסלמים), גיל 9. ילדים מוסלמים דיווחו על יותר זמן מסך ויותר הפרעות שינה. לא OA. מתאים אם המדגם מהחברה הערבית.</w:t>
+              <w:t xml:space="preserve">50,231 ילדים בארה"ב: 4 שעות מסך ומעלה קשור ל-ADHD (aOR 1.21); פעילות גופנית ושינה מתווכות 30-39% ו-18-24%. מצוין לדיון.</w:t>
             </w:r>
           </w:p>
         </w:tc>
@@ -6004,20 +4611,20 @@
           </w:tcPr>
           <w:p>
             <w:pPr>
-              <w:bidi/>
-              <w:spacing w:after="40" w:line="240"/>
-              <w:jc w:val="right"/>
-            </w:pPr>
-            <w:r>
-              <w:rPr>
-                <w:rFonts w:ascii="Times New Roman" w:cs="David" w:eastAsia="David" w:hAnsi="Times New Roman"/>
-                <w:b w:val="false"/>
-                <w:bCs w:val="false"/>
-                <w:sz w:val="18"/>
-                <w:szCs w:val="18"/>
-                <w:rtl/>
-              </w:rPr>
-              <w:t xml:space="preserve">הראל-פיש, י' ואחרים (2024). נוער בישראל: בריאות, רווחה נפשית וחברתית ודפוסי התנהגויות סיכון, ממצאי HBSC 2023. אוניברסיטת בר-אילן.</w:t>
+              <w:bidi w:val="false"/>
+              <w:spacing w:after="40" w:line="240"/>
+              <w:jc w:val="left"/>
+            </w:pPr>
+            <w:r>
+              <w:rPr>
+                <w:rFonts w:ascii="Times New Roman" w:cs="David" w:eastAsia="David" w:hAnsi="Times New Roman"/>
+                <w:b w:val="false"/>
+                <w:bCs w:val="false"/>
+                <w:sz w:val="18"/>
+                <w:szCs w:val="18"/>
+                <w:rtl w:val="false"/>
+              </w:rPr>
+              <w:t xml:space="preserve">Qu, G., et al. (2023). Journal of Psychiatric Research, 161, 140-149. (לא בגישה פתוחה)</w:t>
             </w:r>
           </w:p>
         </w:tc>
@@ -6040,7 +4647,7 @@
                 <w:szCs w:val="18"/>
                 <w:rtl/>
               </w:rPr>
-              <w:t xml:space="preserve">הדוח הארצי המלא, חופשי באתר משרד החינוך (Youthinisrael23.pdf). לאמת מחברים ושנה. מקור מצוין לנתוני מסכים, שינה ופעילות גופנית לפי מגזר.</w:t>
+              <w:t xml:space="preserve">זמן מסך מופרז קשור לדיווח על לקות למידה בסקר לאומי אמריקני.</w:t>
             </w:r>
           </w:p>
         </w:tc>
@@ -6052,20 +4659,20 @@
           </w:tcPr>
           <w:p>
             <w:pPr>
-              <w:bidi/>
-              <w:spacing w:after="40" w:line="240"/>
-              <w:jc w:val="right"/>
-            </w:pPr>
-            <w:r>
-              <w:rPr>
-                <w:rFonts w:ascii="Times New Roman" w:cs="David" w:eastAsia="David" w:hAnsi="Times New Roman"/>
-                <w:b w:val="false"/>
-                <w:bCs w:val="false"/>
-                <w:sz w:val="18"/>
-                <w:szCs w:val="18"/>
-                <w:rtl/>
-              </w:rPr>
-              <w:t xml:space="preserve">משרד הבריאות, המרכז הלאומי לבקרת מחלות (2017). סקר מב"ת לנוער 2015-2016: תלמידי כיתות ז-יב.</w:t>
+              <w:bidi w:val="false"/>
+              <w:spacing w:after="40" w:line="240"/>
+              <w:jc w:val="left"/>
+            </w:pPr>
+            <w:r>
+              <w:rPr>
+                <w:rFonts w:ascii="Times New Roman" w:cs="David" w:eastAsia="David" w:hAnsi="Times New Roman"/>
+                <w:b w:val="false"/>
+                <w:bCs w:val="false"/>
+                <w:sz w:val="18"/>
+                <w:szCs w:val="18"/>
+                <w:rtl w:val="false"/>
+              </w:rPr>
+              <w:t xml:space="preserve">Macchitella, L., et al. (2020). Brain Sciences, 10(8), 529. (גישה פתוחה)</w:t>
             </w:r>
           </w:p>
         </w:tc>
@@ -6088,7 +4695,7 @@
                 <w:szCs w:val="18"/>
                 <w:rtl/>
               </w:rPr>
-              <w:t xml:space="preserve">סקר לאומי; כ-30% מתלמידי ז-יב 6 שעות מסך ומעלה. חופשי באתר gov.il.</w:t>
+              <w:t xml:space="preserve">ישנוניות יומית קשורה לתפקוד נמוך בקריאה, כתיבה וחשבון. תחליף אפשרי למקור 17.</w:t>
             </w:r>
           </w:p>
         </w:tc>
@@ -6100,20 +4707,20 @@
           </w:tcPr>
           <w:p>
             <w:pPr>
-              <w:bidi/>
-              <w:spacing w:after="40" w:line="240"/>
-              <w:jc w:val="right"/>
-            </w:pPr>
-            <w:r>
-              <w:rPr>
-                <w:rFonts w:ascii="Times New Roman" w:cs="David" w:eastAsia="David" w:hAnsi="Times New Roman"/>
-                <w:b w:val="false"/>
-                <w:bCs w:val="false"/>
-                <w:sz w:val="18"/>
-                <w:szCs w:val="18"/>
-                <w:rtl/>
-              </w:rPr>
-              <w:t xml:space="preserve">המועצה הלאומית לשלום הילד (2023). ילדים בישראל 2022: לקט נתונים.</w:t>
+              <w:bidi w:val="false"/>
+              <w:spacing w:after="40" w:line="240"/>
+              <w:jc w:val="left"/>
+            </w:pPr>
+            <w:r>
+              <w:rPr>
+                <w:rFonts w:ascii="Times New Roman" w:cs="David" w:eastAsia="David" w:hAnsi="Times New Roman"/>
+                <w:b w:val="false"/>
+                <w:bCs w:val="false"/>
+                <w:sz w:val="18"/>
+                <w:szCs w:val="18"/>
+                <w:rtl w:val="false"/>
+              </w:rPr>
+              <w:t xml:space="preserve">Wang, T., et al. (2024). Frontiers in Neurology, 15, 1438786. (גישה פתוחה)</w:t>
             </w:r>
           </w:p>
         </w:tc>
@@ -6136,7 +4743,7 @@
                 <w:szCs w:val="18"/>
                 <w:rtl/>
               </w:rPr>
-              <w:t xml:space="preserve">נתוני רקע על ילדים בישראל. חופשי.</w:t>
+              <w:t xml:space="preserve">התערבויות פעילות גופנית משפרות שינה בילדים עם הפרעות נוירו-התפתחותיות. מתאים להמלצות בסיכום.</w:t>
             </w:r>
           </w:p>
         </w:tc>
@@ -6161,7 +4768,7 @@
                 <w:szCs w:val="18"/>
                 <w:rtl w:val="false"/>
               </w:rPr>
-              <w:t xml:space="preserve">Santos et al. (2023) / Lund et al. (2021) – כבר ברשימה</w:t>
+              <w:t xml:space="preserve">Ghanamah, R., et al. (2023). IJERPH, 20(11), 6041. (גישה פתוחה)</w:t>
             </w:r>
           </w:p>
         </w:tc>
@@ -6184,7 +4791,295 @@
                 <w:szCs w:val="18"/>
                 <w:rtl/>
               </w:rPr>
-              <w:t xml:space="preserve">לשימוש מורחב בדיון.</w:t>
+              <w:t xml:space="preserve">490 הורים בחברה הערבית בישראל: ירידה בפעילות ועלייה ביושבנות בקורונה.</w:t>
+            </w:r>
+          </w:p>
+        </w:tc>
+      </w:tr>
+      <w:tr>
+        <w:tc>
+          <w:tcPr>
+            <w:tcW w:type="dxa" w:w="6000"/>
+          </w:tcPr>
+          <w:p>
+            <w:pPr>
+              <w:bidi w:val="false"/>
+              <w:spacing w:after="40" w:line="240"/>
+              <w:jc w:val="left"/>
+            </w:pPr>
+            <w:r>
+              <w:rPr>
+                <w:rFonts w:ascii="Times New Roman" w:cs="David" w:eastAsia="David" w:hAnsi="Times New Roman"/>
+                <w:b w:val="false"/>
+                <w:bCs w:val="false"/>
+                <w:sz w:val="18"/>
+                <w:szCs w:val="18"/>
+                <w:rtl w:val="false"/>
+              </w:rPr>
+              <w:t xml:space="preserve">Tapia-Serrano, M. A., et al. (2022). Journal of Sport and Health Science, 11(4), 427-437. (גישה פתוחה)</w:t>
+            </w:r>
+          </w:p>
+        </w:tc>
+        <w:tc>
+          <w:tcPr>
+            <w:tcW w:type="dxa" w:w="8000"/>
+          </w:tcPr>
+          <w:p>
+            <w:pPr>
+              <w:bidi/>
+              <w:spacing w:after="40" w:line="240"/>
+              <w:jc w:val="right"/>
+            </w:pPr>
+            <w:r>
+              <w:rPr>
+                <w:rFonts w:ascii="Times New Roman" w:cs="David" w:eastAsia="David" w:hAnsi="Times New Roman"/>
+                <w:b w:val="false"/>
+                <w:bCs w:val="false"/>
+                <w:sz w:val="18"/>
+                <w:szCs w:val="18"/>
+                <w:rtl/>
+              </w:rPr>
+              <w:t xml:space="preserve">מטא-אנליזה, 387,437 משתתפים: רוב הילדים אינם עומדים בשלוש ההמלצות.</w:t>
+            </w:r>
+          </w:p>
+        </w:tc>
+      </w:tr>
+      <w:tr>
+        <w:tc>
+          <w:tcPr>
+            <w:tcW w:type="dxa" w:w="6000"/>
+          </w:tcPr>
+          <w:p>
+            <w:pPr>
+              <w:bidi w:val="false"/>
+              <w:spacing w:after="40" w:line="240"/>
+              <w:jc w:val="left"/>
+            </w:pPr>
+            <w:r>
+              <w:rPr>
+                <w:rFonts w:ascii="Times New Roman" w:cs="David" w:eastAsia="David" w:hAnsi="Times New Roman"/>
+                <w:b w:val="false"/>
+                <w:bCs w:val="false"/>
+                <w:sz w:val="18"/>
+                <w:szCs w:val="18"/>
+                <w:rtl w:val="false"/>
+              </w:rPr>
+              <w:t xml:space="preserve">Tremblay, M. S., et al. (2016). APNM, 41(6 Suppl. 3), S311-S327; Bull, F. C., et al. (2020). BJSM, 54(24), 1451-1462.</w:t>
+            </w:r>
+          </w:p>
+        </w:tc>
+        <w:tc>
+          <w:tcPr>
+            <w:tcW w:type="dxa" w:w="8000"/>
+          </w:tcPr>
+          <w:p>
+            <w:pPr>
+              <w:bidi/>
+              <w:spacing w:after="40" w:line="240"/>
+              <w:jc w:val="right"/>
+            </w:pPr>
+            <w:r>
+              <w:rPr>
+                <w:rFonts w:ascii="Times New Roman" w:cs="David" w:eastAsia="David" w:hAnsi="Times New Roman"/>
+                <w:b w:val="false"/>
+                <w:bCs w:val="false"/>
+                <w:sz w:val="18"/>
+                <w:szCs w:val="18"/>
+                <w:rtl/>
+              </w:rPr>
+              <w:t xml:space="preserve">מסמכי ההנחיות המקוריים (24 שעות; ארגון הבריאות העולמי). אם מותר להוסיף מקורות באנגלית, אלה הראשונים להוסיף.</w:t>
+            </w:r>
+          </w:p>
+        </w:tc>
+      </w:tr>
+      <w:tr>
+        <w:tc>
+          <w:tcPr>
+            <w:tcW w:type="dxa" w:w="6000"/>
+          </w:tcPr>
+          <w:p>
+            <w:pPr>
+              <w:bidi w:val="false"/>
+              <w:spacing w:after="40" w:line="240"/>
+              <w:jc w:val="left"/>
+            </w:pPr>
+            <w:r>
+              <w:rPr>
+                <w:rFonts w:ascii="Times New Roman" w:cs="David" w:eastAsia="David" w:hAnsi="Times New Roman"/>
+                <w:b w:val="false"/>
+                <w:bCs w:val="false"/>
+                <w:sz w:val="18"/>
+                <w:szCs w:val="18"/>
+                <w:rtl w:val="false"/>
+              </w:rPr>
+              <w:t xml:space="preserve">Drake, C., et al. (2003). Sleep, 26(4), 455-458; Kowalski, K. C., et al. (2004). PAQ-A manual.</w:t>
+            </w:r>
+          </w:p>
+        </w:tc>
+        <w:tc>
+          <w:tcPr>
+            <w:tcW w:type="dxa" w:w="8000"/>
+          </w:tcPr>
+          <w:p>
+            <w:pPr>
+              <w:bidi/>
+              <w:spacing w:after="40" w:line="240"/>
+              <w:jc w:val="right"/>
+            </w:pPr>
+            <w:r>
+              <w:rPr>
+                <w:rFonts w:ascii="Times New Roman" w:cs="David" w:eastAsia="David" w:hAnsi="Times New Roman"/>
+                <w:b w:val="false"/>
+                <w:bCs w:val="false"/>
+                <w:sz w:val="18"/>
+                <w:szCs w:val="18"/>
+                <w:rtl/>
+              </w:rPr>
+              <w:t xml:space="preserve">שאלוני ישנוניות (PDSS) ופעילות גופנית (PAQ-A) מתוקפים, אם רוצים כלים מתוקפים במקום פריטי HBSC.</w:t>
+            </w:r>
+          </w:p>
+        </w:tc>
+      </w:tr>
+      <w:tr>
+        <w:tc>
+          <w:tcPr>
+            <w:tcW w:type="dxa" w:w="6000"/>
+          </w:tcPr>
+          <w:p>
+            <w:pPr>
+              <w:bidi/>
+              <w:spacing w:after="40" w:line="240"/>
+              <w:jc w:val="right"/>
+            </w:pPr>
+            <w:r>
+              <w:rPr>
+                <w:rFonts w:ascii="Times New Roman" w:cs="David" w:eastAsia="David" w:hAnsi="Times New Roman"/>
+                <w:b w:val="false"/>
+                <w:bCs w:val="false"/>
+                <w:sz w:val="18"/>
+                <w:szCs w:val="18"/>
+                <w:rtl/>
+              </w:rPr>
+              <w:t xml:space="preserve">הראל-פיש, י' ואחרים (2024). נוער בישראל: ממצאי HBSC 2023. אוניברסיטת בר-אילן. (חופשי: Youthinisrael23.pdf באתר משרד החינוך)</w:t>
+            </w:r>
+          </w:p>
+        </w:tc>
+        <w:tc>
+          <w:tcPr>
+            <w:tcW w:type="dxa" w:w="8000"/>
+          </w:tcPr>
+          <w:p>
+            <w:pPr>
+              <w:bidi/>
+              <w:spacing w:after="40" w:line="240"/>
+              <w:jc w:val="right"/>
+            </w:pPr>
+            <w:r>
+              <w:rPr>
+                <w:rFonts w:ascii="Times New Roman" w:cs="David" w:eastAsia="David" w:hAnsi="Times New Roman"/>
+                <w:b w:val="false"/>
+                <w:bCs w:val="false"/>
+                <w:sz w:val="18"/>
+                <w:szCs w:val="18"/>
+                <w:rtl/>
+              </w:rPr>
+              <w:t xml:space="preserve">הדוח הארצי המלא, נתוני מסכים, שינה ופעילות לפי מגזר. לאמת מחברים ושנה.</w:t>
+            </w:r>
+          </w:p>
+        </w:tc>
+      </w:tr>
+      <w:tr>
+        <w:tc>
+          <w:tcPr>
+            <w:tcW w:type="dxa" w:w="6000"/>
+          </w:tcPr>
+          <w:p>
+            <w:pPr>
+              <w:bidi/>
+              <w:spacing w:after="40" w:line="240"/>
+              <w:jc w:val="right"/>
+            </w:pPr>
+            <w:r>
+              <w:rPr>
+                <w:rFonts w:ascii="Times New Roman" w:cs="David" w:eastAsia="David" w:hAnsi="Times New Roman"/>
+                <w:b w:val="false"/>
+                <w:bCs w:val="false"/>
+                <w:sz w:val="18"/>
+                <w:szCs w:val="18"/>
+                <w:rtl/>
+              </w:rPr>
+              <w:t xml:space="preserve">דפים, 67 (2019), מכון מופ"ת: "תרומתם של משאבים אישיים ושימושים באינטרנט לניבוי תחושת הבדידות של סטודנטיות להוראה עם וללא לקות למידה או הפרעת קשב"</w:t>
+            </w:r>
+          </w:p>
+        </w:tc>
+        <w:tc>
+          <w:tcPr>
+            <w:tcW w:type="dxa" w:w="8000"/>
+          </w:tcPr>
+          <w:p>
+            <w:pPr>
+              <w:bidi/>
+              <w:spacing w:after="40" w:line="240"/>
+              <w:jc w:val="right"/>
+            </w:pPr>
+            <w:r>
+              <w:rPr>
+                <w:rFonts w:ascii="Times New Roman" w:cs="David" w:eastAsia="David" w:hAnsi="Times New Roman"/>
+                <w:b w:val="false"/>
+                <w:bCs w:val="false"/>
+                <w:sz w:val="18"/>
+                <w:szCs w:val="18"/>
+                <w:rtl/>
+              </w:rPr>
+              <w:t xml:space="preserve">מאמר שפיט בעברית על שימוש באינטרנט בקרב סטודנטיות עם לקויות למידה. לא הצלחתי לאמת שמות המחברים. חופשי: store.macam.ac.il/.../dapim67.pdf</w:t>
+            </w:r>
+          </w:p>
+        </w:tc>
+      </w:tr>
+      <w:tr>
+        <w:tc>
+          <w:tcPr>
+            <w:tcW w:type="dxa" w:w="6000"/>
+          </w:tcPr>
+          <w:p>
+            <w:pPr>
+              <w:bidi w:val="false"/>
+              <w:spacing w:after="40" w:line="240"/>
+              <w:jc w:val="left"/>
+            </w:pPr>
+            <w:r>
+              <w:rPr>
+                <w:rFonts w:ascii="Times New Roman" w:cs="David" w:eastAsia="David" w:hAnsi="Times New Roman"/>
+                <w:b w:val="false"/>
+                <w:bCs w:val="false"/>
+                <w:sz w:val="18"/>
+                <w:szCs w:val="18"/>
+                <w:rtl w:val="false"/>
+              </w:rPr>
+              <w:t xml:space="preserve">Shochat, T., Flint-Bretler, O., &amp; Tzischinsky, O. (2010). Acta Paediatrica, 99(9), 1396-1400. (לא OA)</w:t>
+            </w:r>
+          </w:p>
+        </w:tc>
+        <w:tc>
+          <w:tcPr>
+            <w:tcW w:type="dxa" w:w="8000"/>
+          </w:tcPr>
+          <w:p>
+            <w:pPr>
+              <w:bidi/>
+              <w:spacing w:after="40" w:line="240"/>
+              <w:jc w:val="right"/>
+            </w:pPr>
+            <w:r>
+              <w:rPr>
+                <w:rFonts w:ascii="Times New Roman" w:cs="David" w:eastAsia="David" w:hAnsi="Times New Roman"/>
+                <w:b w:val="false"/>
+                <w:bCs w:val="false"/>
+                <w:sz w:val="18"/>
+                <w:szCs w:val="18"/>
+                <w:rtl/>
+              </w:rPr>
+              <w:t xml:space="preserve">מחקר ישראלי ותיק: מדיה בחדר השינה ושינה בקרב 470 תלמידי ח-ט.</w:t>
             </w:r>
           </w:p>
         </w:tc>
@@ -6204,7 +5099,7 @@
           <w:szCs w:val="20"/>
           <w:rtl/>
         </w:rPr>
-        <w:t xml:space="preserve">דרך מהירה להוריד את המאמרים המלאים: לכל מאמר עם מספר PMC, להיכנס ל-https://pmc.ncbi.nlm.nih.gov/articles/PMC&lt;המספר&gt;/ ולהוריד PDF. למאמרי MDPI ו-BMC, קישור ה-DOI מוביל ישירות לטקסט המלא.</w:t>
+        <w:t xml:space="preserve">הורדת הטקסט המלא: למאמרים באנגלית, קישור ה-DOI או https://pmc.ncbi.nlm.nih.gov/articles/PMC&lt;מספר&gt;/ מובילים ל-PDF חופשי. למאמרי "בתנועה": wincol.ac.il או l-w.ac.il, ארכיון כתב העת לפי כרך. למאמרי "רוח הספורט": telhai.ac.il, עמוד כתב העת.</w:t>
       </w:r>
     </w:p>
     <w:sectPr>

--- a/seminar/רשימת_מקורות_מסכים_שינה_פעילות_לקויות_למידה.docx
+++ b/seminar/רשימת_מקורות_מסכים_שינה_פעילות_לקויות_למידה.docx
@@ -35,7 +35,7 @@
           <w:szCs w:val="20"/>
           <w:rtl/>
         </w:rPr>
-        <w:t xml:space="preserve">בעבודה משמשים 22 מקורות: 7 מאמרים שפיטים באנגלית (כולם בגישה פתוחה מלאה, 2020 ואילך) ו-15 מקורות בעברית, מהם 10 מכתבי עת שפיטים או ניירות עמדה מקצועיים בגישה מלאה, ו-5 מקורות רשמיים (כנסת, משרד הבריאות, משרד החינוך, איגוד האינטרנט) ומאמר מקצועי אחד. עמודת "סטטוס" מסמנת מה נדרש עוד לאמת מול המאמר המלא. תאריך הכנת הרשימה: ספטמבר 2026.</w:t>
+        <w:t xml:space="preserve">בעבודה משמשים 24 מקורות: 7 מאמרים שפיטים באנגלית (כולם בגישה פתוחה מלאה, 2020 ואילך) ו-17 מקורות בעברית, מהם 12 מכתבי עת שפיטים או ניירות עמדה מקצועיים בגישה מלאה, ו-5 מקורות רשמיים (כנסת, משרד הבריאות, משרד החינוך, איגוד האינטרנט) ומאמר מקצועי אחד. עמודת "סטטוס" מסמנת מה נדרש עוד לאמת מול המאמר המלא. תאריך הכנת הרשימה: ספטמבר 2026.</w:t>
       </w:r>
     </w:p>
     <w:p>
@@ -1661,7 +1661,7 @@
           <w:szCs w:val="24"/>
           <w:rtl/>
         </w:rPr>
-        <w:t xml:space="preserve">מקורות בעברית (15)</w:t>
+        <w:t xml:space="preserve">מקורות בעברית (17)</w:t>
       </w:r>
     </w:p>
     <w:tbl>
@@ -4462,6 +4462,332 @@
                 <w:rtl/>
               </w:rPr>
               <w:t xml:space="preserve">לאמת כותרת העמוד</w:t>
+            </w:r>
+          </w:p>
+        </w:tc>
+      </w:tr>
+      <w:tr>
+        <w:tc>
+          <w:tcPr>
+            <w:tcW w:type="dxa" w:w="400"/>
+          </w:tcPr>
+          <w:p>
+            <w:pPr>
+              <w:bidi/>
+              <w:spacing w:after="40" w:line="240"/>
+              <w:jc w:val="right"/>
+            </w:pPr>
+            <w:r>
+              <w:rPr>
+                <w:rFonts w:ascii="Times New Roman" w:cs="David" w:eastAsia="David" w:hAnsi="Times New Roman"/>
+                <w:b w:val="false"/>
+                <w:bCs w:val="false"/>
+                <w:sz w:val="18"/>
+                <w:szCs w:val="18"/>
+                <w:rtl/>
+              </w:rPr>
+              <w:t xml:space="preserve">23</w:t>
+            </w:r>
+          </w:p>
+        </w:tc>
+        <w:tc>
+          <w:tcPr>
+            <w:tcW w:type="dxa" w:w="3600"/>
+          </w:tcPr>
+          <w:p>
+            <w:pPr>
+              <w:bidi/>
+              <w:spacing w:after="40" w:line="240"/>
+              <w:jc w:val="right"/>
+            </w:pPr>
+            <w:r>
+              <w:rPr>
+                <w:rFonts w:ascii="Times New Roman" w:cs="David" w:eastAsia="David" w:hAnsi="Times New Roman"/>
+                <w:b w:val="false"/>
+                <w:bCs w:val="false"/>
+                <w:sz w:val="18"/>
+                <w:szCs w:val="18"/>
+                <w:rtl/>
+              </w:rPr>
+              <w:t xml:space="preserve">בן-אשר, ס', וברגר, ר' (2013). שיפור כישורי למידה של תלמידות עם ליקויי למידה באמצעות אימון בתנועה משולב בהתערבות קוגניטיבית-התנהגותית: מחקר גישוש. בתנועה, י(3), 287-307.</w:t>
+            </w:r>
+          </w:p>
+        </w:tc>
+        <w:tc>
+          <w:tcPr>
+            <w:tcW w:type="dxa" w:w="1700"/>
+          </w:tcPr>
+          <w:p>
+            <w:pPr>
+              <w:bidi/>
+              <w:spacing w:after="40" w:line="240"/>
+              <w:jc w:val="right"/>
+            </w:pPr>
+            <w:r>
+              <w:rPr>
+                <w:rFonts w:ascii="Times New Roman" w:cs="David" w:eastAsia="David" w:hAnsi="Times New Roman"/>
+                <w:b w:val="false"/>
+                <w:bCs w:val="false"/>
+                <w:sz w:val="18"/>
+                <w:szCs w:val="18"/>
+                <w:rtl/>
+              </w:rPr>
+              <w:t xml:space="preserve">מאמר שפיט (בתנועה), מחקר גישוש, 6 תלמידות עם לקות למידה</w:t>
+            </w:r>
+          </w:p>
+        </w:tc>
+        <w:tc>
+          <w:tcPr>
+            <w:tcW w:type="dxa" w:w="2300"/>
+          </w:tcPr>
+          <w:p>
+            <w:pPr>
+              <w:bidi w:val="false"/>
+              <w:spacing w:after="40" w:line="240"/>
+              <w:jc w:val="left"/>
+            </w:pPr>
+            <w:r>
+              <w:rPr>
+                <w:rFonts w:ascii="Times New Roman" w:cs="David" w:eastAsia="David" w:hAnsi="Times New Roman"/>
+                <w:b w:val="false"/>
+                <w:bCs w:val="false"/>
+                <w:sz w:val="18"/>
+                <w:szCs w:val="18"/>
+                <w:rtl w:val="false"/>
+              </w:rPr>
+              <w:t xml:space="preserve">JSTOR 23635749 (הורד) / אתר וינגייט</w:t>
+            </w:r>
+          </w:p>
+        </w:tc>
+        <w:tc>
+          <w:tcPr>
+            <w:tcW w:type="dxa" w:w="3300"/>
+          </w:tcPr>
+          <w:p>
+            <w:pPr>
+              <w:bidi/>
+              <w:spacing w:after="40" w:line="240"/>
+              <w:jc w:val="right"/>
+            </w:pPr>
+            <w:r>
+              <w:rPr>
+                <w:rFonts w:ascii="Times New Roman" w:cs="David" w:eastAsia="David" w:hAnsi="Times New Roman"/>
+                <w:b w:val="false"/>
+                <w:bCs w:val="false"/>
+                <w:sz w:val="18"/>
+                <w:szCs w:val="18"/>
+                <w:rtl/>
+              </w:rPr>
+              <w:t xml:space="preserve">אימון תנועתי שבועי כחמישה חודשים: שיפור מובהק בכשרים קוגניטיביים, בהישגים ובקריאה, ושינוי ב-EEG.</w:t>
+            </w:r>
+          </w:p>
+        </w:tc>
+        <w:tc>
+          <w:tcPr>
+            <w:tcW w:type="dxa" w:w="1500"/>
+          </w:tcPr>
+          <w:p>
+            <w:pPr>
+              <w:bidi/>
+              <w:spacing w:after="40" w:line="240"/>
+              <w:jc w:val="right"/>
+            </w:pPr>
+            <w:r>
+              <w:rPr>
+                <w:rFonts w:ascii="Times New Roman" w:cs="David" w:eastAsia="David" w:hAnsi="Times New Roman"/>
+                <w:b w:val="false"/>
+                <w:bCs w:val="false"/>
+                <w:sz w:val="18"/>
+                <w:szCs w:val="18"/>
+                <w:rtl/>
+              </w:rPr>
+              <w:t xml:space="preserve">1.4, 4.2, 4.6, 4.8</w:t>
+            </w:r>
+          </w:p>
+        </w:tc>
+        <w:tc>
+          <w:tcPr>
+            <w:tcW w:type="dxa" w:w="1200"/>
+          </w:tcPr>
+          <w:p>
+            <w:pPr>
+              <w:bidi/>
+              <w:spacing w:after="40" w:line="240"/>
+              <w:jc w:val="right"/>
+            </w:pPr>
+            <w:r>
+              <w:rPr>
+                <w:rFonts w:ascii="Times New Roman" w:cs="David" w:eastAsia="David" w:hAnsi="Times New Roman"/>
+                <w:b w:val="false"/>
+                <w:bCs w:val="false"/>
+                <w:sz w:val="18"/>
+                <w:szCs w:val="18"/>
+                <w:rtl/>
+              </w:rPr>
+              <w:t xml:space="preserve">מאומת (מהמאמר עצמו)</w:t>
+            </w:r>
+          </w:p>
+        </w:tc>
+      </w:tr>
+      <w:tr>
+        <w:tc>
+          <w:tcPr>
+            <w:tcW w:type="dxa" w:w="400"/>
+          </w:tcPr>
+          <w:p>
+            <w:pPr>
+              <w:bidi/>
+              <w:spacing w:after="40" w:line="240"/>
+              <w:jc w:val="right"/>
+            </w:pPr>
+            <w:r>
+              <w:rPr>
+                <w:rFonts w:ascii="Times New Roman" w:cs="David" w:eastAsia="David" w:hAnsi="Times New Roman"/>
+                <w:b w:val="false"/>
+                <w:bCs w:val="false"/>
+                <w:sz w:val="18"/>
+                <w:szCs w:val="18"/>
+                <w:rtl/>
+              </w:rPr>
+              <w:t xml:space="preserve">24</w:t>
+            </w:r>
+          </w:p>
+        </w:tc>
+        <w:tc>
+          <w:tcPr>
+            <w:tcW w:type="dxa" w:w="3600"/>
+          </w:tcPr>
+          <w:p>
+            <w:pPr>
+              <w:bidi/>
+              <w:spacing w:after="40" w:line="240"/>
+              <w:jc w:val="right"/>
+            </w:pPr>
+            <w:r>
+              <w:rPr>
+                <w:rFonts w:ascii="Times New Roman" w:cs="David" w:eastAsia="David" w:hAnsi="Times New Roman"/>
+                <w:b w:val="false"/>
+                <w:bCs w:val="false"/>
+                <w:sz w:val="18"/>
+                <w:szCs w:val="18"/>
+                <w:rtl/>
+              </w:rPr>
+              <w:t xml:space="preserve">סלפטי, י', זמיר, י', ושרף-בוסל, ד' (2019). למידה מבוססת תנועה. לקסי-קיי, 12, 19-21.</w:t>
+            </w:r>
+          </w:p>
+        </w:tc>
+        <w:tc>
+          <w:tcPr>
+            <w:tcW w:type="dxa" w:w="1700"/>
+          </w:tcPr>
+          <w:p>
+            <w:pPr>
+              <w:bidi/>
+              <w:spacing w:after="40" w:line="240"/>
+              <w:jc w:val="right"/>
+            </w:pPr>
+            <w:r>
+              <w:rPr>
+                <w:rFonts w:ascii="Times New Roman" w:cs="David" w:eastAsia="David" w:hAnsi="Times New Roman"/>
+                <w:b w:val="false"/>
+                <w:bCs w:val="false"/>
+                <w:sz w:val="18"/>
+                <w:szCs w:val="18"/>
+                <w:rtl/>
+              </w:rPr>
+              <w:t xml:space="preserve">סקירה קצרה בכתב עת של מכללת קיי</w:t>
+            </w:r>
+          </w:p>
+        </w:tc>
+        <w:tc>
+          <w:tcPr>
+            <w:tcW w:type="dxa" w:w="2300"/>
+          </w:tcPr>
+          <w:p>
+            <w:pPr>
+              <w:bidi/>
+              <w:spacing w:after="40" w:line="240"/>
+              <w:jc w:val="right"/>
+            </w:pPr>
+            <w:r>
+              <w:rPr>
+                <w:rFonts w:ascii="Times New Roman" w:cs="David" w:eastAsia="David" w:hAnsi="Times New Roman"/>
+                <w:b w:val="false"/>
+                <w:bCs w:val="false"/>
+                <w:sz w:val="18"/>
+                <w:szCs w:val="18"/>
+                <w:rtl/>
+              </w:rPr>
+              <w:t xml:space="preserve">חופשי (PDF שנשלח)</w:t>
+            </w:r>
+          </w:p>
+        </w:tc>
+        <w:tc>
+          <w:tcPr>
+            <w:tcW w:type="dxa" w:w="3300"/>
+          </w:tcPr>
+          <w:p>
+            <w:pPr>
+              <w:bidi/>
+              <w:spacing w:after="40" w:line="240"/>
+              <w:jc w:val="right"/>
+            </w:pPr>
+            <w:r>
+              <w:rPr>
+                <w:rFonts w:ascii="Times New Roman" w:cs="David" w:eastAsia="David" w:hAnsi="Times New Roman"/>
+                <w:b w:val="false"/>
+                <w:bCs w:val="false"/>
+                <w:sz w:val="18"/>
+                <w:szCs w:val="18"/>
+                <w:rtl/>
+              </w:rPr>
+              <w:t xml:space="preserve">פעילות גופנית קשורה לתפקוד קוגניטיבי ולהישגים; המלצה לשלב תנועה בלמידה בחינוך המיוחד.</w:t>
+            </w:r>
+          </w:p>
+        </w:tc>
+        <w:tc>
+          <w:tcPr>
+            <w:tcW w:type="dxa" w:w="1500"/>
+          </w:tcPr>
+          <w:p>
+            <w:pPr>
+              <w:bidi/>
+              <w:spacing w:after="40" w:line="240"/>
+              <w:jc w:val="right"/>
+            </w:pPr>
+            <w:r>
+              <w:rPr>
+                <w:rFonts w:ascii="Times New Roman" w:cs="David" w:eastAsia="David" w:hAnsi="Times New Roman"/>
+                <w:b w:val="false"/>
+                <w:bCs w:val="false"/>
+                <w:sz w:val="18"/>
+                <w:szCs w:val="18"/>
+                <w:rtl/>
+              </w:rPr>
+              <w:t xml:space="preserve">1.4</w:t>
+            </w:r>
+          </w:p>
+        </w:tc>
+        <w:tc>
+          <w:tcPr>
+            <w:tcW w:type="dxa" w:w="1200"/>
+          </w:tcPr>
+          <w:p>
+            <w:pPr>
+              <w:bidi/>
+              <w:spacing w:after="40" w:line="240"/>
+              <w:jc w:val="right"/>
+            </w:pPr>
+            <w:r>
+              <w:rPr>
+                <w:rFonts w:ascii="Times New Roman" w:cs="David" w:eastAsia="David" w:hAnsi="Times New Roman"/>
+                <w:b w:val="false"/>
+                <w:bCs w:val="false"/>
+                <w:sz w:val="18"/>
+                <w:szCs w:val="18"/>
+                <w:rtl/>
+              </w:rPr>
+              <w:t xml:space="preserve">לוודא שהמאמר המלא הוא 3 עמודים בלבד</w:t>
             </w:r>
           </w:p>
         </w:tc>

--- a/seminar/רשימת_מקורות_מסכים_שינה_פעילות_לקויות_למידה.docx
+++ b/seminar/רשימת_מקורות_מסכים_שינה_פעילות_לקויות_למידה.docx
@@ -35,7 +35,7 @@
           <w:szCs w:val="20"/>
           <w:rtl/>
         </w:rPr>
-        <w:t xml:space="preserve">בעבודה משמשים 24 מקורות: 7 מאמרים שפיטים באנגלית (כולם בגישה פתוחה מלאה, 2020 ואילך) ו-17 מקורות בעברית, מהם 12 מכתבי עת שפיטים או ניירות עמדה מקצועיים בגישה מלאה, ו-5 מקורות רשמיים (כנסת, משרד הבריאות, משרד החינוך, איגוד האינטרנט) ומאמר מקצועי אחד. עמודת "סטטוס" מסמנת מה נדרש עוד לאמת מול המאמר המלא. תאריך הכנת הרשימה: ספטמבר 2026.</w:t>
+        <w:t xml:space="preserve">בעבודה משמשים 26 מקורות: 7 מאמרים שפיטים באנגלית (כולם בגישה פתוחה מלאה, 2020 ואילך) ו-19 מקורות בעברית, מהם 12 מכתבי עת שפיטים או ניירות עמדה מקצועיים בגישה מלאה, ו-5 מקורות רשמיים (כנסת, משרד הבריאות, משרד החינוך, איגוד האינטרנט) ומאמר מקצועי אחד. עמודת "סטטוס" מסמנת מה נדרש עוד לאמת מול המאמר המלא. תאריך הכנת הרשימה: ספטמבר 2026.</w:t>
       </w:r>
     </w:p>
     <w:p>
@@ -1661,7 +1661,7 @@
           <w:szCs w:val="24"/>
           <w:rtl/>
         </w:rPr>
-        <w:t xml:space="preserve">מקורות בעברית (17)</w:t>
+        <w:t xml:space="preserve">מקורות בעברית (19)</w:t>
       </w:r>
     </w:p>
     <w:tbl>
@@ -4788,6 +4788,332 @@
                 <w:rtl/>
               </w:rPr>
               <w:t xml:space="preserve">לוודא שהמאמר המלא הוא 3 עמודים בלבד</w:t>
+            </w:r>
+          </w:p>
+        </w:tc>
+      </w:tr>
+      <w:tr>
+        <w:tc>
+          <w:tcPr>
+            <w:tcW w:type="dxa" w:w="400"/>
+          </w:tcPr>
+          <w:p>
+            <w:pPr>
+              <w:bidi/>
+              <w:spacing w:after="40" w:line="240"/>
+              <w:jc w:val="right"/>
+            </w:pPr>
+            <w:r>
+              <w:rPr>
+                <w:rFonts w:ascii="Times New Roman" w:cs="David" w:eastAsia="David" w:hAnsi="Times New Roman"/>
+                <w:b w:val="false"/>
+                <w:bCs w:val="false"/>
+                <w:sz w:val="18"/>
+                <w:szCs w:val="18"/>
+                <w:rtl/>
+              </w:rPr>
+              <w:t xml:space="preserve">25</w:t>
+            </w:r>
+          </w:p>
+        </w:tc>
+        <w:tc>
+          <w:tcPr>
+            <w:tcW w:type="dxa" w:w="3600"/>
+          </w:tcPr>
+          <w:p>
+            <w:pPr>
+              <w:bidi/>
+              <w:spacing w:after="40" w:line="240"/>
+              <w:jc w:val="right"/>
+            </w:pPr>
+            <w:r>
+              <w:rPr>
+                <w:rFonts w:ascii="Times New Roman" w:cs="David" w:eastAsia="David" w:hAnsi="Times New Roman"/>
+                <w:b w:val="false"/>
+                <w:bCs w:val="false"/>
+                <w:sz w:val="18"/>
+                <w:szCs w:val="18"/>
+                <w:rtl/>
+              </w:rPr>
+              <w:t xml:space="preserve">שחף, מ', ושלג, מ' (2020). פעילות גופנית בשעות הפנאי וחרדה מצבית בקרב ילדים המתגוררים ביישובי קו העימות בישראל לעומת ילדים המתגוררים במרכז הארץ. בתנועה, יב(3), 342-364.</w:t>
+            </w:r>
+          </w:p>
+        </w:tc>
+        <w:tc>
+          <w:tcPr>
+            <w:tcW w:type="dxa" w:w="1700"/>
+          </w:tcPr>
+          <w:p>
+            <w:pPr>
+              <w:bidi/>
+              <w:spacing w:after="40" w:line="240"/>
+              <w:jc w:val="right"/>
+            </w:pPr>
+            <w:r>
+              <w:rPr>
+                <w:rFonts w:ascii="Times New Roman" w:cs="David" w:eastAsia="David" w:hAnsi="Times New Roman"/>
+                <w:b w:val="false"/>
+                <w:bCs w:val="false"/>
+                <w:sz w:val="18"/>
+                <w:szCs w:val="18"/>
+                <w:rtl/>
+              </w:rPr>
+              <w:t xml:space="preserve">מאמר שפיט (בתנועה), 60 תלמידי כיתות ה-ו</w:t>
+            </w:r>
+          </w:p>
+        </w:tc>
+        <w:tc>
+          <w:tcPr>
+            <w:tcW w:type="dxa" w:w="2300"/>
+          </w:tcPr>
+          <w:p>
+            <w:pPr>
+              <w:bidi w:val="false"/>
+              <w:spacing w:after="40" w:line="240"/>
+              <w:jc w:val="left"/>
+            </w:pPr>
+            <w:r>
+              <w:rPr>
+                <w:rFonts w:ascii="Times New Roman" w:cs="David" w:eastAsia="David" w:hAnsi="Times New Roman"/>
+                <w:b w:val="false"/>
+                <w:bCs w:val="false"/>
+                <w:sz w:val="18"/>
+                <w:szCs w:val="18"/>
+                <w:rtl w:val="false"/>
+              </w:rPr>
+              <w:t xml:space="preserve">JSTOR (PDF שנשלח)</w:t>
+            </w:r>
+          </w:p>
+        </w:tc>
+        <w:tc>
+          <w:tcPr>
+            <w:tcW w:type="dxa" w:w="3300"/>
+          </w:tcPr>
+          <w:p>
+            <w:pPr>
+              <w:bidi/>
+              <w:spacing w:after="40" w:line="240"/>
+              <w:jc w:val="right"/>
+            </w:pPr>
+            <w:r>
+              <w:rPr>
+                <w:rFonts w:ascii="Times New Roman" w:cs="David" w:eastAsia="David" w:hAnsi="Times New Roman"/>
+                <w:b w:val="false"/>
+                <w:bCs w:val="false"/>
+                <w:sz w:val="18"/>
+                <w:szCs w:val="18"/>
+                <w:rtl/>
+              </w:rPr>
+              <w:t xml:space="preserve">כ-16 שעות מסך לעומת כ-8 שעות פעילות בשבוע; קשר שלילי בין עמדה בריאותית לזמן מסך וחיובי לזמן פעילות.</w:t>
+            </w:r>
+          </w:p>
+        </w:tc>
+        <w:tc>
+          <w:tcPr>
+            <w:tcW w:type="dxa" w:w="1500"/>
+          </w:tcPr>
+          <w:p>
+            <w:pPr>
+              <w:bidi/>
+              <w:spacing w:after="40" w:line="240"/>
+              <w:jc w:val="right"/>
+            </w:pPr>
+            <w:r>
+              <w:rPr>
+                <w:rFonts w:ascii="Times New Roman" w:cs="David" w:eastAsia="David" w:hAnsi="Times New Roman"/>
+                <w:b w:val="false"/>
+                <w:bCs w:val="false"/>
+                <w:sz w:val="18"/>
+                <w:szCs w:val="18"/>
+                <w:rtl/>
+              </w:rPr>
+              <w:t xml:space="preserve">1.2</w:t>
+            </w:r>
+          </w:p>
+        </w:tc>
+        <w:tc>
+          <w:tcPr>
+            <w:tcW w:type="dxa" w:w="1200"/>
+          </w:tcPr>
+          <w:p>
+            <w:pPr>
+              <w:bidi/>
+              <w:spacing w:after="40" w:line="240"/>
+              <w:jc w:val="right"/>
+            </w:pPr>
+            <w:r>
+              <w:rPr>
+                <w:rFonts w:ascii="Times New Roman" w:cs="David" w:eastAsia="David" w:hAnsi="Times New Roman"/>
+                <w:b w:val="false"/>
+                <w:bCs w:val="false"/>
+                <w:sz w:val="18"/>
+                <w:szCs w:val="18"/>
+                <w:rtl/>
+              </w:rPr>
+              <w:t xml:space="preserve">שולב</w:t>
+            </w:r>
+          </w:p>
+        </w:tc>
+      </w:tr>
+      <w:tr>
+        <w:tc>
+          <w:tcPr>
+            <w:tcW w:type="dxa" w:w="400"/>
+          </w:tcPr>
+          <w:p>
+            <w:pPr>
+              <w:bidi/>
+              <w:spacing w:after="40" w:line="240"/>
+              <w:jc w:val="right"/>
+            </w:pPr>
+            <w:r>
+              <w:rPr>
+                <w:rFonts w:ascii="Times New Roman" w:cs="David" w:eastAsia="David" w:hAnsi="Times New Roman"/>
+                <w:b w:val="false"/>
+                <w:bCs w:val="false"/>
+                <w:sz w:val="18"/>
+                <w:szCs w:val="18"/>
+                <w:rtl/>
+              </w:rPr>
+              <w:t xml:space="preserve">26</w:t>
+            </w:r>
+          </w:p>
+        </w:tc>
+        <w:tc>
+          <w:tcPr>
+            <w:tcW w:type="dxa" w:w="3600"/>
+          </w:tcPr>
+          <w:p>
+            <w:pPr>
+              <w:bidi/>
+              <w:spacing w:after="40" w:line="240"/>
+              <w:jc w:val="right"/>
+            </w:pPr>
+            <w:r>
+              <w:rPr>
+                <w:rFonts w:ascii="Times New Roman" w:cs="David" w:eastAsia="David" w:hAnsi="Times New Roman"/>
+                <w:b w:val="false"/>
+                <w:bCs w:val="false"/>
+                <w:sz w:val="18"/>
+                <w:szCs w:val="18"/>
+                <w:rtl/>
+              </w:rPr>
+              <w:t xml:space="preserve">גלסר, מ' ואחרים (2022). תוכנית התערבות מקוונת חברו"ת לעידוד הרגלי פעילות גופנית ושיפור מדדים רגשיים וחברתיים בקרב בני נוער בסיכון במהלך משבר מגפת הקורונה 2020. בתנועה, יג(4), 401-421.</w:t>
+            </w:r>
+          </w:p>
+        </w:tc>
+        <w:tc>
+          <w:tcPr>
+            <w:tcW w:type="dxa" w:w="1700"/>
+          </w:tcPr>
+          <w:p>
+            <w:pPr>
+              <w:bidi/>
+              <w:spacing w:after="40" w:line="240"/>
+              <w:jc w:val="right"/>
+            </w:pPr>
+            <w:r>
+              <w:rPr>
+                <w:rFonts w:ascii="Times New Roman" w:cs="David" w:eastAsia="David" w:hAnsi="Times New Roman"/>
+                <w:b w:val="false"/>
+                <w:bCs w:val="false"/>
+                <w:sz w:val="18"/>
+                <w:szCs w:val="18"/>
+                <w:rtl/>
+              </w:rPr>
+              <w:t xml:space="preserve">מאמר שפיט (בתנועה), 56 בני נוער בסיכון, ניסוי-ביקורת</w:t>
+            </w:r>
+          </w:p>
+        </w:tc>
+        <w:tc>
+          <w:tcPr>
+            <w:tcW w:type="dxa" w:w="2300"/>
+          </w:tcPr>
+          <w:p>
+            <w:pPr>
+              <w:bidi w:val="false"/>
+              <w:spacing w:after="40" w:line="240"/>
+              <w:jc w:val="left"/>
+            </w:pPr>
+            <w:r>
+              <w:rPr>
+                <w:rFonts w:ascii="Times New Roman" w:cs="David" w:eastAsia="David" w:hAnsi="Times New Roman"/>
+                <w:b w:val="false"/>
+                <w:bCs w:val="false"/>
+                <w:sz w:val="18"/>
+                <w:szCs w:val="18"/>
+                <w:rtl w:val="false"/>
+              </w:rPr>
+              <w:t xml:space="preserve">JSTOR (PDF שנשלח)</w:t>
+            </w:r>
+          </w:p>
+        </w:tc>
+        <w:tc>
+          <w:tcPr>
+            <w:tcW w:type="dxa" w:w="3300"/>
+          </w:tcPr>
+          <w:p>
+            <w:pPr>
+              <w:bidi/>
+              <w:spacing w:after="40" w:line="240"/>
+              <w:jc w:val="right"/>
+            </w:pPr>
+            <w:r>
+              <w:rPr>
+                <w:rFonts w:ascii="Times New Roman" w:cs="David" w:eastAsia="David" w:hAnsi="Times New Roman"/>
+                <w:b w:val="false"/>
+                <w:bCs w:val="false"/>
+                <w:sz w:val="18"/>
+                <w:szCs w:val="18"/>
+                <w:rtl/>
+              </w:rPr>
+              <w:t xml:space="preserve">חונכות מקוונת עם פעילות גופנית העלתה חוסן והורידה מצוקה; מודל להתערבות.</w:t>
+            </w:r>
+          </w:p>
+        </w:tc>
+        <w:tc>
+          <w:tcPr>
+            <w:tcW w:type="dxa" w:w="1500"/>
+          </w:tcPr>
+          <w:p>
+            <w:pPr>
+              <w:bidi/>
+              <w:spacing w:after="40" w:line="240"/>
+              <w:jc w:val="right"/>
+            </w:pPr>
+            <w:r>
+              <w:rPr>
+                <w:rFonts w:ascii="Times New Roman" w:cs="David" w:eastAsia="David" w:hAnsi="Times New Roman"/>
+                <w:b w:val="false"/>
+                <w:bCs w:val="false"/>
+                <w:sz w:val="18"/>
+                <w:szCs w:val="18"/>
+                <w:rtl/>
+              </w:rPr>
+              <w:t xml:space="preserve">4.6</w:t>
+            </w:r>
+          </w:p>
+        </w:tc>
+        <w:tc>
+          <w:tcPr>
+            <w:tcW w:type="dxa" w:w="1200"/>
+          </w:tcPr>
+          <w:p>
+            <w:pPr>
+              <w:bidi/>
+              <w:spacing w:after="40" w:line="240"/>
+              <w:jc w:val="right"/>
+            </w:pPr>
+            <w:r>
+              <w:rPr>
+                <w:rFonts w:ascii="Times New Roman" w:cs="David" w:eastAsia="David" w:hAnsi="Times New Roman"/>
+                <w:b w:val="false"/>
+                <w:bCs w:val="false"/>
+                <w:sz w:val="18"/>
+                <w:szCs w:val="18"/>
+                <w:rtl/>
+              </w:rPr>
+              <w:t xml:space="preserve">שולב</w:t>
             </w:r>
           </w:p>
         </w:tc>
